--- a/propuesta/MissTortasVision.docx
+++ b/propuesta/MissTortasVision.docx
@@ -21866,9 +21866,6 @@
         <w:tc>
           <w:tcPr>
             <w:tcW w:w="682" w:type="dxa"/>
-            <w:tcBorders>
-              <w:bottom w:val="single" w:sz="6" w:space="0" w:color="000000"/>
-            </w:tcBorders>
             <w:tcMar>
               <w:top w:w="0" w:type="dxa"/>
               <w:left w:w="0" w:type="dxa"/>
@@ -21894,6 +21891,76 @@
         <w:tc>
           <w:tcPr>
             <w:tcW w:w="5936" w:type="dxa"/>
+            <w:tcMar>
+              <w:top w:w="0" w:type="dxa"/>
+              <w:left w:w="0" w:type="dxa"/>
+              <w:bottom w:w="0" w:type="dxa"/>
+              <w:right w:w="0" w:type="dxa"/>
+            </w:tcMar>
+          </w:tcPr>
+          <w:p>
+            <w:pPr>
+              <w:widowControl w:val="0"/>
+              <w:jc w:val="left"/>
+              <w:rPr>
+                <w:color w:val="000000"/>
+                <w:sz w:val="18"/>
+                <w:szCs w:val="18"/>
+              </w:rPr>
+            </w:pPr>
+            <w:r>
+              <w:rPr>
+                <w:color w:val="000000"/>
+                <w:sz w:val="18"/>
+                <w:szCs w:val="18"/>
+              </w:rPr>
+              <w:t>Visualizar Pedido Final</w:t>
+            </w:r>
+          </w:p>
+        </w:tc>
+        <w:tc>
+          <w:tcPr>
+            <w:tcW w:w="3309" w:type="dxa"/>
+            <w:tcMar>
+              <w:top w:w="0" w:type="dxa"/>
+              <w:left w:w="0" w:type="dxa"/>
+              <w:bottom w:w="0" w:type="dxa"/>
+              <w:right w:w="0" w:type="dxa"/>
+            </w:tcMar>
+          </w:tcPr>
+          <w:p>
+            <w:pPr>
+              <w:pStyle w:val="TableContents"/>
+              <w:rPr>
+                <w:color w:val="000000"/>
+                <w:sz w:val="18"/>
+                <w:szCs w:val="18"/>
+              </w:rPr>
+            </w:pPr>
+            <w:r>
+              <w:rPr>
+                <w:color w:val="000000"/>
+                <w:sz w:val="18"/>
+                <w:szCs w:val="18"/>
+              </w:rPr>
+              <w:t>Alta</w:t>
+            </w:r>
+          </w:p>
+        </w:tc>
+      </w:tr>
+      <w:tr>
+        <w:tblPrEx>
+          <w:tblCellMar>
+            <w:top w:w="0" w:type="dxa"/>
+            <w:bottom w:w="0" w:type="dxa"/>
+          </w:tblCellMar>
+        </w:tblPrEx>
+        <w:trPr>
+          <w:trHeight w:val="376"/>
+        </w:trPr>
+        <w:tc>
+          <w:tcPr>
+            <w:tcW w:w="682" w:type="dxa"/>
             <w:tcBorders>
               <w:bottom w:val="single" w:sz="6" w:space="0" w:color="000000"/>
             </w:tcBorders>
@@ -21906,21 +21973,52 @@
           </w:tcPr>
           <w:p>
             <w:pPr>
-              <w:widowControl w:val="0"/>
-              <w:jc w:val="left"/>
-              <w:rPr>
-                <w:color w:val="000000"/>
-                <w:sz w:val="18"/>
-                <w:szCs w:val="18"/>
-              </w:rPr>
-            </w:pPr>
-            <w:r>
-              <w:rPr>
-                <w:color w:val="000000"/>
-                <w:sz w:val="18"/>
-                <w:szCs w:val="18"/>
-              </w:rPr>
-              <w:t>Visualizar Pedido Final</w:t>
+              <w:pStyle w:val="TableContents"/>
+              <w:numPr>
+                <w:ilvl w:val="0"/>
+                <w:numId w:val="36"/>
+              </w:numPr>
+              <w:rPr>
+                <w:color w:val="000000"/>
+                <w:sz w:val="18"/>
+                <w:szCs w:val="18"/>
+              </w:rPr>
+            </w:pPr>
+          </w:p>
+        </w:tc>
+        <w:tc>
+          <w:tcPr>
+            <w:tcW w:w="5936" w:type="dxa"/>
+            <w:tcBorders>
+              <w:bottom w:val="single" w:sz="6" w:space="0" w:color="000000"/>
+            </w:tcBorders>
+            <w:tcMar>
+              <w:top w:w="0" w:type="dxa"/>
+              <w:left w:w="0" w:type="dxa"/>
+              <w:bottom w:w="0" w:type="dxa"/>
+              <w:right w:w="0" w:type="dxa"/>
+            </w:tcMar>
+          </w:tcPr>
+          <w:p>
+            <w:pPr>
+              <w:widowControl w:val="0"/>
+              <w:tabs>
+                <w:tab w:val="left" w:pos="1680"/>
+              </w:tabs>
+              <w:jc w:val="left"/>
+              <w:rPr>
+                <w:color w:val="000000"/>
+                <w:sz w:val="18"/>
+                <w:szCs w:val="18"/>
+              </w:rPr>
+            </w:pPr>
+            <w:r>
+              <w:rPr>
+                <w:color w:val="000000"/>
+                <w:sz w:val="18"/>
+                <w:szCs w:val="18"/>
+              </w:rPr>
+              <w:t>ABM Dirección</w:t>
             </w:r>
           </w:p>
         </w:tc>

--- a/propuesta/MissTortasVision.docx
+++ b/propuesta/MissTortasVision.docx
@@ -142,31 +142,7 @@
         <w:ind w:left="284"/>
       </w:pPr>
       <w:r>
-        <w:t xml:space="preserve">Fecha: </w:t>
-      </w:r>
-      <w:r>
-        <w:rPr>
-          <w:lang/>
-        </w:rPr>
-        <w:t>27</w:t>
-      </w:r>
-      <w:r>
-        <w:t>/</w:t>
-      </w:r>
-      <w:r>
-        <w:rPr>
-          <w:lang/>
-        </w:rPr>
-        <w:t>10</w:t>
-      </w:r>
-      <w:r>
-        <w:t>/202</w:t>
-      </w:r>
-      <w:r>
-        <w:rPr>
-          <w:lang/>
-        </w:rPr>
-        <w:t>5</w:t>
+        <w:t>Fecha: 27/10/2025</w:t>
       </w:r>
     </w:p>
     <w:p>
@@ -194,6 +170,9 @@
           <w:tab w:val="clear" w:pos="9927"/>
           <w:tab w:val="right" w:leader="dot" w:pos="9926"/>
         </w:tabs>
+        <w:rPr>
+          <w:sz w:val="20"/>
+        </w:rPr>
       </w:pPr>
       <w:r>
         <w:rPr>
@@ -214,11 +193,17 @@
         </w:rPr>
         <w:fldChar w:fldCharType="separate"/>
       </w:r>
-      <w:hyperlink r:id="rId7" w:history="1">
+      <w:hyperlink w:anchor="__RefHeading___Toc9217_3966994088" w:history="1">
         <w:r>
+          <w:rPr>
+            <w:sz w:val="20"/>
+          </w:rPr>
           <w:t>1. Índice</w:t>
         </w:r>
         <w:r>
+          <w:rPr>
+            <w:sz w:val="20"/>
+          </w:rPr>
           <w:tab/>
           <w:t>2</w:t>
         </w:r>
@@ -231,12 +216,21 @@
           <w:tab w:val="clear" w:pos="9927"/>
           <w:tab w:val="right" w:leader="dot" w:pos="9926"/>
         </w:tabs>
-      </w:pPr>
-      <w:hyperlink r:id="rId8" w:history="1">
+        <w:rPr>
+          <w:sz w:val="20"/>
+        </w:rPr>
+      </w:pPr>
+      <w:hyperlink w:anchor="__RefHeading___Toc9233_3966994088" w:history="1">
         <w:r>
+          <w:rPr>
+            <w:sz w:val="20"/>
+          </w:rPr>
           <w:t>2. Versionado</w:t>
         </w:r>
         <w:r>
+          <w:rPr>
+            <w:sz w:val="20"/>
+          </w:rPr>
           <w:tab/>
           <w:t>4</w:t>
         </w:r>
@@ -249,12 +243,21 @@
           <w:tab w:val="clear" w:pos="9927"/>
           <w:tab w:val="right" w:leader="dot" w:pos="9926"/>
         </w:tabs>
-      </w:pPr>
-      <w:hyperlink r:id="rId9" w:history="1">
+        <w:rPr>
+          <w:sz w:val="20"/>
+        </w:rPr>
+      </w:pPr>
+      <w:hyperlink w:anchor="__RefHeading___Toc9231_3966994088" w:history="1">
         <w:r>
+          <w:rPr>
+            <w:sz w:val="20"/>
+          </w:rPr>
           <w:t>3. Introducción</w:t>
         </w:r>
         <w:r>
+          <w:rPr>
+            <w:sz w:val="20"/>
+          </w:rPr>
           <w:tab/>
           <w:t>5</w:t>
         </w:r>
@@ -267,12 +270,21 @@
           <w:tab w:val="clear" w:pos="9927"/>
           <w:tab w:val="right" w:leader="dot" w:pos="10209"/>
         </w:tabs>
-      </w:pPr>
-      <w:hyperlink r:id="rId10" w:history="1">
+        <w:rPr>
+          <w:sz w:val="20"/>
+        </w:rPr>
+      </w:pPr>
+      <w:hyperlink w:anchor="__RefHeading___Toc9235_3966994088" w:history="1">
         <w:r>
+          <w:rPr>
+            <w:sz w:val="20"/>
+          </w:rPr>
           <w:t>3.1 Propósito del documento</w:t>
         </w:r>
         <w:r>
+          <w:rPr>
+            <w:sz w:val="20"/>
+          </w:rPr>
           <w:tab/>
           <w:t>5</w:t>
         </w:r>
@@ -285,12 +297,21 @@
           <w:tab w:val="clear" w:pos="9927"/>
           <w:tab w:val="right" w:leader="dot" w:pos="10209"/>
         </w:tabs>
-      </w:pPr>
-      <w:hyperlink r:id="rId11" w:history="1">
+        <w:rPr>
+          <w:sz w:val="20"/>
+        </w:rPr>
+      </w:pPr>
+      <w:hyperlink w:anchor="__RefHeading___Toc9303_3966994088" w:history="1">
         <w:r>
+          <w:rPr>
+            <w:sz w:val="20"/>
+          </w:rPr>
           <w:t>3.2 Destinatarios</w:t>
         </w:r>
         <w:r>
+          <w:rPr>
+            <w:sz w:val="20"/>
+          </w:rPr>
           <w:tab/>
           <w:t>5</w:t>
         </w:r>
@@ -303,12 +324,21 @@
           <w:tab w:val="clear" w:pos="9927"/>
           <w:tab w:val="right" w:leader="dot" w:pos="10209"/>
         </w:tabs>
-      </w:pPr>
-      <w:hyperlink r:id="rId12" w:history="1">
+        <w:rPr>
+          <w:sz w:val="20"/>
+        </w:rPr>
+      </w:pPr>
+      <w:hyperlink w:anchor="__RefHeading___Toc9301_3966994088" w:history="1">
         <w:r>
+          <w:rPr>
+            <w:sz w:val="20"/>
+          </w:rPr>
           <w:t>3.3 Participantes</w:t>
         </w:r>
         <w:r>
+          <w:rPr>
+            <w:sz w:val="20"/>
+          </w:rPr>
           <w:tab/>
           <w:t>5</w:t>
         </w:r>
@@ -321,12 +351,21 @@
           <w:tab w:val="clear" w:pos="9927"/>
           <w:tab w:val="right" w:leader="dot" w:pos="10493"/>
         </w:tabs>
-      </w:pPr>
-      <w:hyperlink r:id="rId13" w:history="1">
+        <w:rPr>
+          <w:sz w:val="20"/>
+        </w:rPr>
+      </w:pPr>
+      <w:hyperlink w:anchor="__RefHeading___Toc9305_3966994088" w:history="1">
         <w:r>
+          <w:rPr>
+            <w:sz w:val="20"/>
+          </w:rPr>
           <w:t>3.3.1 Por parte de Miss Tortas Bakery SA</w:t>
         </w:r>
         <w:r>
+          <w:rPr>
+            <w:sz w:val="20"/>
+          </w:rPr>
           <w:tab/>
           <w:t>5</w:t>
         </w:r>
@@ -339,12 +378,21 @@
           <w:tab w:val="clear" w:pos="9927"/>
           <w:tab w:val="right" w:leader="dot" w:pos="10493"/>
         </w:tabs>
-      </w:pPr>
-      <w:hyperlink r:id="rId14" w:history="1">
+        <w:rPr>
+          <w:sz w:val="20"/>
+        </w:rPr>
+      </w:pPr>
+      <w:hyperlink w:anchor="__RefHeading___Toc9321_3966994088" w:history="1">
         <w:r>
+          <w:rPr>
+            <w:sz w:val="20"/>
+          </w:rPr>
           <w:t>3.3.2 Por parte de Informática</w:t>
         </w:r>
         <w:r>
+          <w:rPr>
+            <w:sz w:val="20"/>
+          </w:rPr>
           <w:tab/>
           <w:t>5</w:t>
         </w:r>
@@ -357,12 +405,21 @@
           <w:tab w:val="clear" w:pos="9927"/>
           <w:tab w:val="right" w:leader="dot" w:pos="10209"/>
         </w:tabs>
-      </w:pPr>
-      <w:hyperlink r:id="rId15" w:history="1">
+        <w:rPr>
+          <w:sz w:val="20"/>
+        </w:rPr>
+      </w:pPr>
+      <w:hyperlink w:anchor="__RefHeading___Toc9299_3966994088" w:history="1">
         <w:r>
+          <w:rPr>
+            <w:sz w:val="20"/>
+          </w:rPr>
           <w:t>3.4 Definiciones, Acrónimos y Abreviaciones</w:t>
         </w:r>
         <w:r>
+          <w:rPr>
+            <w:sz w:val="20"/>
+          </w:rPr>
           <w:tab/>
           <w:t>5</w:t>
         </w:r>
@@ -375,12 +432,21 @@
           <w:tab w:val="clear" w:pos="9927"/>
           <w:tab w:val="right" w:leader="dot" w:pos="10209"/>
         </w:tabs>
-      </w:pPr>
-      <w:hyperlink r:id="rId16" w:history="1">
+        <w:rPr>
+          <w:sz w:val="20"/>
+        </w:rPr>
+      </w:pPr>
+      <w:hyperlink w:anchor="__RefHeading___Toc9297_3966994088" w:history="1">
         <w:r>
+          <w:rPr>
+            <w:sz w:val="20"/>
+          </w:rPr>
           <w:t>3.5 Referencias</w:t>
         </w:r>
         <w:r>
+          <w:rPr>
+            <w:sz w:val="20"/>
+          </w:rPr>
           <w:tab/>
           <w:t>5</w:t>
         </w:r>
@@ -393,12 +459,21 @@
           <w:tab w:val="clear" w:pos="9927"/>
           <w:tab w:val="right" w:leader="dot" w:pos="9926"/>
         </w:tabs>
-      </w:pPr>
-      <w:hyperlink r:id="rId17" w:history="1">
+        <w:rPr>
+          <w:sz w:val="20"/>
+        </w:rPr>
+      </w:pPr>
+      <w:hyperlink w:anchor="__RefHeading___Toc9229_3966994088" w:history="1">
         <w:r>
+          <w:rPr>
+            <w:sz w:val="20"/>
+          </w:rPr>
           <w:t>4. Antecedentes</w:t>
         </w:r>
         <w:r>
+          <w:rPr>
+            <w:sz w:val="20"/>
+          </w:rPr>
           <w:tab/>
           <w:t>6</w:t>
         </w:r>
@@ -411,12 +486,21 @@
           <w:tab w:val="clear" w:pos="9927"/>
           <w:tab w:val="right" w:leader="dot" w:pos="10209"/>
         </w:tabs>
-      </w:pPr>
-      <w:hyperlink r:id="rId18" w:history="1">
+        <w:rPr>
+          <w:sz w:val="20"/>
+        </w:rPr>
+      </w:pPr>
+      <w:hyperlink w:anchor="__RefHeading___Toc9295_3966994088" w:history="1">
         <w:r>
+          <w:rPr>
+            <w:sz w:val="20"/>
+          </w:rPr>
           <w:t>4.1 Objetivos y Estrategias de Negocio</w:t>
         </w:r>
         <w:r>
+          <w:rPr>
+            <w:sz w:val="20"/>
+          </w:rPr>
           <w:tab/>
           <w:t>6</w:t>
         </w:r>
@@ -429,12 +513,21 @@
           <w:tab w:val="clear" w:pos="9927"/>
           <w:tab w:val="right" w:leader="dot" w:pos="10209"/>
         </w:tabs>
-      </w:pPr>
-      <w:hyperlink r:id="rId19" w:history="1">
+        <w:rPr>
+          <w:sz w:val="20"/>
+        </w:rPr>
+      </w:pPr>
+      <w:hyperlink w:anchor="__RefHeading___Toc9293_3966994088" w:history="1">
         <w:r>
+          <w:rPr>
+            <w:sz w:val="20"/>
+          </w:rPr>
           <w:t>4.2 Lista de Stakeholders referentes</w:t>
         </w:r>
         <w:r>
+          <w:rPr>
+            <w:sz w:val="20"/>
+          </w:rPr>
           <w:tab/>
           <w:t>7</w:t>
         </w:r>
@@ -447,12 +540,21 @@
           <w:tab w:val="clear" w:pos="9927"/>
           <w:tab w:val="right" w:leader="dot" w:pos="10209"/>
         </w:tabs>
-      </w:pPr>
-      <w:hyperlink r:id="rId20" w:history="1">
+        <w:rPr>
+          <w:sz w:val="20"/>
+        </w:rPr>
+      </w:pPr>
+      <w:hyperlink w:anchor="__RefHeading___Toc9291_3966994088" w:history="1">
         <w:r>
+          <w:rPr>
+            <w:sz w:val="20"/>
+          </w:rPr>
           <w:t>4.3 Esquemas y Comprensión de la situación actual</w:t>
         </w:r>
         <w:r>
+          <w:rPr>
+            <w:sz w:val="20"/>
+          </w:rPr>
           <w:tab/>
           <w:t>7</w:t>
         </w:r>
@@ -465,12 +567,21 @@
           <w:tab w:val="clear" w:pos="9927"/>
           <w:tab w:val="right" w:leader="dot" w:pos="10493"/>
         </w:tabs>
-      </w:pPr>
-      <w:hyperlink r:id="rId21" w:history="1">
+        <w:rPr>
+          <w:sz w:val="20"/>
+        </w:rPr>
+      </w:pPr>
+      <w:hyperlink w:anchor="__RefHeading___Toc9402_95797178" w:history="1">
         <w:r>
+          <w:rPr>
+            <w:sz w:val="20"/>
+          </w:rPr>
           <w:t>4.3.1 Estructura Jerárquica</w:t>
         </w:r>
         <w:r>
+          <w:rPr>
+            <w:sz w:val="20"/>
+          </w:rPr>
           <w:tab/>
           <w:t>7</w:t>
         </w:r>
@@ -483,12 +594,21 @@
           <w:tab w:val="clear" w:pos="9927"/>
           <w:tab w:val="right" w:leader="dot" w:pos="10493"/>
         </w:tabs>
-      </w:pPr>
-      <w:hyperlink r:id="rId22" w:history="1">
+        <w:rPr>
+          <w:sz w:val="20"/>
+        </w:rPr>
+      </w:pPr>
+      <w:hyperlink w:anchor="__RefHeading___Toc9400_95797178" w:history="1">
         <w:r>
+          <w:rPr>
+            <w:sz w:val="20"/>
+          </w:rPr>
           <w:t>4.3.2 Contexto de la situación</w:t>
         </w:r>
         <w:r>
+          <w:rPr>
+            <w:sz w:val="20"/>
+          </w:rPr>
           <w:tab/>
           <w:t>7</w:t>
         </w:r>
@@ -501,12 +621,21 @@
           <w:tab w:val="clear" w:pos="9927"/>
           <w:tab w:val="right" w:leader="dot" w:pos="10493"/>
         </w:tabs>
-      </w:pPr>
-      <w:hyperlink r:id="rId23" w:history="1">
+        <w:rPr>
+          <w:sz w:val="20"/>
+        </w:rPr>
+      </w:pPr>
+      <w:hyperlink w:anchor="__RefHeading___Toc9398_95797178" w:history="1">
         <w:r>
+          <w:rPr>
+            <w:sz w:val="20"/>
+          </w:rPr>
           <w:t>4.3.3 Descripción de Procesos Productivos.</w:t>
         </w:r>
         <w:r>
+          <w:rPr>
+            <w:sz w:val="20"/>
+          </w:rPr>
           <w:tab/>
           <w:t>9</w:t>
         </w:r>
@@ -519,12 +648,21 @@
           <w:tab w:val="clear" w:pos="9927"/>
           <w:tab w:val="right" w:leader="dot" w:pos="10209"/>
         </w:tabs>
-      </w:pPr>
-      <w:hyperlink r:id="rId24" w:history="1">
+        <w:rPr>
+          <w:sz w:val="20"/>
+        </w:rPr>
+      </w:pPr>
+      <w:hyperlink w:anchor="__RefHeading___Toc9289_3966994088" w:history="1">
         <w:r>
+          <w:rPr>
+            <w:sz w:val="20"/>
+          </w:rPr>
           <w:t>4.4 Problemas actuales</w:t>
         </w:r>
         <w:r>
+          <w:rPr>
+            <w:sz w:val="20"/>
+          </w:rPr>
           <w:tab/>
           <w:t>13</w:t>
         </w:r>
@@ -537,12 +675,21 @@
           <w:tab w:val="clear" w:pos="9927"/>
           <w:tab w:val="right" w:leader="dot" w:pos="9926"/>
         </w:tabs>
-      </w:pPr>
-      <w:hyperlink r:id="rId25" w:history="1">
+        <w:rPr>
+          <w:sz w:val="20"/>
+        </w:rPr>
+      </w:pPr>
+      <w:hyperlink w:anchor="__RefHeading___Toc9227_3966994088" w:history="1">
         <w:r>
+          <w:rPr>
+            <w:sz w:val="20"/>
+          </w:rPr>
           <w:t>5. Descripción General</w:t>
         </w:r>
         <w:r>
+          <w:rPr>
+            <w:sz w:val="20"/>
+          </w:rPr>
           <w:tab/>
           <w:t>15</w:t>
         </w:r>
@@ -555,12 +702,21 @@
           <w:tab w:val="clear" w:pos="9927"/>
           <w:tab w:val="right" w:leader="dot" w:pos="10209"/>
         </w:tabs>
-      </w:pPr>
-      <w:hyperlink r:id="rId26" w:history="1">
+        <w:rPr>
+          <w:sz w:val="20"/>
+        </w:rPr>
+      </w:pPr>
+      <w:hyperlink w:anchor="__RefHeading___Toc9319_3966994088" w:history="1">
         <w:r>
+          <w:rPr>
+            <w:sz w:val="20"/>
+          </w:rPr>
           <w:t>5.1 Elementos arquitectónicos de la Solución</w:t>
         </w:r>
         <w:r>
+          <w:rPr>
+            <w:sz w:val="20"/>
+          </w:rPr>
           <w:tab/>
           <w:t>15</w:t>
         </w:r>
@@ -573,12 +729,21 @@
           <w:tab w:val="clear" w:pos="9927"/>
           <w:tab w:val="right" w:leader="dot" w:pos="10209"/>
         </w:tabs>
-      </w:pPr>
-      <w:hyperlink r:id="rId27" w:history="1">
+        <w:rPr>
+          <w:sz w:val="20"/>
+        </w:rPr>
+      </w:pPr>
+      <w:hyperlink w:anchor="__RefHeading___Toc9366_95797178" w:history="1">
         <w:r>
+          <w:rPr>
+            <w:sz w:val="20"/>
+          </w:rPr>
           <w:t>5.2 Esquema Uso de la Solución</w:t>
         </w:r>
         <w:r>
+          <w:rPr>
+            <w:sz w:val="20"/>
+          </w:rPr>
           <w:tab/>
           <w:t>16</w:t>
         </w:r>
@@ -591,12 +756,21 @@
           <w:tab w:val="clear" w:pos="9927"/>
           <w:tab w:val="right" w:leader="dot" w:pos="10493"/>
         </w:tabs>
-      </w:pPr>
-      <w:hyperlink r:id="rId28" w:history="1">
+        <w:rPr>
+          <w:sz w:val="20"/>
+        </w:rPr>
+      </w:pPr>
+      <w:hyperlink w:anchor="__RefHeading___Toc9396_95797178" w:history="1">
         <w:r>
+          <w:rPr>
+            <w:sz w:val="20"/>
+          </w:rPr>
           <w:t>5.2.1 Solución de Pedidos</w:t>
         </w:r>
         <w:r>
+          <w:rPr>
+            <w:sz w:val="20"/>
+          </w:rPr>
           <w:tab/>
           <w:t>16</w:t>
         </w:r>
@@ -609,12 +783,21 @@
           <w:tab w:val="clear" w:pos="9927"/>
           <w:tab w:val="right" w:leader="dot" w:pos="10493"/>
         </w:tabs>
-      </w:pPr>
-      <w:hyperlink r:id="rId29" w:history="1">
+        <w:rPr>
+          <w:sz w:val="20"/>
+        </w:rPr>
+      </w:pPr>
+      <w:hyperlink w:anchor="__RefHeading___Toc9394_95797178" w:history="1">
         <w:r>
+          <w:rPr>
+            <w:sz w:val="20"/>
+          </w:rPr>
           <w:t>5.2.2 Solución Mensajería</w:t>
         </w:r>
         <w:r>
+          <w:rPr>
+            <w:sz w:val="20"/>
+          </w:rPr>
           <w:tab/>
           <w:t>17</w:t>
         </w:r>
@@ -627,12 +810,21 @@
           <w:tab w:val="clear" w:pos="9927"/>
           <w:tab w:val="right" w:leader="dot" w:pos="10493"/>
         </w:tabs>
-      </w:pPr>
-      <w:hyperlink r:id="rId30" w:history="1">
+        <w:rPr>
+          <w:sz w:val="20"/>
+        </w:rPr>
+      </w:pPr>
+      <w:hyperlink w:anchor="__RefHeading___Toc9392_95797178" w:history="1">
         <w:r>
+          <w:rPr>
+            <w:sz w:val="20"/>
+          </w:rPr>
           <w:t>5.2.3 Solución de Gestión de Stock</w:t>
         </w:r>
         <w:r>
+          <w:rPr>
+            <w:sz w:val="20"/>
+          </w:rPr>
           <w:tab/>
           <w:t>18</w:t>
         </w:r>
@@ -645,12 +837,21 @@
           <w:tab w:val="clear" w:pos="9927"/>
           <w:tab w:val="right" w:leader="dot" w:pos="10209"/>
         </w:tabs>
-      </w:pPr>
-      <w:hyperlink r:id="rId31" w:history="1">
+        <w:rPr>
+          <w:sz w:val="20"/>
+        </w:rPr>
+      </w:pPr>
+      <w:hyperlink w:anchor="__RefHeading___Toc9364_95797178" w:history="1">
         <w:r>
+          <w:rPr>
+            <w:sz w:val="20"/>
+          </w:rPr>
           <w:t>5.3 Implementación de la Arquitectura Propuesta</w:t>
         </w:r>
         <w:r>
+          <w:rPr>
+            <w:sz w:val="20"/>
+          </w:rPr>
           <w:tab/>
           <w:t>18</w:t>
         </w:r>
@@ -663,12 +864,21 @@
           <w:tab w:val="clear" w:pos="9927"/>
           <w:tab w:val="right" w:leader="dot" w:pos="10493"/>
         </w:tabs>
-      </w:pPr>
-      <w:hyperlink r:id="rId32" w:history="1">
+        <w:rPr>
+          <w:sz w:val="20"/>
+        </w:rPr>
+      </w:pPr>
+      <w:hyperlink w:anchor="__RefHeading___Toc9313_3966994088" w:history="1">
         <w:r>
+          <w:rPr>
+            <w:sz w:val="20"/>
+          </w:rPr>
           <w:t>5.3.1 Arquitectura Física tentativa</w:t>
         </w:r>
         <w:r>
+          <w:rPr>
+            <w:sz w:val="20"/>
+          </w:rPr>
           <w:tab/>
           <w:t>19</w:t>
         </w:r>
@@ -681,12 +891,21 @@
           <w:tab w:val="clear" w:pos="9927"/>
           <w:tab w:val="right" w:leader="dot" w:pos="10209"/>
         </w:tabs>
-      </w:pPr>
-      <w:hyperlink r:id="rId33" w:history="1">
+        <w:rPr>
+          <w:sz w:val="20"/>
+        </w:rPr>
+      </w:pPr>
+      <w:hyperlink w:anchor="__RefHeading___Toc9287_3966994088" w:history="1">
         <w:r>
+          <w:rPr>
+            <w:sz w:val="20"/>
+          </w:rPr>
           <w:t>5.4 Objetivos</w:t>
         </w:r>
         <w:r>
+          <w:rPr>
+            <w:sz w:val="20"/>
+          </w:rPr>
           <w:tab/>
           <w:t>19</w:t>
         </w:r>
@@ -699,12 +918,21 @@
           <w:tab w:val="clear" w:pos="9927"/>
           <w:tab w:val="right" w:leader="dot" w:pos="10209"/>
         </w:tabs>
-      </w:pPr>
-      <w:hyperlink r:id="rId34" w:history="1">
+        <w:rPr>
+          <w:sz w:val="20"/>
+        </w:rPr>
+      </w:pPr>
+      <w:hyperlink w:anchor="__RefHeading___Toc9285_3966994088" w:history="1">
         <w:r>
+          <w:rPr>
+            <w:sz w:val="20"/>
+          </w:rPr>
           <w:t>5.5 Alcance</w:t>
         </w:r>
         <w:r>
+          <w:rPr>
+            <w:sz w:val="20"/>
+          </w:rPr>
           <w:tab/>
           <w:t>20</w:t>
         </w:r>
@@ -717,12 +945,21 @@
           <w:tab w:val="clear" w:pos="9927"/>
           <w:tab w:val="right" w:leader="dot" w:pos="10493"/>
         </w:tabs>
-      </w:pPr>
-      <w:hyperlink r:id="rId35" w:history="1">
+        <w:rPr>
+          <w:sz w:val="20"/>
+        </w:rPr>
+      </w:pPr>
+      <w:hyperlink w:anchor="__RefHeading___Toc9311_3966994088" w:history="1">
         <w:r>
+          <w:rPr>
+            <w:sz w:val="20"/>
+          </w:rPr>
           <w:t>5.5.1 Funciones Incluidas</w:t>
         </w:r>
         <w:r>
+          <w:rPr>
+            <w:sz w:val="20"/>
+          </w:rPr>
           <w:tab/>
           <w:t>20</w:t>
         </w:r>
@@ -735,12 +972,21 @@
           <w:tab w:val="clear" w:pos="9927"/>
           <w:tab w:val="right" w:leader="dot" w:pos="10493"/>
         </w:tabs>
-      </w:pPr>
-      <w:hyperlink r:id="rId36" w:history="1">
+        <w:rPr>
+          <w:sz w:val="20"/>
+        </w:rPr>
+      </w:pPr>
+      <w:hyperlink w:anchor="__RefHeading___Toc9309_3966994088" w:history="1">
         <w:r>
+          <w:rPr>
+            <w:sz w:val="20"/>
+          </w:rPr>
           <w:t>5.5.2 Relación entre funciones y elementos arquitectónicos de la Solución</w:t>
         </w:r>
         <w:r>
+          <w:rPr>
+            <w:sz w:val="20"/>
+          </w:rPr>
           <w:tab/>
           <w:t>21</w:t>
         </w:r>
@@ -753,12 +999,21 @@
           <w:tab w:val="clear" w:pos="9927"/>
           <w:tab w:val="right" w:leader="dot" w:pos="10493"/>
         </w:tabs>
-      </w:pPr>
-      <w:hyperlink r:id="rId37" w:history="1">
+        <w:rPr>
+          <w:sz w:val="20"/>
+        </w:rPr>
+      </w:pPr>
+      <w:hyperlink w:anchor="__RefHeading___Toc9390_95797178" w:history="1">
         <w:r>
+          <w:rPr>
+            <w:sz w:val="20"/>
+          </w:rPr>
           <w:t>5.5.3 Funciones Excluidas</w:t>
         </w:r>
         <w:r>
+          <w:rPr>
+            <w:sz w:val="20"/>
+          </w:rPr>
           <w:tab/>
           <w:t>21</w:t>
         </w:r>
@@ -771,12 +1026,21 @@
           <w:tab w:val="clear" w:pos="9927"/>
           <w:tab w:val="right" w:leader="dot" w:pos="10493"/>
         </w:tabs>
-      </w:pPr>
-      <w:hyperlink r:id="rId38" w:history="1">
+        <w:rPr>
+          <w:sz w:val="20"/>
+        </w:rPr>
+      </w:pPr>
+      <w:hyperlink w:anchor="__RefHeading___Toc9388_95797178" w:history="1">
         <w:r>
+          <w:rPr>
+            <w:sz w:val="20"/>
+          </w:rPr>
           <w:t>No se implementaran conexiones con sistemas existentes. Únicamente se ofrecerán interfaces capaces de ser consumidas por sistemas externos.</w:t>
         </w:r>
         <w:r>
+          <w:rPr>
+            <w:sz w:val="20"/>
+          </w:rPr>
           <w:tab/>
           <w:t>21</w:t>
         </w:r>
@@ -789,12 +1053,21 @@
           <w:tab w:val="clear" w:pos="9927"/>
           <w:tab w:val="right" w:leader="dot" w:pos="10493"/>
         </w:tabs>
-      </w:pPr>
-      <w:hyperlink r:id="rId39" w:history="1">
+        <w:rPr>
+          <w:sz w:val="20"/>
+        </w:rPr>
+      </w:pPr>
+      <w:hyperlink w:anchor="__RefHeading___Toc9386_95797178" w:history="1">
         <w:r>
+          <w:rPr>
+            <w:sz w:val="20"/>
+          </w:rPr>
           <w:t>No se realizará ningún tipo de conexión con la plataforma del Ministerio de Trabajo.</w:t>
         </w:r>
         <w:r>
+          <w:rPr>
+            <w:sz w:val="20"/>
+          </w:rPr>
           <w:tab/>
           <w:t>21</w:t>
         </w:r>
@@ -807,12 +1080,21 @@
           <w:tab w:val="clear" w:pos="9927"/>
           <w:tab w:val="right" w:leader="dot" w:pos="10493"/>
         </w:tabs>
-      </w:pPr>
-      <w:hyperlink r:id="rId40" w:history="1">
+        <w:rPr>
+          <w:sz w:val="20"/>
+        </w:rPr>
+      </w:pPr>
+      <w:hyperlink w:anchor="__RefHeading___Toc9384_95797178" w:history="1">
         <w:r>
+          <w:rPr>
+            <w:sz w:val="20"/>
+          </w:rPr>
           <w:t>No se realizará la solución con capacidad multidioma.</w:t>
         </w:r>
         <w:r>
+          <w:rPr>
+            <w:sz w:val="20"/>
+          </w:rPr>
           <w:tab/>
           <w:t>21</w:t>
         </w:r>
@@ -825,12 +1107,21 @@
           <w:tab w:val="clear" w:pos="9927"/>
           <w:tab w:val="right" w:leader="dot" w:pos="10493"/>
         </w:tabs>
-      </w:pPr>
-      <w:hyperlink r:id="rId41" w:history="1">
+        <w:rPr>
+          <w:sz w:val="20"/>
+        </w:rPr>
+      </w:pPr>
+      <w:hyperlink w:anchor="__RefHeading___Toc9382_95797178" w:history="1">
         <w:r>
+          <w:rPr>
+            <w:sz w:val="20"/>
+          </w:rPr>
           <w:t>No se realizará la solución con capacidad multipaís.</w:t>
         </w:r>
         <w:r>
+          <w:rPr>
+            <w:sz w:val="20"/>
+          </w:rPr>
           <w:tab/>
           <w:t>21</w:t>
         </w:r>
@@ -843,12 +1134,21 @@
           <w:tab w:val="clear" w:pos="9927"/>
           <w:tab w:val="right" w:leader="dot" w:pos="10493"/>
         </w:tabs>
-      </w:pPr>
-      <w:hyperlink r:id="rId42" w:history="1">
+        <w:rPr>
+          <w:sz w:val="20"/>
+        </w:rPr>
+      </w:pPr>
+      <w:hyperlink w:anchor="__RefHeading___Toc9380_95797178" w:history="1">
         <w:r>
+          <w:rPr>
+            <w:sz w:val="20"/>
+          </w:rPr>
           <w:t>No se realizará una migración inicial (única) de datos desde archivos de papel y planillas hacia las nuevas tablas de la aplicación.</w:t>
         </w:r>
         <w:r>
+          <w:rPr>
+            <w:sz w:val="20"/>
+          </w:rPr>
           <w:tab/>
           <w:t>21</w:t>
         </w:r>
@@ -861,12 +1161,21 @@
           <w:tab w:val="clear" w:pos="9927"/>
           <w:tab w:val="right" w:leader="dot" w:pos="10493"/>
         </w:tabs>
-      </w:pPr>
-      <w:hyperlink r:id="rId43" w:history="1">
+        <w:rPr>
+          <w:sz w:val="20"/>
+        </w:rPr>
+      </w:pPr>
+      <w:hyperlink w:anchor="__RefHeading___Toc9378_95797178" w:history="1">
         <w:r>
+          <w:rPr>
+            <w:sz w:val="20"/>
+          </w:rPr>
           <w:t>No se realizará la carga de datos que no integren la siguiente lista: Localidades, Provincias, Países, Estado Pedido, Roles, Tipo de Contacto.</w:t>
         </w:r>
         <w:r>
+          <w:rPr>
+            <w:sz w:val="20"/>
+          </w:rPr>
           <w:tab/>
           <w:t>21</w:t>
         </w:r>
@@ -879,12 +1188,21 @@
           <w:tab w:val="clear" w:pos="9927"/>
           <w:tab w:val="right" w:leader="dot" w:pos="10493"/>
         </w:tabs>
-      </w:pPr>
-      <w:hyperlink r:id="rId44" w:history="1">
+        <w:rPr>
+          <w:sz w:val="20"/>
+        </w:rPr>
+      </w:pPr>
+      <w:hyperlink w:anchor="__RefHeading___Toc9376_95797178" w:history="1">
         <w:r>
+          <w:rPr>
+            <w:sz w:val="20"/>
+          </w:rPr>
           <w:t>No se realizará soporte a Usuarios Externos de la Pastelería.</w:t>
         </w:r>
         <w:r>
+          <w:rPr>
+            <w:sz w:val="20"/>
+          </w:rPr>
           <w:tab/>
           <w:t>21</w:t>
         </w:r>
@@ -897,12 +1215,21 @@
           <w:tab w:val="clear" w:pos="9927"/>
           <w:tab w:val="right" w:leader="dot" w:pos="10493"/>
         </w:tabs>
-      </w:pPr>
-      <w:hyperlink r:id="rId45" w:history="1">
+        <w:rPr>
+          <w:sz w:val="20"/>
+        </w:rPr>
+      </w:pPr>
+      <w:hyperlink w:anchor="__RefHeading___Toc9374_95797178" w:history="1">
         <w:r>
+          <w:rPr>
+            <w:sz w:val="20"/>
+          </w:rPr>
           <w:t>No se realizará soporte fuera de la franja horaria de 8 a 15, además el soporte se realizará de manera remota. En caso de necesitar soporte en el lugar, se cobrará una tarifa extra determinada en la entrega del proyecto.</w:t>
         </w:r>
         <w:r>
+          <w:rPr>
+            <w:sz w:val="20"/>
+          </w:rPr>
           <w:tab/>
           <w:t>21</w:t>
         </w:r>
@@ -915,12 +1242,21 @@
           <w:tab w:val="clear" w:pos="9927"/>
           <w:tab w:val="right" w:leader="dot" w:pos="10493"/>
         </w:tabs>
-      </w:pPr>
-      <w:hyperlink r:id="rId46" w:history="1">
+        <w:rPr>
+          <w:sz w:val="20"/>
+        </w:rPr>
+      </w:pPr>
+      <w:hyperlink w:anchor="__RefHeading___Toc9372_95797178" w:history="1">
         <w:r>
+          <w:rPr>
+            <w:sz w:val="20"/>
+          </w:rPr>
           <w:t>No se realizará el montaje de la infraestructura, únicamente su configuración.</w:t>
         </w:r>
         <w:r>
+          <w:rPr>
+            <w:sz w:val="20"/>
+          </w:rPr>
           <w:tab/>
           <w:t>21</w:t>
         </w:r>
@@ -933,12 +1269,21 @@
           <w:tab w:val="clear" w:pos="9927"/>
           <w:tab w:val="right" w:leader="dot" w:pos="10493"/>
         </w:tabs>
-      </w:pPr>
-      <w:hyperlink r:id="rId47" w:history="1">
+        <w:rPr>
+          <w:sz w:val="20"/>
+        </w:rPr>
+      </w:pPr>
+      <w:hyperlink w:anchor="__RefHeading___Toc9370_95797178" w:history="1">
         <w:r>
+          <w:rPr>
+            <w:sz w:val="20"/>
+          </w:rPr>
           <w:t>No se sanitizaran planillas de cálculo ni archivos de papel si es que estos tuvieran datos faltantes.</w:t>
         </w:r>
         <w:r>
+          <w:rPr>
+            <w:sz w:val="20"/>
+          </w:rPr>
           <w:tab/>
           <w:t>21</w:t>
         </w:r>
@@ -951,12 +1296,21 @@
           <w:tab w:val="clear" w:pos="9927"/>
           <w:tab w:val="right" w:leader="dot" w:pos="10493"/>
         </w:tabs>
-      </w:pPr>
-      <w:hyperlink r:id="rId48" w:history="1">
+        <w:rPr>
+          <w:sz w:val="20"/>
+        </w:rPr>
+      </w:pPr>
+      <w:hyperlink w:anchor="__RefHeading___Toc9368_95797178" w:history="1">
         <w:r>
+          <w:rPr>
+            <w:sz w:val="20"/>
+          </w:rPr>
           <w:t>No se realizarán diseños gráficos, ni imágenes, ni logos, ni efectos de sonido para las soluciones.</w:t>
         </w:r>
         <w:r>
+          <w:rPr>
+            <w:sz w:val="20"/>
+          </w:rPr>
           <w:tab/>
           <w:t>21</w:t>
         </w:r>
@@ -969,12 +1323,21 @@
           <w:tab w:val="clear" w:pos="9927"/>
           <w:tab w:val="right" w:leader="dot" w:pos="10209"/>
         </w:tabs>
-      </w:pPr>
-      <w:hyperlink r:id="rId49" w:history="1">
+        <w:rPr>
+          <w:sz w:val="20"/>
+        </w:rPr>
+      </w:pPr>
+      <w:hyperlink w:anchor="__RefHeading___Toc9283_3966994088" w:history="1">
         <w:r>
+          <w:rPr>
+            <w:sz w:val="20"/>
+          </w:rPr>
           <w:t>5.6 Características del Usuario</w:t>
         </w:r>
         <w:r>
+          <w:rPr>
+            <w:sz w:val="20"/>
+          </w:rPr>
           <w:tab/>
           <w:t>21</w:t>
         </w:r>
@@ -987,12 +1350,21 @@
           <w:tab w:val="clear" w:pos="9927"/>
           <w:tab w:val="right" w:leader="dot" w:pos="10209"/>
         </w:tabs>
-      </w:pPr>
-      <w:hyperlink r:id="rId50" w:history="1">
+        <w:rPr>
+          <w:sz w:val="20"/>
+        </w:rPr>
+      </w:pPr>
+      <w:hyperlink w:anchor="__RefHeading___Toc9281_3966994088" w:history="1">
         <w:r>
+          <w:rPr>
+            <w:sz w:val="20"/>
+          </w:rPr>
           <w:t>5.7 Interfaz con otros Sistemas y/o otros Dispositivos de Hardware</w:t>
         </w:r>
         <w:r>
+          <w:rPr>
+            <w:sz w:val="20"/>
+          </w:rPr>
           <w:tab/>
           <w:t>22</w:t>
         </w:r>
@@ -1005,12 +1377,21 @@
           <w:tab w:val="clear" w:pos="9927"/>
           <w:tab w:val="right" w:leader="dot" w:pos="10209"/>
         </w:tabs>
-      </w:pPr>
-      <w:hyperlink r:id="rId51" w:history="1">
+        <w:rPr>
+          <w:sz w:val="20"/>
+        </w:rPr>
+      </w:pPr>
+      <w:hyperlink w:anchor="__RefHeading___Toc9362_95797178" w:history="1">
         <w:r>
+          <w:rPr>
+            <w:sz w:val="20"/>
+          </w:rPr>
           <w:t>5.8 Condiciones Asumidas</w:t>
         </w:r>
         <w:r>
+          <w:rPr>
+            <w:sz w:val="20"/>
+          </w:rPr>
           <w:tab/>
           <w:t>22</w:t>
         </w:r>
@@ -1023,12 +1404,21 @@
           <w:tab w:val="clear" w:pos="9927"/>
           <w:tab w:val="right" w:leader="dot" w:pos="10209"/>
         </w:tabs>
-      </w:pPr>
-      <w:hyperlink r:id="rId52" w:history="1">
+        <w:rPr>
+          <w:sz w:val="20"/>
+        </w:rPr>
+      </w:pPr>
+      <w:hyperlink w:anchor="__RefHeading___Toc9277_3966994088" w:history="1">
         <w:r>
+          <w:rPr>
+            <w:sz w:val="20"/>
+          </w:rPr>
           <w:t>5.9 Impacto en la Organización</w:t>
         </w:r>
         <w:r>
+          <w:rPr>
+            <w:sz w:val="20"/>
+          </w:rPr>
           <w:tab/>
           <w:t>22</w:t>
         </w:r>
@@ -1041,12 +1431,21 @@
           <w:tab w:val="clear" w:pos="9927"/>
           <w:tab w:val="right" w:leader="dot" w:pos="9926"/>
         </w:tabs>
-      </w:pPr>
-      <w:hyperlink r:id="rId53" w:history="1">
+        <w:rPr>
+          <w:sz w:val="20"/>
+        </w:rPr>
+      </w:pPr>
+      <w:hyperlink w:anchor="__RefHeading___Toc9352_95797178" w:history="1">
         <w:r>
+          <w:rPr>
+            <w:sz w:val="20"/>
+          </w:rPr>
           <w:t>6. REQUERIMIENTOS FUNCIONALES</w:t>
         </w:r>
         <w:r>
+          <w:rPr>
+            <w:sz w:val="20"/>
+          </w:rPr>
           <w:tab/>
           <w:t>23</w:t>
         </w:r>
@@ -1059,12 +1458,21 @@
           <w:tab w:val="clear" w:pos="9927"/>
           <w:tab w:val="right" w:leader="dot" w:pos="10209"/>
         </w:tabs>
-      </w:pPr>
-      <w:hyperlink r:id="rId54" w:history="1">
+        <w:rPr>
+          <w:sz w:val="20"/>
+        </w:rPr>
+      </w:pPr>
+      <w:hyperlink w:anchor="__RefHeading___Toc9534_3664586" w:history="1">
         <w:r>
+          <w:rPr>
+            <w:sz w:val="20"/>
+          </w:rPr>
           <w:t>6.1 Administrador de Contabilidad</w:t>
         </w:r>
         <w:r>
+          <w:rPr>
+            <w:sz w:val="20"/>
+          </w:rPr>
           <w:tab/>
           <w:t>23</w:t>
         </w:r>
@@ -1077,12 +1485,21 @@
           <w:tab w:val="clear" w:pos="9927"/>
           <w:tab w:val="right" w:leader="dot" w:pos="10209"/>
         </w:tabs>
-      </w:pPr>
-      <w:hyperlink r:id="rId55" w:history="1">
+        <w:rPr>
+          <w:sz w:val="20"/>
+        </w:rPr>
+      </w:pPr>
+      <w:hyperlink w:anchor="__RefHeading___Toc9532_3664586" w:history="1">
         <w:r>
+          <w:rPr>
+            <w:sz w:val="20"/>
+          </w:rPr>
           <w:t>6.2 Administrador de Proveedores</w:t>
         </w:r>
         <w:r>
+          <w:rPr>
+            <w:sz w:val="20"/>
+          </w:rPr>
           <w:tab/>
           <w:t>23</w:t>
         </w:r>
@@ -1095,12 +1512,21 @@
           <w:tab w:val="clear" w:pos="9927"/>
           <w:tab w:val="right" w:leader="dot" w:pos="10209"/>
         </w:tabs>
-      </w:pPr>
-      <w:hyperlink r:id="rId56" w:history="1">
+        <w:rPr>
+          <w:sz w:val="20"/>
+        </w:rPr>
+      </w:pPr>
+      <w:hyperlink w:anchor="__RefHeading___Toc9530_3664586" w:history="1">
         <w:r>
+          <w:rPr>
+            <w:sz w:val="20"/>
+          </w:rPr>
           <w:t>6.3 Gestión de Fabricación</w:t>
         </w:r>
         <w:r>
+          <w:rPr>
+            <w:sz w:val="20"/>
+          </w:rPr>
           <w:tab/>
           <w:t>23</w:t>
         </w:r>
@@ -1113,12 +1539,21 @@
           <w:tab w:val="clear" w:pos="9927"/>
           <w:tab w:val="right" w:leader="dot" w:pos="10209"/>
         </w:tabs>
-      </w:pPr>
-      <w:hyperlink r:id="rId57" w:history="1">
+        <w:rPr>
+          <w:sz w:val="20"/>
+        </w:rPr>
+      </w:pPr>
+      <w:hyperlink w:anchor="__RefHeading___Toc9528_3664586" w:history="1">
         <w:r>
+          <w:rPr>
+            <w:sz w:val="20"/>
+          </w:rPr>
           <w:t>6.4 Administrador de Stock</w:t>
         </w:r>
         <w:r>
+          <w:rPr>
+            <w:sz w:val="20"/>
+          </w:rPr>
           <w:tab/>
           <w:t>23</w:t>
         </w:r>
@@ -1131,12 +1566,21 @@
           <w:tab w:val="clear" w:pos="9927"/>
           <w:tab w:val="right" w:leader="dot" w:pos="10209"/>
         </w:tabs>
-      </w:pPr>
-      <w:hyperlink r:id="rId58" w:history="1">
+        <w:rPr>
+          <w:sz w:val="20"/>
+        </w:rPr>
+      </w:pPr>
+      <w:hyperlink w:anchor="__RefHeading___Toc9360_95797178" w:history="1">
         <w:r>
+          <w:rPr>
+            <w:sz w:val="20"/>
+          </w:rPr>
           <w:t>6.5 Administración de Cadetería</w:t>
         </w:r>
         <w:r>
+          <w:rPr>
+            <w:sz w:val="20"/>
+          </w:rPr>
           <w:tab/>
           <w:t>23</w:t>
         </w:r>
@@ -1149,12 +1593,21 @@
           <w:tab w:val="clear" w:pos="9927"/>
           <w:tab w:val="right" w:leader="dot" w:pos="10209"/>
         </w:tabs>
-      </w:pPr>
-      <w:hyperlink r:id="rId59" w:history="1">
+        <w:rPr>
+          <w:sz w:val="20"/>
+        </w:rPr>
+      </w:pPr>
+      <w:hyperlink w:anchor="__RefHeading___Toc9358_95797178" w:history="1">
         <w:r>
+          <w:rPr>
+            <w:sz w:val="20"/>
+          </w:rPr>
           <w:t>6.6 Acceso a Mensajería</w:t>
         </w:r>
         <w:r>
+          <w:rPr>
+            <w:sz w:val="20"/>
+          </w:rPr>
           <w:tab/>
           <w:t>23</w:t>
         </w:r>
@@ -1167,12 +1620,21 @@
           <w:tab w:val="clear" w:pos="9927"/>
           <w:tab w:val="right" w:leader="dot" w:pos="10209"/>
         </w:tabs>
-      </w:pPr>
-      <w:hyperlink r:id="rId60" w:history="1">
+        <w:rPr>
+          <w:sz w:val="20"/>
+        </w:rPr>
+      </w:pPr>
+      <w:hyperlink w:anchor="__RefHeading___Toc9356_95797178" w:history="1">
         <w:r>
+          <w:rPr>
+            <w:sz w:val="20"/>
+          </w:rPr>
           <w:t>6.7 Administrador de Pedidos</w:t>
         </w:r>
         <w:r>
+          <w:rPr>
+            <w:sz w:val="20"/>
+          </w:rPr>
           <w:tab/>
           <w:t>24</w:t>
         </w:r>
@@ -1185,12 +1647,21 @@
           <w:tab w:val="clear" w:pos="9927"/>
           <w:tab w:val="right" w:leader="dot" w:pos="10209"/>
         </w:tabs>
-      </w:pPr>
-      <w:hyperlink r:id="rId61" w:history="1">
+        <w:rPr>
+          <w:sz w:val="20"/>
+        </w:rPr>
+      </w:pPr>
+      <w:hyperlink w:anchor="__RefHeading___Toc9526_3664586" w:history="1">
         <w:r>
+          <w:rPr>
+            <w:sz w:val="20"/>
+          </w:rPr>
           <w:t>6.8 Motor de Mensajería</w:t>
         </w:r>
         <w:r>
+          <w:rPr>
+            <w:sz w:val="20"/>
+          </w:rPr>
           <w:tab/>
           <w:t>24</w:t>
         </w:r>
@@ -1203,12 +1674,21 @@
           <w:tab w:val="clear" w:pos="9927"/>
           <w:tab w:val="right" w:leader="dot" w:pos="10209"/>
         </w:tabs>
-      </w:pPr>
-      <w:hyperlink r:id="rId62" w:history="1">
+        <w:rPr>
+          <w:sz w:val="20"/>
+        </w:rPr>
+      </w:pPr>
+      <w:hyperlink w:anchor="__RefHeading___Toc9524_3664586" w:history="1">
         <w:r>
+          <w:rPr>
+            <w:sz w:val="20"/>
+          </w:rPr>
           <w:t>6.9 Módulo Contable</w:t>
         </w:r>
         <w:r>
+          <w:rPr>
+            <w:sz w:val="20"/>
+          </w:rPr>
           <w:tab/>
           <w:t>24</w:t>
         </w:r>
@@ -1221,12 +1701,21 @@
           <w:tab w:val="clear" w:pos="9927"/>
           <w:tab w:val="right" w:leader="dot" w:pos="10209"/>
         </w:tabs>
-      </w:pPr>
-      <w:hyperlink r:id="rId63" w:history="1">
+        <w:rPr>
+          <w:sz w:val="20"/>
+        </w:rPr>
+      </w:pPr>
+      <w:hyperlink w:anchor="__RefHeading___Toc9522_3664586" w:history="1">
         <w:r>
+          <w:rPr>
+            <w:sz w:val="20"/>
+          </w:rPr>
           <w:t>6.10 Administración de Seguridad</w:t>
         </w:r>
         <w:r>
+          <w:rPr>
+            <w:sz w:val="20"/>
+          </w:rPr>
           <w:tab/>
           <w:t>24</w:t>
         </w:r>
@@ -1239,12 +1728,21 @@
           <w:tab w:val="clear" w:pos="9927"/>
           <w:tab w:val="right" w:leader="dot" w:pos="10209"/>
         </w:tabs>
-      </w:pPr>
-      <w:hyperlink r:id="rId64" w:history="1">
+        <w:rPr>
+          <w:sz w:val="20"/>
+        </w:rPr>
+      </w:pPr>
+      <w:hyperlink w:anchor="__RefHeading___Toc9354_95797178" w:history="1">
         <w:r>
+          <w:rPr>
+            <w:sz w:val="20"/>
+          </w:rPr>
           <w:t>6.11 Mantenimiento del Sistema</w:t>
         </w:r>
         <w:r>
+          <w:rPr>
+            <w:sz w:val="20"/>
+          </w:rPr>
           <w:tab/>
           <w:t>24</w:t>
         </w:r>
@@ -1257,12 +1755,21 @@
           <w:tab w:val="clear" w:pos="9927"/>
           <w:tab w:val="right" w:leader="dot" w:pos="9926"/>
         </w:tabs>
-      </w:pPr>
-      <w:hyperlink r:id="rId65" w:history="1">
+        <w:rPr>
+          <w:sz w:val="20"/>
+        </w:rPr>
+      </w:pPr>
+      <w:hyperlink w:anchor="__RefHeading___Toc9223_3966994088" w:history="1">
         <w:r>
+          <w:rPr>
+            <w:sz w:val="20"/>
+          </w:rPr>
           <w:t>7. REQUERIMIENTOS NO FUNCIONALES</w:t>
         </w:r>
         <w:r>
+          <w:rPr>
+            <w:sz w:val="20"/>
+          </w:rPr>
           <w:tab/>
           <w:t>26</w:t>
         </w:r>
@@ -1275,12 +1782,21 @@
           <w:tab w:val="clear" w:pos="9927"/>
           <w:tab w:val="right" w:leader="dot" w:pos="10209"/>
         </w:tabs>
-      </w:pPr>
-      <w:hyperlink r:id="rId66" w:history="1">
+        <w:rPr>
+          <w:sz w:val="20"/>
+        </w:rPr>
+      </w:pPr>
+      <w:hyperlink w:anchor="__RefHeading___Toc9269_3966994088 Copy 1" w:history="1">
         <w:r>
+          <w:rPr>
+            <w:sz w:val="20"/>
+          </w:rPr>
           <w:t>1.1 Limitaciones de la Organización</w:t>
         </w:r>
         <w:r>
+          <w:rPr>
+            <w:sz w:val="20"/>
+          </w:rPr>
           <w:tab/>
           <w:t>26</w:t>
         </w:r>
@@ -1293,12 +1809,21 @@
           <w:tab w:val="clear" w:pos="9927"/>
           <w:tab w:val="right" w:leader="dot" w:pos="10209"/>
         </w:tabs>
-      </w:pPr>
-      <w:hyperlink r:id="rId67" w:history="1">
+        <w:rPr>
+          <w:sz w:val="20"/>
+        </w:rPr>
+      </w:pPr>
+      <w:hyperlink w:anchor="__RefHeading___Toc9265_3966994088 Copy 2" w:history="1">
         <w:r>
+          <w:rPr>
+            <w:sz w:val="20"/>
+          </w:rPr>
           <w:t>1.2 Seguridad y Auditoría</w:t>
         </w:r>
         <w:r>
+          <w:rPr>
+            <w:sz w:val="20"/>
+          </w:rPr>
           <w:tab/>
           <w:t>26</w:t>
         </w:r>
@@ -1311,12 +1836,21 @@
           <w:tab w:val="clear" w:pos="9927"/>
           <w:tab w:val="right" w:leader="dot" w:pos="10209"/>
         </w:tabs>
-      </w:pPr>
-      <w:hyperlink r:id="rId68" w:history="1">
+        <w:rPr>
+          <w:sz w:val="20"/>
+        </w:rPr>
+      </w:pPr>
+      <w:hyperlink w:anchor="__RefHeading___Toc9520_3664586" w:history="1">
         <w:r>
+          <w:rPr>
+            <w:sz w:val="20"/>
+          </w:rPr>
           <w:t>1.3 Disponibilidad</w:t>
         </w:r>
         <w:r>
+          <w:rPr>
+            <w:sz w:val="20"/>
+          </w:rPr>
           <w:tab/>
           <w:t>26</w:t>
         </w:r>
@@ -1329,12 +1863,21 @@
           <w:tab w:val="clear" w:pos="9927"/>
           <w:tab w:val="right" w:leader="dot" w:pos="10209"/>
         </w:tabs>
-      </w:pPr>
-      <w:hyperlink r:id="rId69" w:history="1">
+        <w:rPr>
+          <w:sz w:val="20"/>
+        </w:rPr>
+      </w:pPr>
+      <w:hyperlink w:anchor="__RefHeading___Toc9518_3664586" w:history="1">
         <w:r>
+          <w:rPr>
+            <w:sz w:val="20"/>
+          </w:rPr>
           <w:t>1.4 Restricciones de Hardware y Software</w:t>
         </w:r>
         <w:r>
+          <w:rPr>
+            <w:sz w:val="20"/>
+          </w:rPr>
           <w:tab/>
           <w:t>26</w:t>
         </w:r>
@@ -1347,12 +1890,21 @@
           <w:tab w:val="clear" w:pos="9927"/>
           <w:tab w:val="right" w:leader="dot" w:pos="10209"/>
         </w:tabs>
-      </w:pPr>
-      <w:hyperlink r:id="rId70" w:history="1">
+        <w:rPr>
+          <w:sz w:val="20"/>
+        </w:rPr>
+      </w:pPr>
+      <w:hyperlink w:anchor="__RefHeading___Toc9516_3664586" w:history="1">
         <w:r>
+          <w:rPr>
+            <w:sz w:val="20"/>
+          </w:rPr>
           <w:t>1.5 Facilidad de Uso</w:t>
         </w:r>
         <w:r>
+          <w:rPr>
+            <w:sz w:val="20"/>
+          </w:rPr>
           <w:tab/>
           <w:t>26</w:t>
         </w:r>
@@ -1365,12 +1917,21 @@
           <w:tab w:val="clear" w:pos="9927"/>
           <w:tab w:val="right" w:leader="dot" w:pos="10209"/>
         </w:tabs>
-      </w:pPr>
-      <w:hyperlink r:id="rId71" w:history="1">
+        <w:rPr>
+          <w:sz w:val="20"/>
+        </w:rPr>
+      </w:pPr>
+      <w:hyperlink w:anchor="__RefHeading___Toc9514_3664586" w:history="1">
         <w:r>
+          <w:rPr>
+            <w:sz w:val="20"/>
+          </w:rPr>
           <w:t>1.6 Confiabilidad</w:t>
         </w:r>
         <w:r>
+          <w:rPr>
+            <w:sz w:val="20"/>
+          </w:rPr>
           <w:tab/>
           <w:t>26</w:t>
         </w:r>
@@ -1383,12 +1944,21 @@
           <w:tab w:val="clear" w:pos="9927"/>
           <w:tab w:val="right" w:leader="dot" w:pos="10209"/>
         </w:tabs>
-      </w:pPr>
-      <w:hyperlink r:id="rId72" w:history="1">
+        <w:rPr>
+          <w:sz w:val="20"/>
+        </w:rPr>
+      </w:pPr>
+      <w:hyperlink w:anchor="__RefHeading___Toc9512_3664586" w:history="1">
         <w:r>
+          <w:rPr>
+            <w:sz w:val="20"/>
+          </w:rPr>
           <w:t>1.7 Rendimiento</w:t>
         </w:r>
         <w:r>
+          <w:rPr>
+            <w:sz w:val="20"/>
+          </w:rPr>
           <w:tab/>
           <w:t>26</w:t>
         </w:r>
@@ -1401,12 +1971,21 @@
           <w:tab w:val="clear" w:pos="9927"/>
           <w:tab w:val="right" w:leader="dot" w:pos="10209"/>
         </w:tabs>
-      </w:pPr>
-      <w:hyperlink r:id="rId73" w:history="1">
+        <w:rPr>
+          <w:sz w:val="20"/>
+        </w:rPr>
+      </w:pPr>
+      <w:hyperlink w:anchor="__RefHeading___Toc9510_3664586" w:history="1">
         <w:r>
+          <w:rPr>
+            <w:sz w:val="20"/>
+          </w:rPr>
           <w:t>1.8 Volumen</w:t>
         </w:r>
         <w:r>
+          <w:rPr>
+            <w:sz w:val="20"/>
+          </w:rPr>
           <w:tab/>
           <w:t>27</w:t>
         </w:r>
@@ -1419,12 +1998,21 @@
           <w:tab w:val="clear" w:pos="9927"/>
           <w:tab w:val="right" w:leader="dot" w:pos="10209"/>
         </w:tabs>
-      </w:pPr>
-      <w:hyperlink r:id="rId74" w:history="1">
+        <w:rPr>
+          <w:sz w:val="20"/>
+        </w:rPr>
+      </w:pPr>
+      <w:hyperlink w:anchor="__RefHeading___Toc9506_3664586" w:history="1">
         <w:r>
+          <w:rPr>
+            <w:sz w:val="20"/>
+          </w:rPr>
           <w:t>1.9 Diseño de Imágen</w:t>
         </w:r>
         <w:r>
+          <w:rPr>
+            <w:sz w:val="20"/>
+          </w:rPr>
           <w:tab/>
           <w:t>27</w:t>
         </w:r>
@@ -1437,12 +2025,21 @@
           <w:tab w:val="clear" w:pos="9927"/>
           <w:tab w:val="right" w:leader="dot" w:pos="10209"/>
         </w:tabs>
-      </w:pPr>
-      <w:hyperlink r:id="rId75" w:history="1">
+        <w:rPr>
+          <w:sz w:val="20"/>
+        </w:rPr>
+      </w:pPr>
+      <w:hyperlink w:anchor="__RefHeading___Toc9508_3664586" w:history="1">
         <w:r>
+          <w:rPr>
+            <w:sz w:val="20"/>
+          </w:rPr>
           <w:t>1.10 Estándares</w:t>
         </w:r>
         <w:r>
+          <w:rPr>
+            <w:sz w:val="20"/>
+          </w:rPr>
           <w:tab/>
           <w:t>27</w:t>
         </w:r>
@@ -1455,12 +2052,21 @@
           <w:tab w:val="clear" w:pos="9927"/>
           <w:tab w:val="right" w:leader="dot" w:pos="10209"/>
         </w:tabs>
-      </w:pPr>
-      <w:hyperlink r:id="rId76" w:history="1">
+        <w:rPr>
+          <w:sz w:val="20"/>
+        </w:rPr>
+      </w:pPr>
+      <w:hyperlink w:anchor="__RefHeading___Toc9504_3664586" w:history="1">
         <w:r>
+          <w:rPr>
+            <w:sz w:val="20"/>
+          </w:rPr>
           <w:t>1.11 Entornos / Ambientes</w:t>
         </w:r>
         <w:r>
+          <w:rPr>
+            <w:sz w:val="20"/>
+          </w:rPr>
           <w:tab/>
           <w:t>27</w:t>
         </w:r>
@@ -1473,12 +2079,21 @@
           <w:tab w:val="clear" w:pos="9927"/>
           <w:tab w:val="right" w:leader="dot" w:pos="10209"/>
         </w:tabs>
-      </w:pPr>
-      <w:hyperlink r:id="rId77" w:history="1">
+        <w:rPr>
+          <w:sz w:val="20"/>
+        </w:rPr>
+      </w:pPr>
+      <w:hyperlink w:anchor="__RefHeading___Toc9502_3664586" w:history="1">
         <w:r>
+          <w:rPr>
+            <w:sz w:val="20"/>
+          </w:rPr>
           <w:t>1.12 Migración de Datos</w:t>
         </w:r>
         <w:r>
+          <w:rPr>
+            <w:sz w:val="20"/>
+          </w:rPr>
           <w:tab/>
           <w:t>27</w:t>
         </w:r>
@@ -1491,12 +2106,21 @@
           <w:tab w:val="clear" w:pos="9927"/>
           <w:tab w:val="right" w:leader="dot" w:pos="10209"/>
         </w:tabs>
-      </w:pPr>
-      <w:hyperlink r:id="rId78" w:history="1">
+        <w:rPr>
+          <w:sz w:val="20"/>
+        </w:rPr>
+      </w:pPr>
+      <w:hyperlink w:anchor="__RefHeading___Toc9500_3664586" w:history="1">
         <w:r>
+          <w:rPr>
+            <w:sz w:val="20"/>
+          </w:rPr>
           <w:t>1.13 Componentes del Cliente y/o Terceros</w:t>
         </w:r>
         <w:r>
+          <w:rPr>
+            <w:sz w:val="20"/>
+          </w:rPr>
           <w:tab/>
           <w:t>28</w:t>
         </w:r>
@@ -1509,12 +2133,21 @@
           <w:tab w:val="clear" w:pos="9927"/>
           <w:tab w:val="right" w:leader="dot" w:pos="10209"/>
         </w:tabs>
-      </w:pPr>
-      <w:hyperlink r:id="rId79" w:history="1">
+        <w:rPr>
+          <w:sz w:val="20"/>
+        </w:rPr>
+      </w:pPr>
+      <w:hyperlink w:anchor="__RefHeading___Toc9498_3664586" w:history="1">
         <w:r>
+          <w:rPr>
+            <w:sz w:val="20"/>
+          </w:rPr>
           <w:t>1.14 Representación de Datos</w:t>
         </w:r>
         <w:r>
+          <w:rPr>
+            <w:sz w:val="20"/>
+          </w:rPr>
           <w:tab/>
           <w:t>28</w:t>
         </w:r>
@@ -1527,12 +2160,21 @@
           <w:tab w:val="clear" w:pos="9927"/>
           <w:tab w:val="right" w:leader="dot" w:pos="10209"/>
         </w:tabs>
-      </w:pPr>
-      <w:hyperlink r:id="rId80" w:history="1">
+        <w:rPr>
+          <w:sz w:val="20"/>
+        </w:rPr>
+      </w:pPr>
+      <w:hyperlink w:anchor="__RefHeading___Toc9496_3664586" w:history="1">
         <w:r>
+          <w:rPr>
+            <w:sz w:val="20"/>
+          </w:rPr>
           <w:t>1.15 Portabilidad y Escalabilidad</w:t>
         </w:r>
         <w:r>
+          <w:rPr>
+            <w:sz w:val="20"/>
+          </w:rPr>
           <w:tab/>
           <w:t>28</w:t>
         </w:r>
@@ -1545,12 +2187,21 @@
           <w:tab w:val="clear" w:pos="9927"/>
           <w:tab w:val="right" w:leader="dot" w:pos="10209"/>
         </w:tabs>
-      </w:pPr>
-      <w:hyperlink r:id="rId81" w:history="1">
+        <w:rPr>
+          <w:sz w:val="20"/>
+        </w:rPr>
+      </w:pPr>
+      <w:hyperlink w:anchor="__RefHeading___Toc9494_3664586" w:history="1">
         <w:r>
+          <w:rPr>
+            <w:sz w:val="20"/>
+          </w:rPr>
           <w:t>1.16 Manejo de Excepciones y Monitoreo</w:t>
         </w:r>
         <w:r>
+          <w:rPr>
+            <w:sz w:val="20"/>
+          </w:rPr>
           <w:tab/>
           <w:t>28</w:t>
         </w:r>
@@ -1563,12 +2214,21 @@
           <w:tab w:val="clear" w:pos="9927"/>
           <w:tab w:val="right" w:leader="dot" w:pos="10209"/>
         </w:tabs>
-      </w:pPr>
-      <w:hyperlink r:id="rId82" w:history="1">
+        <w:rPr>
+          <w:sz w:val="20"/>
+        </w:rPr>
+      </w:pPr>
+      <w:hyperlink w:anchor="__RefHeading___Toc9492_3664586" w:history="1">
         <w:r>
+          <w:rPr>
+            <w:sz w:val="20"/>
+          </w:rPr>
           <w:t>1.17 Otros</w:t>
         </w:r>
         <w:r>
+          <w:rPr>
+            <w:sz w:val="20"/>
+          </w:rPr>
           <w:tab/>
           <w:t>28</w:t>
         </w:r>
@@ -1581,12 +2241,21 @@
           <w:tab w:val="clear" w:pos="9927"/>
           <w:tab w:val="right" w:leader="dot" w:pos="9926"/>
         </w:tabs>
-      </w:pPr>
-      <w:hyperlink r:id="rId83" w:history="1">
+        <w:rPr>
+          <w:sz w:val="20"/>
+        </w:rPr>
+      </w:pPr>
+      <w:hyperlink w:anchor="__RefHeading___Toc9221_3966994088" w:history="1">
         <w:r>
+          <w:rPr>
+            <w:sz w:val="20"/>
+          </w:rPr>
           <w:t>2. Apéndice</w:t>
         </w:r>
         <w:r>
+          <w:rPr>
+            <w:sz w:val="20"/>
+          </w:rPr>
           <w:tab/>
           <w:t>28</w:t>
         </w:r>
@@ -1600,11 +2269,17 @@
           <w:tab w:val="right" w:leader="dot" w:pos="9926"/>
         </w:tabs>
       </w:pPr>
-      <w:hyperlink r:id="rId84" w:history="1">
+      <w:hyperlink w:anchor="__RefHeading___Toc9219_3966994088" w:history="1">
         <w:r>
+          <w:rPr>
+            <w:sz w:val="20"/>
+          </w:rPr>
           <w:t>3. Firma de Aceptación</w:t>
         </w:r>
         <w:r>
+          <w:rPr>
+            <w:sz w:val="20"/>
+          </w:rPr>
           <w:tab/>
           <w:t>28</w:t>
         </w:r>
@@ -1679,12 +2354,6 @@
         <w:gridCol w:w="3170"/>
       </w:tblGrid>
       <w:tr>
-        <w:tblPrEx>
-          <w:tblCellMar>
-            <w:top w:w="0" w:type="dxa"/>
-            <w:bottom w:w="0" w:type="dxa"/>
-          </w:tblCellMar>
-        </w:tblPrEx>
         <w:tc>
           <w:tcPr>
             <w:tcW w:w="1063" w:type="dxa"/>
@@ -1843,12 +2512,6 @@
         </w:tc>
       </w:tr>
       <w:tr>
-        <w:tblPrEx>
-          <w:tblCellMar>
-            <w:top w:w="0" w:type="dxa"/>
-            <w:bottom w:w="0" w:type="dxa"/>
-          </w:tblCellMar>
-        </w:tblPrEx>
         <w:tc>
           <w:tcPr>
             <w:tcW w:w="1063" w:type="dxa"/>
@@ -1971,12 +2634,6 @@
         </w:tc>
       </w:tr>
       <w:tr>
-        <w:tblPrEx>
-          <w:tblCellMar>
-            <w:top w:w="0" w:type="dxa"/>
-            <w:bottom w:w="0" w:type="dxa"/>
-          </w:tblCellMar>
-        </w:tblPrEx>
         <w:tc>
           <w:tcPr>
             <w:tcW w:w="1063" w:type="dxa"/>
@@ -2103,12 +2760,6 @@
         </w:tc>
       </w:tr>
       <w:tr>
-        <w:tblPrEx>
-          <w:tblCellMar>
-            <w:top w:w="0" w:type="dxa"/>
-            <w:bottom w:w="0" w:type="dxa"/>
-          </w:tblCellMar>
-        </w:tblPrEx>
         <w:tc>
           <w:tcPr>
             <w:tcW w:w="1063" w:type="dxa"/>
@@ -2199,12 +2850,6 @@
         </w:tc>
       </w:tr>
       <w:tr>
-        <w:tblPrEx>
-          <w:tblCellMar>
-            <w:top w:w="0" w:type="dxa"/>
-            <w:bottom w:w="0" w:type="dxa"/>
-          </w:tblCellMar>
-        </w:tblPrEx>
         <w:tc>
           <w:tcPr>
             <w:tcW w:w="1063" w:type="dxa"/>
@@ -2271,7 +2916,15 @@
                 <w:sz w:val="18"/>
                 <w:szCs w:val="18"/>
               </w:rPr>
-              <w:t xml:space="preserve">29/11/2025 </w:t>
+              <w:t>7/12</w:t>
+            </w:r>
+            <w:r>
+              <w:rPr>
+                <w:color w:val="000000"/>
+                <w:sz w:val="18"/>
+                <w:szCs w:val="18"/>
+              </w:rPr>
+              <w:t xml:space="preserve">/2025 </w:t>
             </w:r>
           </w:p>
         </w:tc>
@@ -2306,69 +2959,15 @@
                 <w:sz w:val="18"/>
                 <w:szCs w:val="18"/>
               </w:rPr>
-              <w:t>Correcciones a los diagramas de procesos y procesos</w:t>
-            </w:r>
-            <w:r>
-              <w:rPr>
-                <w:color w:val="000000"/>
-                <w:sz w:val="18"/>
-                <w:szCs w:val="18"/>
-              </w:rPr>
-              <w:t xml:space="preserve">, pasaje de </w:t>
-            </w:r>
-            <w:proofErr w:type="spellStart"/>
-            <w:r>
-              <w:rPr>
-                <w:color w:val="000000"/>
-                <w:sz w:val="18"/>
-                <w:szCs w:val="18"/>
-              </w:rPr>
-              <w:t>swimlane</w:t>
-            </w:r>
-            <w:proofErr w:type="spellEnd"/>
-            <w:r>
-              <w:rPr>
-                <w:color w:val="000000"/>
-                <w:sz w:val="18"/>
-                <w:szCs w:val="18"/>
-              </w:rPr>
-              <w:t xml:space="preserve"> a </w:t>
-            </w:r>
-            <w:proofErr w:type="spellStart"/>
-            <w:r>
-              <w:rPr>
-                <w:color w:val="000000"/>
-                <w:sz w:val="18"/>
-                <w:szCs w:val="18"/>
-              </w:rPr>
-              <w:t>flowchart</w:t>
-            </w:r>
-            <w:proofErr w:type="spellEnd"/>
-            <w:r>
-              <w:rPr>
-                <w:color w:val="000000"/>
-                <w:sz w:val="18"/>
-                <w:szCs w:val="18"/>
-              </w:rPr>
-              <w:t xml:space="preserve"> </w:t>
-            </w:r>
-            <w:proofErr w:type="spellStart"/>
-            <w:r>
-              <w:rPr>
-                <w:color w:val="000000"/>
-                <w:sz w:val="18"/>
-                <w:szCs w:val="18"/>
-              </w:rPr>
-              <w:t>diagrams</w:t>
-            </w:r>
-            <w:proofErr w:type="spellEnd"/>
-            <w:r>
-              <w:rPr>
-                <w:color w:val="000000"/>
-                <w:sz w:val="18"/>
-                <w:szCs w:val="18"/>
-              </w:rPr>
-              <w:t>.</w:t>
+              <w:t>Correcciones a los diagramas de proceso</w:t>
+            </w:r>
+            <w:r>
+              <w:rPr>
+                <w:color w:val="000000"/>
+                <w:sz w:val="18"/>
+                <w:szCs w:val="18"/>
+              </w:rPr>
+              <w:t>s.</w:t>
             </w:r>
           </w:p>
           <w:p>
@@ -2391,21 +2990,17 @@
                 <w:sz w:val="18"/>
                 <w:szCs w:val="18"/>
               </w:rPr>
-              <w:t>Correcciones a los requerimientos.</w:t>
-            </w:r>
-          </w:p>
-        </w:tc>
-        <w:tc>
-          <w:tcPr>
-            <w:tcW w:w="3170" w:type="dxa"/>
-            <w:shd w:val="clear" w:color="auto" w:fill="CCCCCC"/>
-            <w:tcMar>
-              <w:top w:w="0" w:type="dxa"/>
-              <w:left w:w="0" w:type="dxa"/>
-              <w:bottom w:w="0" w:type="dxa"/>
-              <w:right w:w="0" w:type="dxa"/>
-            </w:tcMar>
-          </w:tcPr>
+              <w:t>Mínimas c</w:t>
+            </w:r>
+            <w:r>
+              <w:rPr>
+                <w:color w:val="000000"/>
+                <w:sz w:val="18"/>
+                <w:szCs w:val="18"/>
+              </w:rPr>
+              <w:t>orrecciones a los requerimientos.</w:t>
+            </w:r>
+          </w:p>
           <w:p>
             <w:pPr>
               <w:widowControl w:val="0"/>
@@ -2420,19 +3015,20 @@
                 <w:szCs w:val="18"/>
               </w:rPr>
             </w:pPr>
-          </w:p>
-        </w:tc>
-      </w:tr>
-      <w:tr>
-        <w:tblPrEx>
-          <w:tblCellMar>
-            <w:top w:w="0" w:type="dxa"/>
-            <w:bottom w:w="0" w:type="dxa"/>
-          </w:tblCellMar>
-        </w:tblPrEx>
-        <w:tc>
-          <w:tcPr>
-            <w:tcW w:w="1063" w:type="dxa"/>
+            <w:r>
+              <w:rPr>
+                <w:color w:val="000000"/>
+                <w:sz w:val="18"/>
+                <w:szCs w:val="18"/>
+              </w:rPr>
+              <w:t>Correcciones ortográficas.</w:t>
+            </w:r>
+          </w:p>
+        </w:tc>
+        <w:tc>
+          <w:tcPr>
+            <w:tcW w:w="3170" w:type="dxa"/>
+            <w:shd w:val="clear" w:color="auto" w:fill="CCCCCC"/>
             <w:tcMar>
               <w:top w:w="0" w:type="dxa"/>
               <w:left w:w="0" w:type="dxa"/>
@@ -2454,11 +3050,21 @@
                 <w:szCs w:val="18"/>
               </w:rPr>
             </w:pPr>
-          </w:p>
-        </w:tc>
-        <w:tc>
-          <w:tcPr>
-            <w:tcW w:w="1277" w:type="dxa"/>
+            <w:r>
+              <w:rPr>
+                <w:color w:val="000000"/>
+                <w:sz w:val="18"/>
+                <w:szCs w:val="18"/>
+              </w:rPr>
+              <w:t>Elías Rojas</w:t>
+            </w:r>
+          </w:p>
+        </w:tc>
+      </w:tr>
+      <w:tr>
+        <w:tc>
+          <w:tcPr>
+            <w:tcW w:w="1063" w:type="dxa"/>
             <w:tcMar>
               <w:top w:w="0" w:type="dxa"/>
               <w:left w:w="0" w:type="dxa"/>
@@ -2484,7 +3090,7 @@
         </w:tc>
         <w:tc>
           <w:tcPr>
-            <w:tcW w:w="4390" w:type="dxa"/>
+            <w:tcW w:w="1277" w:type="dxa"/>
             <w:tcMar>
               <w:top w:w="0" w:type="dxa"/>
               <w:left w:w="0" w:type="dxa"/>
@@ -2510,7 +3116,7 @@
         </w:tc>
         <w:tc>
           <w:tcPr>
-            <w:tcW w:w="3170" w:type="dxa"/>
+            <w:tcW w:w="4390" w:type="dxa"/>
             <w:tcMar>
               <w:top w:w="0" w:type="dxa"/>
               <w:left w:w="0" w:type="dxa"/>
@@ -2534,18 +3140,9 @@
             </w:pPr>
           </w:p>
         </w:tc>
-      </w:tr>
-      <w:tr>
-        <w:tblPrEx>
-          <w:tblCellMar>
-            <w:top w:w="0" w:type="dxa"/>
-            <w:bottom w:w="0" w:type="dxa"/>
-          </w:tblCellMar>
-        </w:tblPrEx>
-        <w:tc>
-          <w:tcPr>
-            <w:tcW w:w="1063" w:type="dxa"/>
-            <w:shd w:val="clear" w:color="auto" w:fill="CCCCCC"/>
+        <w:tc>
+          <w:tcPr>
+            <w:tcW w:w="3170" w:type="dxa"/>
             <w:tcMar>
               <w:top w:w="0" w:type="dxa"/>
               <w:left w:w="0" w:type="dxa"/>
@@ -2569,9 +3166,11 @@
             </w:pPr>
           </w:p>
         </w:tc>
-        <w:tc>
-          <w:tcPr>
-            <w:tcW w:w="1277" w:type="dxa"/>
+      </w:tr>
+      <w:tr>
+        <w:tc>
+          <w:tcPr>
+            <w:tcW w:w="1063" w:type="dxa"/>
             <w:shd w:val="clear" w:color="auto" w:fill="CCCCCC"/>
             <w:tcMar>
               <w:top w:w="0" w:type="dxa"/>
@@ -2598,7 +3197,7 @@
         </w:tc>
         <w:tc>
           <w:tcPr>
-            <w:tcW w:w="4390" w:type="dxa"/>
+            <w:tcW w:w="1277" w:type="dxa"/>
             <w:shd w:val="clear" w:color="auto" w:fill="CCCCCC"/>
             <w:tcMar>
               <w:top w:w="0" w:type="dxa"/>
@@ -2625,7 +3224,7 @@
         </w:tc>
         <w:tc>
           <w:tcPr>
-            <w:tcW w:w="3170" w:type="dxa"/>
+            <w:tcW w:w="4390" w:type="dxa"/>
             <w:shd w:val="clear" w:color="auto" w:fill="CCCCCC"/>
             <w:tcMar>
               <w:top w:w="0" w:type="dxa"/>
@@ -2650,17 +3249,10 @@
             </w:pPr>
           </w:p>
         </w:tc>
-      </w:tr>
-      <w:tr>
-        <w:tblPrEx>
-          <w:tblCellMar>
-            <w:top w:w="0" w:type="dxa"/>
-            <w:bottom w:w="0" w:type="dxa"/>
-          </w:tblCellMar>
-        </w:tblPrEx>
-        <w:tc>
-          <w:tcPr>
-            <w:tcW w:w="1063" w:type="dxa"/>
+        <w:tc>
+          <w:tcPr>
+            <w:tcW w:w="3170" w:type="dxa"/>
+            <w:shd w:val="clear" w:color="auto" w:fill="CCCCCC"/>
             <w:tcMar>
               <w:top w:w="0" w:type="dxa"/>
               <w:left w:w="0" w:type="dxa"/>
@@ -2684,9 +3276,11 @@
             </w:pPr>
           </w:p>
         </w:tc>
-        <w:tc>
-          <w:tcPr>
-            <w:tcW w:w="1277" w:type="dxa"/>
+      </w:tr>
+      <w:tr>
+        <w:tc>
+          <w:tcPr>
+            <w:tcW w:w="1063" w:type="dxa"/>
             <w:tcMar>
               <w:top w:w="0" w:type="dxa"/>
               <w:left w:w="0" w:type="dxa"/>
@@ -2712,7 +3306,7 @@
         </w:tc>
         <w:tc>
           <w:tcPr>
-            <w:tcW w:w="4390" w:type="dxa"/>
+            <w:tcW w:w="1277" w:type="dxa"/>
             <w:tcMar>
               <w:top w:w="0" w:type="dxa"/>
               <w:left w:w="0" w:type="dxa"/>
@@ -2738,7 +3332,7 @@
         </w:tc>
         <w:tc>
           <w:tcPr>
-            <w:tcW w:w="3170" w:type="dxa"/>
+            <w:tcW w:w="4390" w:type="dxa"/>
             <w:tcMar>
               <w:top w:w="0" w:type="dxa"/>
               <w:left w:w="0" w:type="dxa"/>
@@ -2762,18 +3356,9 @@
             </w:pPr>
           </w:p>
         </w:tc>
-      </w:tr>
-      <w:tr>
-        <w:tblPrEx>
-          <w:tblCellMar>
-            <w:top w:w="0" w:type="dxa"/>
-            <w:bottom w:w="0" w:type="dxa"/>
-          </w:tblCellMar>
-        </w:tblPrEx>
-        <w:tc>
-          <w:tcPr>
-            <w:tcW w:w="1063" w:type="dxa"/>
-            <w:shd w:val="clear" w:color="auto" w:fill="CCCCCC"/>
+        <w:tc>
+          <w:tcPr>
+            <w:tcW w:w="3170" w:type="dxa"/>
             <w:tcMar>
               <w:top w:w="0" w:type="dxa"/>
               <w:left w:w="0" w:type="dxa"/>
@@ -2797,9 +3382,11 @@
             </w:pPr>
           </w:p>
         </w:tc>
-        <w:tc>
-          <w:tcPr>
-            <w:tcW w:w="1277" w:type="dxa"/>
+      </w:tr>
+      <w:tr>
+        <w:tc>
+          <w:tcPr>
+            <w:tcW w:w="1063" w:type="dxa"/>
             <w:shd w:val="clear" w:color="auto" w:fill="CCCCCC"/>
             <w:tcMar>
               <w:top w:w="0" w:type="dxa"/>
@@ -2826,7 +3413,7 @@
         </w:tc>
         <w:tc>
           <w:tcPr>
-            <w:tcW w:w="4390" w:type="dxa"/>
+            <w:tcW w:w="1277" w:type="dxa"/>
             <w:shd w:val="clear" w:color="auto" w:fill="CCCCCC"/>
             <w:tcMar>
               <w:top w:w="0" w:type="dxa"/>
@@ -2853,7 +3440,7 @@
         </w:tc>
         <w:tc>
           <w:tcPr>
-            <w:tcW w:w="3170" w:type="dxa"/>
+            <w:tcW w:w="4390" w:type="dxa"/>
             <w:shd w:val="clear" w:color="auto" w:fill="CCCCCC"/>
             <w:tcMar>
               <w:top w:w="0" w:type="dxa"/>
@@ -2878,17 +3465,10 @@
             </w:pPr>
           </w:p>
         </w:tc>
-      </w:tr>
-      <w:tr>
-        <w:tblPrEx>
-          <w:tblCellMar>
-            <w:top w:w="0" w:type="dxa"/>
-            <w:bottom w:w="0" w:type="dxa"/>
-          </w:tblCellMar>
-        </w:tblPrEx>
-        <w:tc>
-          <w:tcPr>
-            <w:tcW w:w="1063" w:type="dxa"/>
+        <w:tc>
+          <w:tcPr>
+            <w:tcW w:w="3170" w:type="dxa"/>
+            <w:shd w:val="clear" w:color="auto" w:fill="CCCCCC"/>
             <w:tcMar>
               <w:top w:w="0" w:type="dxa"/>
               <w:left w:w="0" w:type="dxa"/>
@@ -2912,9 +3492,11 @@
             </w:pPr>
           </w:p>
         </w:tc>
-        <w:tc>
-          <w:tcPr>
-            <w:tcW w:w="1277" w:type="dxa"/>
+      </w:tr>
+      <w:tr>
+        <w:tc>
+          <w:tcPr>
+            <w:tcW w:w="1063" w:type="dxa"/>
             <w:tcMar>
               <w:top w:w="0" w:type="dxa"/>
               <w:left w:w="0" w:type="dxa"/>
@@ -2940,7 +3522,7 @@
         </w:tc>
         <w:tc>
           <w:tcPr>
-            <w:tcW w:w="4390" w:type="dxa"/>
+            <w:tcW w:w="1277" w:type="dxa"/>
             <w:tcMar>
               <w:top w:w="0" w:type="dxa"/>
               <w:left w:w="0" w:type="dxa"/>
@@ -2966,7 +3548,7 @@
         </w:tc>
         <w:tc>
           <w:tcPr>
-            <w:tcW w:w="3170" w:type="dxa"/>
+            <w:tcW w:w="4390" w:type="dxa"/>
             <w:tcMar>
               <w:top w:w="0" w:type="dxa"/>
               <w:left w:w="0" w:type="dxa"/>
@@ -2990,18 +3572,9 @@
             </w:pPr>
           </w:p>
         </w:tc>
-      </w:tr>
-      <w:tr>
-        <w:tblPrEx>
-          <w:tblCellMar>
-            <w:top w:w="0" w:type="dxa"/>
-            <w:bottom w:w="0" w:type="dxa"/>
-          </w:tblCellMar>
-        </w:tblPrEx>
-        <w:tc>
-          <w:tcPr>
-            <w:tcW w:w="1063" w:type="dxa"/>
-            <w:shd w:val="clear" w:color="auto" w:fill="CCCCCC"/>
+        <w:tc>
+          <w:tcPr>
+            <w:tcW w:w="3170" w:type="dxa"/>
             <w:tcMar>
               <w:top w:w="0" w:type="dxa"/>
               <w:left w:w="0" w:type="dxa"/>
@@ -3025,9 +3598,11 @@
             </w:pPr>
           </w:p>
         </w:tc>
-        <w:tc>
-          <w:tcPr>
-            <w:tcW w:w="1277" w:type="dxa"/>
+      </w:tr>
+      <w:tr>
+        <w:tc>
+          <w:tcPr>
+            <w:tcW w:w="1063" w:type="dxa"/>
             <w:shd w:val="clear" w:color="auto" w:fill="CCCCCC"/>
             <w:tcMar>
               <w:top w:w="0" w:type="dxa"/>
@@ -3054,7 +3629,7 @@
         </w:tc>
         <w:tc>
           <w:tcPr>
-            <w:tcW w:w="4390" w:type="dxa"/>
+            <w:tcW w:w="1277" w:type="dxa"/>
             <w:shd w:val="clear" w:color="auto" w:fill="CCCCCC"/>
             <w:tcMar>
               <w:top w:w="0" w:type="dxa"/>
@@ -3081,7 +3656,7 @@
         </w:tc>
         <w:tc>
           <w:tcPr>
-            <w:tcW w:w="3170" w:type="dxa"/>
+            <w:tcW w:w="4390" w:type="dxa"/>
             <w:shd w:val="clear" w:color="auto" w:fill="CCCCCC"/>
             <w:tcMar>
               <w:top w:w="0" w:type="dxa"/>
@@ -3106,17 +3681,10 @@
             </w:pPr>
           </w:p>
         </w:tc>
-      </w:tr>
-      <w:tr>
-        <w:tblPrEx>
-          <w:tblCellMar>
-            <w:top w:w="0" w:type="dxa"/>
-            <w:bottom w:w="0" w:type="dxa"/>
-          </w:tblCellMar>
-        </w:tblPrEx>
-        <w:tc>
-          <w:tcPr>
-            <w:tcW w:w="1063" w:type="dxa"/>
+        <w:tc>
+          <w:tcPr>
+            <w:tcW w:w="3170" w:type="dxa"/>
+            <w:shd w:val="clear" w:color="auto" w:fill="CCCCCC"/>
             <w:tcMar>
               <w:top w:w="0" w:type="dxa"/>
               <w:left w:w="0" w:type="dxa"/>
@@ -3140,9 +3708,11 @@
             </w:pPr>
           </w:p>
         </w:tc>
-        <w:tc>
-          <w:tcPr>
-            <w:tcW w:w="1277" w:type="dxa"/>
+      </w:tr>
+      <w:tr>
+        <w:tc>
+          <w:tcPr>
+            <w:tcW w:w="1063" w:type="dxa"/>
             <w:tcMar>
               <w:top w:w="0" w:type="dxa"/>
               <w:left w:w="0" w:type="dxa"/>
@@ -3168,7 +3738,7 @@
         </w:tc>
         <w:tc>
           <w:tcPr>
-            <w:tcW w:w="4390" w:type="dxa"/>
+            <w:tcW w:w="1277" w:type="dxa"/>
             <w:tcMar>
               <w:top w:w="0" w:type="dxa"/>
               <w:left w:w="0" w:type="dxa"/>
@@ -3194,7 +3764,7 @@
         </w:tc>
         <w:tc>
           <w:tcPr>
-            <w:tcW w:w="3170" w:type="dxa"/>
+            <w:tcW w:w="4390" w:type="dxa"/>
             <w:tcMar>
               <w:top w:w="0" w:type="dxa"/>
               <w:left w:w="0" w:type="dxa"/>
@@ -3218,18 +3788,9 @@
             </w:pPr>
           </w:p>
         </w:tc>
-      </w:tr>
-      <w:tr>
-        <w:tblPrEx>
-          <w:tblCellMar>
-            <w:top w:w="0" w:type="dxa"/>
-            <w:bottom w:w="0" w:type="dxa"/>
-          </w:tblCellMar>
-        </w:tblPrEx>
-        <w:tc>
-          <w:tcPr>
-            <w:tcW w:w="1063" w:type="dxa"/>
-            <w:shd w:val="clear" w:color="auto" w:fill="CCCCCC"/>
+        <w:tc>
+          <w:tcPr>
+            <w:tcW w:w="3170" w:type="dxa"/>
             <w:tcMar>
               <w:top w:w="0" w:type="dxa"/>
               <w:left w:w="0" w:type="dxa"/>
@@ -3253,9 +3814,11 @@
             </w:pPr>
           </w:p>
         </w:tc>
-        <w:tc>
-          <w:tcPr>
-            <w:tcW w:w="1277" w:type="dxa"/>
+      </w:tr>
+      <w:tr>
+        <w:tc>
+          <w:tcPr>
+            <w:tcW w:w="1063" w:type="dxa"/>
             <w:shd w:val="clear" w:color="auto" w:fill="CCCCCC"/>
             <w:tcMar>
               <w:top w:w="0" w:type="dxa"/>
@@ -3282,7 +3845,7 @@
         </w:tc>
         <w:tc>
           <w:tcPr>
-            <w:tcW w:w="4390" w:type="dxa"/>
+            <w:tcW w:w="1277" w:type="dxa"/>
             <w:shd w:val="clear" w:color="auto" w:fill="CCCCCC"/>
             <w:tcMar>
               <w:top w:w="0" w:type="dxa"/>
@@ -3309,7 +3872,7 @@
         </w:tc>
         <w:tc>
           <w:tcPr>
-            <w:tcW w:w="3170" w:type="dxa"/>
+            <w:tcW w:w="4390" w:type="dxa"/>
             <w:shd w:val="clear" w:color="auto" w:fill="CCCCCC"/>
             <w:tcMar>
               <w:top w:w="0" w:type="dxa"/>
@@ -3334,17 +3897,10 @@
             </w:pPr>
           </w:p>
         </w:tc>
-      </w:tr>
-      <w:tr>
-        <w:tblPrEx>
-          <w:tblCellMar>
-            <w:top w:w="0" w:type="dxa"/>
-            <w:bottom w:w="0" w:type="dxa"/>
-          </w:tblCellMar>
-        </w:tblPrEx>
-        <w:tc>
-          <w:tcPr>
-            <w:tcW w:w="1063" w:type="dxa"/>
+        <w:tc>
+          <w:tcPr>
+            <w:tcW w:w="3170" w:type="dxa"/>
+            <w:shd w:val="clear" w:color="auto" w:fill="CCCCCC"/>
             <w:tcMar>
               <w:top w:w="0" w:type="dxa"/>
               <w:left w:w="0" w:type="dxa"/>
@@ -3368,9 +3924,11 @@
             </w:pPr>
           </w:p>
         </w:tc>
-        <w:tc>
-          <w:tcPr>
-            <w:tcW w:w="1277" w:type="dxa"/>
+      </w:tr>
+      <w:tr>
+        <w:tc>
+          <w:tcPr>
+            <w:tcW w:w="1063" w:type="dxa"/>
             <w:tcMar>
               <w:top w:w="0" w:type="dxa"/>
               <w:left w:w="0" w:type="dxa"/>
@@ -3396,7 +3954,7 @@
         </w:tc>
         <w:tc>
           <w:tcPr>
-            <w:tcW w:w="4390" w:type="dxa"/>
+            <w:tcW w:w="1277" w:type="dxa"/>
             <w:tcMar>
               <w:top w:w="0" w:type="dxa"/>
               <w:left w:w="0" w:type="dxa"/>
@@ -3422,7 +3980,7 @@
         </w:tc>
         <w:tc>
           <w:tcPr>
-            <w:tcW w:w="3170" w:type="dxa"/>
+            <w:tcW w:w="4390" w:type="dxa"/>
             <w:tcMar>
               <w:top w:w="0" w:type="dxa"/>
               <w:left w:w="0" w:type="dxa"/>
@@ -3446,18 +4004,9 @@
             </w:pPr>
           </w:p>
         </w:tc>
-      </w:tr>
-      <w:tr>
-        <w:tblPrEx>
-          <w:tblCellMar>
-            <w:top w:w="0" w:type="dxa"/>
-            <w:bottom w:w="0" w:type="dxa"/>
-          </w:tblCellMar>
-        </w:tblPrEx>
-        <w:tc>
-          <w:tcPr>
-            <w:tcW w:w="1063" w:type="dxa"/>
-            <w:shd w:val="clear" w:color="auto" w:fill="CCCCCC"/>
+        <w:tc>
+          <w:tcPr>
+            <w:tcW w:w="3170" w:type="dxa"/>
             <w:tcMar>
               <w:top w:w="0" w:type="dxa"/>
               <w:left w:w="0" w:type="dxa"/>
@@ -3481,9 +4030,11 @@
             </w:pPr>
           </w:p>
         </w:tc>
-        <w:tc>
-          <w:tcPr>
-            <w:tcW w:w="1277" w:type="dxa"/>
+      </w:tr>
+      <w:tr>
+        <w:tc>
+          <w:tcPr>
+            <w:tcW w:w="1063" w:type="dxa"/>
             <w:shd w:val="clear" w:color="auto" w:fill="CCCCCC"/>
             <w:tcMar>
               <w:top w:w="0" w:type="dxa"/>
@@ -3510,7 +4061,7 @@
         </w:tc>
         <w:tc>
           <w:tcPr>
-            <w:tcW w:w="4390" w:type="dxa"/>
+            <w:tcW w:w="1277" w:type="dxa"/>
             <w:shd w:val="clear" w:color="auto" w:fill="CCCCCC"/>
             <w:tcMar>
               <w:top w:w="0" w:type="dxa"/>
@@ -3537,7 +4088,7 @@
         </w:tc>
         <w:tc>
           <w:tcPr>
-            <w:tcW w:w="3170" w:type="dxa"/>
+            <w:tcW w:w="4390" w:type="dxa"/>
             <w:shd w:val="clear" w:color="auto" w:fill="CCCCCC"/>
             <w:tcMar>
               <w:top w:w="0" w:type="dxa"/>
@@ -3562,17 +4113,10 @@
             </w:pPr>
           </w:p>
         </w:tc>
-      </w:tr>
-      <w:tr>
-        <w:tblPrEx>
-          <w:tblCellMar>
-            <w:top w:w="0" w:type="dxa"/>
-            <w:bottom w:w="0" w:type="dxa"/>
-          </w:tblCellMar>
-        </w:tblPrEx>
-        <w:tc>
-          <w:tcPr>
-            <w:tcW w:w="1063" w:type="dxa"/>
+        <w:tc>
+          <w:tcPr>
+            <w:tcW w:w="3170" w:type="dxa"/>
+            <w:shd w:val="clear" w:color="auto" w:fill="CCCCCC"/>
             <w:tcMar>
               <w:top w:w="0" w:type="dxa"/>
               <w:left w:w="0" w:type="dxa"/>
@@ -3596,9 +4140,11 @@
             </w:pPr>
           </w:p>
         </w:tc>
-        <w:tc>
-          <w:tcPr>
-            <w:tcW w:w="1277" w:type="dxa"/>
+      </w:tr>
+      <w:tr>
+        <w:tc>
+          <w:tcPr>
+            <w:tcW w:w="1063" w:type="dxa"/>
             <w:tcMar>
               <w:top w:w="0" w:type="dxa"/>
               <w:left w:w="0" w:type="dxa"/>
@@ -3624,7 +4170,7 @@
         </w:tc>
         <w:tc>
           <w:tcPr>
-            <w:tcW w:w="4390" w:type="dxa"/>
+            <w:tcW w:w="1277" w:type="dxa"/>
             <w:tcMar>
               <w:top w:w="0" w:type="dxa"/>
               <w:left w:w="0" w:type="dxa"/>
@@ -3650,7 +4196,7 @@
         </w:tc>
         <w:tc>
           <w:tcPr>
-            <w:tcW w:w="3170" w:type="dxa"/>
+            <w:tcW w:w="4390" w:type="dxa"/>
             <w:tcMar>
               <w:top w:w="0" w:type="dxa"/>
               <w:left w:w="0" w:type="dxa"/>
@@ -3674,18 +4220,9 @@
             </w:pPr>
           </w:p>
         </w:tc>
-      </w:tr>
-      <w:tr>
-        <w:tblPrEx>
-          <w:tblCellMar>
-            <w:top w:w="0" w:type="dxa"/>
-            <w:bottom w:w="0" w:type="dxa"/>
-          </w:tblCellMar>
-        </w:tblPrEx>
-        <w:tc>
-          <w:tcPr>
-            <w:tcW w:w="1063" w:type="dxa"/>
-            <w:shd w:val="clear" w:color="auto" w:fill="CCCCCC"/>
+        <w:tc>
+          <w:tcPr>
+            <w:tcW w:w="3170" w:type="dxa"/>
             <w:tcMar>
               <w:top w:w="0" w:type="dxa"/>
               <w:left w:w="0" w:type="dxa"/>
@@ -3709,9 +4246,11 @@
             </w:pPr>
           </w:p>
         </w:tc>
-        <w:tc>
-          <w:tcPr>
-            <w:tcW w:w="1277" w:type="dxa"/>
+      </w:tr>
+      <w:tr>
+        <w:tc>
+          <w:tcPr>
+            <w:tcW w:w="1063" w:type="dxa"/>
             <w:shd w:val="clear" w:color="auto" w:fill="CCCCCC"/>
             <w:tcMar>
               <w:top w:w="0" w:type="dxa"/>
@@ -3738,7 +4277,7 @@
         </w:tc>
         <w:tc>
           <w:tcPr>
-            <w:tcW w:w="4390" w:type="dxa"/>
+            <w:tcW w:w="1277" w:type="dxa"/>
             <w:shd w:val="clear" w:color="auto" w:fill="CCCCCC"/>
             <w:tcMar>
               <w:top w:w="0" w:type="dxa"/>
@@ -3765,7 +4304,7 @@
         </w:tc>
         <w:tc>
           <w:tcPr>
-            <w:tcW w:w="3170" w:type="dxa"/>
+            <w:tcW w:w="4390" w:type="dxa"/>
             <w:shd w:val="clear" w:color="auto" w:fill="CCCCCC"/>
             <w:tcMar>
               <w:top w:w="0" w:type="dxa"/>
@@ -3790,14 +4329,35 @@
             </w:pPr>
           </w:p>
         </w:tc>
+        <w:tc>
+          <w:tcPr>
+            <w:tcW w:w="3170" w:type="dxa"/>
+            <w:shd w:val="clear" w:color="auto" w:fill="CCCCCC"/>
+            <w:tcMar>
+              <w:top w:w="0" w:type="dxa"/>
+              <w:left w:w="0" w:type="dxa"/>
+              <w:bottom w:w="0" w:type="dxa"/>
+              <w:right w:w="0" w:type="dxa"/>
+            </w:tcMar>
+          </w:tcPr>
+          <w:p>
+            <w:pPr>
+              <w:widowControl w:val="0"/>
+              <w:tabs>
+                <w:tab w:val="left" w:pos="2268"/>
+                <w:tab w:val="left" w:pos="4253"/>
+              </w:tabs>
+              <w:jc w:val="left"/>
+              <w:rPr>
+                <w:color w:val="000000"/>
+                <w:sz w:val="18"/>
+                <w:szCs w:val="18"/>
+              </w:rPr>
+            </w:pPr>
+          </w:p>
+        </w:tc>
       </w:tr>
       <w:tr>
-        <w:tblPrEx>
-          <w:tblCellMar>
-            <w:top w:w="0" w:type="dxa"/>
-            <w:bottom w:w="0" w:type="dxa"/>
-          </w:tblCellMar>
-        </w:tblPrEx>
         <w:tc>
           <w:tcPr>
             <w:tcW w:w="1063" w:type="dxa"/>
@@ -3906,12 +4466,6 @@
         </w:tc>
       </w:tr>
       <w:tr>
-        <w:tblPrEx>
-          <w:tblCellMar>
-            <w:top w:w="0" w:type="dxa"/>
-            <w:bottom w:w="0" w:type="dxa"/>
-          </w:tblCellMar>
-        </w:tblPrEx>
         <w:tc>
           <w:tcPr>
             <w:tcW w:w="1063" w:type="dxa"/>
@@ -4139,12 +4693,6 @@
         <w:gridCol w:w="4481"/>
       </w:tblGrid>
       <w:tr>
-        <w:tblPrEx>
-          <w:tblCellMar>
-            <w:top w:w="0" w:type="dxa"/>
-            <w:bottom w:w="0" w:type="dxa"/>
-          </w:tblCellMar>
-        </w:tblPrEx>
         <w:tc>
           <w:tcPr>
             <w:tcW w:w="3979" w:type="dxa"/>
@@ -4211,12 +4759,6 @@
         </w:tc>
       </w:tr>
       <w:tr>
-        <w:tblPrEx>
-          <w:tblCellMar>
-            <w:top w:w="0" w:type="dxa"/>
-            <w:bottom w:w="0" w:type="dxa"/>
-          </w:tblCellMar>
-        </w:tblPrEx>
         <w:tc>
           <w:tcPr>
             <w:tcW w:w="3979" w:type="dxa"/>
@@ -4291,12 +4833,6 @@
         </w:tc>
       </w:tr>
       <w:tr>
-        <w:tblPrEx>
-          <w:tblCellMar>
-            <w:top w:w="0" w:type="dxa"/>
-            <w:bottom w:w="0" w:type="dxa"/>
-          </w:tblCellMar>
-        </w:tblPrEx>
         <w:tc>
           <w:tcPr>
             <w:tcW w:w="3979" w:type="dxa"/>
@@ -4365,12 +4901,6 @@
         </w:tc>
       </w:tr>
       <w:tr>
-        <w:tblPrEx>
-          <w:tblCellMar>
-            <w:top w:w="0" w:type="dxa"/>
-            <w:bottom w:w="0" w:type="dxa"/>
-          </w:tblCellMar>
-        </w:tblPrEx>
         <w:tc>
           <w:tcPr>
             <w:tcW w:w="3979" w:type="dxa"/>
@@ -4425,12 +4955,6 @@
         </w:tc>
       </w:tr>
       <w:tr>
-        <w:tblPrEx>
-          <w:tblCellMar>
-            <w:top w:w="0" w:type="dxa"/>
-            <w:bottom w:w="0" w:type="dxa"/>
-          </w:tblCellMar>
-        </w:tblPrEx>
         <w:tc>
           <w:tcPr>
             <w:tcW w:w="3979" w:type="dxa"/>
@@ -4503,12 +5027,6 @@
         </w:tc>
       </w:tr>
       <w:tr>
-        <w:tblPrEx>
-          <w:tblCellMar>
-            <w:top w:w="0" w:type="dxa"/>
-            <w:bottom w:w="0" w:type="dxa"/>
-          </w:tblCellMar>
-        </w:tblPrEx>
         <w:trPr>
           <w:trHeight w:val="302"/>
         </w:trPr>
@@ -4566,12 +5084,6 @@
         </w:tc>
       </w:tr>
       <w:tr>
-        <w:tblPrEx>
-          <w:tblCellMar>
-            <w:top w:w="0" w:type="dxa"/>
-            <w:bottom w:w="0" w:type="dxa"/>
-          </w:tblCellMar>
-        </w:tblPrEx>
         <w:tc>
           <w:tcPr>
             <w:tcW w:w="3979" w:type="dxa"/>
@@ -4593,19 +5105,11 @@
                 <w:color w:val="000000"/>
               </w:rPr>
             </w:pPr>
-            <w:proofErr w:type="spellStart"/>
-            <w:r>
-              <w:rPr>
-                <w:color w:val="000000"/>
-              </w:rPr>
-              <w:t>Elias</w:t>
-            </w:r>
-            <w:proofErr w:type="spellEnd"/>
-            <w:r>
-              <w:rPr>
-                <w:color w:val="000000"/>
-              </w:rPr>
-              <w:t xml:space="preserve"> Rojas</w:t>
+            <w:r>
+              <w:rPr>
+                <w:color w:val="000000"/>
+              </w:rPr>
+              <w:t>Elias Rojas</w:t>
             </w:r>
           </w:p>
         </w:tc>
@@ -4702,12 +5206,6 @@
         <w:gridCol w:w="4584"/>
       </w:tblGrid>
       <w:tr>
-        <w:tblPrEx>
-          <w:tblCellMar>
-            <w:top w:w="0" w:type="dxa"/>
-            <w:bottom w:w="0" w:type="dxa"/>
-          </w:tblCellMar>
-        </w:tblPrEx>
         <w:trPr>
           <w:trHeight w:val="300"/>
         </w:trPr>
@@ -4777,12 +5275,6 @@
         </w:tc>
       </w:tr>
       <w:tr>
-        <w:tblPrEx>
-          <w:tblCellMar>
-            <w:top w:w="0" w:type="dxa"/>
-            <w:bottom w:w="0" w:type="dxa"/>
-          </w:tblCellMar>
-        </w:tblPrEx>
         <w:trPr>
           <w:trHeight w:val="300"/>
         </w:trPr>
@@ -4852,12 +5344,6 @@
         </w:tc>
       </w:tr>
       <w:tr>
-        <w:tblPrEx>
-          <w:tblCellMar>
-            <w:top w:w="0" w:type="dxa"/>
-            <w:bottom w:w="0" w:type="dxa"/>
-          </w:tblCellMar>
-        </w:tblPrEx>
         <w:trPr>
           <w:trHeight w:val="300"/>
         </w:trPr>
@@ -4966,12 +5452,6 @@
         <w:gridCol w:w="4591"/>
       </w:tblGrid>
       <w:tr>
-        <w:tblPrEx>
-          <w:tblCellMar>
-            <w:top w:w="0" w:type="dxa"/>
-            <w:bottom w:w="0" w:type="dxa"/>
-          </w:tblCellMar>
-        </w:tblPrEx>
         <w:trPr>
           <w:trHeight w:val="300"/>
         </w:trPr>
@@ -5041,12 +5521,6 @@
         </w:tc>
       </w:tr>
       <w:tr>
-        <w:tblPrEx>
-          <w:tblCellMar>
-            <w:top w:w="0" w:type="dxa"/>
-            <w:bottom w:w="0" w:type="dxa"/>
-          </w:tblCellMar>
-        </w:tblPrEx>
         <w:trPr>
           <w:trHeight w:val="300"/>
         </w:trPr>
@@ -5075,19 +5549,11 @@
                 <w:color w:val="000000"/>
               </w:rPr>
             </w:pPr>
-            <w:proofErr w:type="spellStart"/>
-            <w:r>
-              <w:rPr>
-                <w:color w:val="000000"/>
-              </w:rPr>
-              <w:t>Elias</w:t>
-            </w:r>
-            <w:proofErr w:type="spellEnd"/>
-            <w:r>
-              <w:rPr>
-                <w:color w:val="000000"/>
-              </w:rPr>
-              <w:t xml:space="preserve"> Rojas</w:t>
+            <w:r>
+              <w:rPr>
+                <w:color w:val="000000"/>
+              </w:rPr>
+              <w:t>Elias Rojas</w:t>
             </w:r>
           </w:p>
         </w:tc>
@@ -5334,14 +5800,12 @@
         <w:lastRenderedPageBreak/>
         <w:t xml:space="preserve">grandes áreas a mejorar, </w:t>
       </w:r>
-      <w:proofErr w:type="spellStart"/>
-      <w:r>
-        <w:rPr>
-          <w:color w:val="000000"/>
-        </w:rPr>
-        <w:t>Gestion</w:t>
-      </w:r>
-      <w:proofErr w:type="spellEnd"/>
+      <w:r>
+        <w:rPr>
+          <w:color w:val="000000"/>
+        </w:rPr>
+        <w:t>Gestión</w:t>
+      </w:r>
       <w:r>
         <w:rPr>
           <w:color w:val="000000"/>
@@ -5660,33 +6124,17 @@
         </w:rPr>
         <w:t xml:space="preserve">, segregando idealmente los roles y dando la oportunidad de especializarse y presentar mejores rendimientos en su área. Al pasar la Recepción de Pedidos a la web </w:t>
       </w:r>
-      <w:proofErr w:type="gramStart"/>
-      <w:r>
-        <w:rPr>
-          <w:color w:val="000000"/>
-        </w:rPr>
-        <w:t>y  el</w:t>
-      </w:r>
-      <w:proofErr w:type="gramEnd"/>
-      <w:r>
-        <w:rPr>
-          <w:color w:val="000000"/>
-        </w:rPr>
-        <w:t xml:space="preserve"> Control de Inventario y Recetas a la aplicación de Escritorio se </w:t>
-      </w:r>
-      <w:proofErr w:type="gramStart"/>
-      <w:r>
-        <w:rPr>
-          <w:color w:val="000000"/>
-        </w:rPr>
-        <w:t>pretende  reducir</w:t>
-      </w:r>
-      <w:proofErr w:type="gramEnd"/>
-      <w:r>
-        <w:rPr>
-          <w:color w:val="000000"/>
-        </w:rPr>
-        <w:t xml:space="preserve"> la ocupación del personal de la pastelería en </w:t>
+      <w:r>
+        <w:rPr>
+          <w:color w:val="000000"/>
+        </w:rPr>
+        <w:t>y el</w:t>
+      </w:r>
+      <w:r>
+        <w:rPr>
+          <w:color w:val="000000"/>
+        </w:rPr>
+        <w:t xml:space="preserve"> Control de Inventario y Recetas a la aplicación de Escritorio se pretende reducir la ocupación del personal de la pastelería en </w:t>
       </w:r>
       <w:proofErr w:type="gramStart"/>
       <w:r>
@@ -5927,12 +6375,6 @@
         <w:gridCol w:w="3421"/>
       </w:tblGrid>
       <w:tr>
-        <w:tblPrEx>
-          <w:tblCellMar>
-            <w:top w:w="0" w:type="dxa"/>
-            <w:bottom w:w="0" w:type="dxa"/>
-          </w:tblCellMar>
-        </w:tblPrEx>
         <w:tc>
           <w:tcPr>
             <w:tcW w:w="2159" w:type="dxa"/>
@@ -6031,12 +6473,6 @@
         </w:tc>
       </w:tr>
       <w:tr>
-        <w:tblPrEx>
-          <w:tblCellMar>
-            <w:top w:w="0" w:type="dxa"/>
-            <w:bottom w:w="0" w:type="dxa"/>
-          </w:tblCellMar>
-        </w:tblPrEx>
         <w:tc>
           <w:tcPr>
             <w:tcW w:w="2159" w:type="dxa"/>
@@ -6145,12 +6581,6 @@
         </w:tc>
       </w:tr>
       <w:tr>
-        <w:tblPrEx>
-          <w:tblCellMar>
-            <w:top w:w="0" w:type="dxa"/>
-            <w:bottom w:w="0" w:type="dxa"/>
-          </w:tblCellMar>
-        </w:tblPrEx>
         <w:tc>
           <w:tcPr>
             <w:tcW w:w="2159" w:type="dxa"/>
@@ -6303,7 +6733,7 @@
                     <pic:cNvPicPr/>
                   </pic:nvPicPr>
                   <pic:blipFill>
-                    <a:blip r:embed="rId85">
+                    <a:blip r:embed="rId7">
                       <a:lum/>
                       <a:alphaModFix/>
                     </a:blip>
@@ -6390,12 +6820,12 @@
                     <pic:cNvPicPr/>
                   </pic:nvPicPr>
                   <pic:blipFill>
-                    <a:blip r:embed="rId86">
+                    <a:blip r:embed="rId8">
                       <a:lum/>
                       <a:alphaModFix/>
                       <a:extLst>
                         <a:ext uri="{96DAC541-7B7A-43D3-8B79-37D633B846F1}">
-                          <asvg:svgBlip xmlns:asvg="http://schemas.microsoft.com/office/drawing/2016/SVG/main" r:embed="rId87"/>
+                          <asvg:svgBlip xmlns:asvg="http://schemas.microsoft.com/office/drawing/2016/SVG/main" r:embed="rId9"/>
                         </a:ext>
                       </a:extLst>
                     </a:blip>
@@ -6447,14 +6877,12 @@
         </w:rPr>
         <w:t xml:space="preserve">El Proceso Productivo es el proceso que permite que la </w:t>
       </w:r>
-      <w:proofErr w:type="spellStart"/>
-      <w:r>
-        <w:rPr>
-          <w:color w:val="000000"/>
-        </w:rPr>
-        <w:t>Pasteleria</w:t>
-      </w:r>
-      <w:proofErr w:type="spellEnd"/>
+      <w:r>
+        <w:rPr>
+          <w:color w:val="000000"/>
+        </w:rPr>
+        <w:t>Pastelería</w:t>
+      </w:r>
       <w:r>
         <w:rPr>
           <w:color w:val="000000"/>
@@ -6518,26 +6946,24 @@
         </w:rPr>
         <w:t xml:space="preserve">. Se toman pedidos, </w:t>
       </w:r>
+      <w:r>
+        <w:rPr>
+          <w:color w:val="000000"/>
+        </w:rPr>
+        <w:t xml:space="preserve">personalizados </w:t>
+      </w:r>
+      <w:r>
+        <w:rPr>
+          <w:color w:val="000000"/>
+        </w:rPr>
+        <w:t xml:space="preserve">o no, que luego serán preparados. Esta preparación realiza un cambio en el Inventario que se controla los viernes por los mismos Empleados. Una vez terminado el pedido y si este se puede preparar en el acto, el cliente lo retira o puede ser enviado. Se coordina con </w:t>
+      </w:r>
       <w:proofErr w:type="spellStart"/>
       <w:r>
         <w:rPr>
           <w:color w:val="000000"/>
         </w:rPr>
-        <w:t>personaliados</w:t>
-      </w:r>
-      <w:proofErr w:type="spellEnd"/>
-      <w:r>
-        <w:rPr>
-          <w:color w:val="000000"/>
-        </w:rPr>
-        <w:t xml:space="preserve"> o no, que luego serán preparados. Esta preparación realiza un cambio en el Inventario que se controla los viernes por los mismos Empleados. Una vez terminado el pedido y si este se puede preparar en el acto, el cliente lo retira o puede ser enviado. Se coordina con </w:t>
-      </w:r>
-      <w:proofErr w:type="spellStart"/>
-      <w:r>
-        <w:rPr>
-          <w:color w:val="000000"/>
-        </w:rPr>
-        <w:t>Cadeteria</w:t>
+        <w:t>Cadetería</w:t>
       </w:r>
       <w:proofErr w:type="spellEnd"/>
       <w:r>
@@ -6635,12 +7061,12 @@
                     <pic:cNvPicPr/>
                   </pic:nvPicPr>
                   <pic:blipFill>
-                    <a:blip r:embed="rId88">
+                    <a:blip r:embed="rId10">
                       <a:lum/>
                       <a:alphaModFix/>
                       <a:extLst>
                         <a:ext uri="{96DAC541-7B7A-43D3-8B79-37D633B846F1}">
-                          <asvg:svgBlip xmlns:asvg="http://schemas.microsoft.com/office/drawing/2016/SVG/main" r:embed="rId89"/>
+                          <asvg:svgBlip xmlns:asvg="http://schemas.microsoft.com/office/drawing/2016/SVG/main" r:embed="rId11"/>
                         </a:ext>
                       </a:extLst>
                     </a:blip>
@@ -6801,28 +7227,24 @@
         </w:rPr>
         <w:t xml:space="preserve">La mayoría de </w:t>
       </w:r>
-      <w:proofErr w:type="gramStart"/>
-      <w:r>
-        <w:rPr>
-          <w:color w:val="000000"/>
-        </w:rPr>
-        <w:t>egresos</w:t>
-      </w:r>
-      <w:proofErr w:type="gramEnd"/>
+      <w:r>
+        <w:rPr>
+          <w:color w:val="000000"/>
+        </w:rPr>
+        <w:t>los egresos</w:t>
+      </w:r>
       <w:r>
         <w:rPr>
           <w:color w:val="000000"/>
         </w:rPr>
         <w:t xml:space="preserve"> están gestionados por Contabilidad. Algunos se informan por parte de </w:t>
       </w:r>
-      <w:proofErr w:type="gramStart"/>
-      <w:r>
-        <w:rPr>
-          <w:color w:val="000000"/>
-        </w:rPr>
-        <w:t>Administración  a</w:t>
-      </w:r>
-      <w:proofErr w:type="gramEnd"/>
+      <w:r>
+        <w:rPr>
+          <w:color w:val="000000"/>
+        </w:rPr>
+        <w:t>Administración a</w:t>
+      </w:r>
       <w:r>
         <w:rPr>
           <w:color w:val="000000"/>
@@ -6846,14 +7268,12 @@
         </w:rPr>
         <w:t xml:space="preserve">La contabilidad, hace de Tesorería, gestionando el capital y </w:t>
       </w:r>
-      <w:proofErr w:type="spellStart"/>
-      <w:r>
-        <w:rPr>
-          <w:color w:val="000000"/>
-        </w:rPr>
-        <w:t>asegurandosé</w:t>
-      </w:r>
-      <w:proofErr w:type="spellEnd"/>
+      <w:r>
+        <w:rPr>
+          <w:color w:val="000000"/>
+        </w:rPr>
+        <w:t>asegurándose</w:t>
+      </w:r>
       <w:r>
         <w:rPr>
           <w:color w:val="000000"/>
@@ -7074,14 +7494,12 @@
         <w:jc w:val="center"/>
         <w:rPr>
           <w:color w:val="000000"/>
-          <w:lang/>
         </w:rPr>
       </w:pPr>
       <w:r>
         <w:rPr>
           <w:noProof/>
           <w:color w:val="000000"/>
-          <w:lang/>
         </w:rPr>
         <w:drawing>
           <wp:inline distT="0" distB="0" distL="0" distR="0" wp14:anchorId="3C778152" wp14:editId="3604F727">
@@ -7099,7 +7517,7 @@
                     <pic:cNvPicPr/>
                   </pic:nvPicPr>
                   <pic:blipFill>
-                    <a:blip r:embed="rId90">
+                    <a:blip r:embed="rId12">
                       <a:extLst>
                         <a:ext uri="{28A0092B-C50C-407E-A947-70E740481C1C}">
                           <a14:useLocalDpi xmlns:a14="http://schemas.microsoft.com/office/drawing/2010/main" val="0"/>
@@ -7365,14 +7783,10 @@
           <w:tab w:val="left" w:pos="851"/>
         </w:tabs>
         <w:jc w:val="center"/>
-        <w:rPr>
-          <w:lang/>
-        </w:rPr>
       </w:pPr>
       <w:r>
         <w:rPr>
           <w:noProof/>
-          <w:lang/>
         </w:rPr>
         <w:drawing>
           <wp:inline distT="0" distB="0" distL="0" distR="0" wp14:anchorId="12C8C161" wp14:editId="3AAF5512">
@@ -7388,12 +7802,12 @@
                     <pic:cNvPicPr/>
                   </pic:nvPicPr>
                   <pic:blipFill>
-                    <a:blip r:embed="rId91">
+                    <a:blip r:embed="rId13">
                       <a:lum/>
                       <a:alphaModFix/>
                       <a:extLst>
                         <a:ext uri="{96DAC541-7B7A-43D3-8B79-37D633B846F1}">
-                          <asvg:svgBlip xmlns:asvg="http://schemas.microsoft.com/office/drawing/2016/SVG/main" r:embed="rId92"/>
+                          <asvg:svgBlip xmlns:asvg="http://schemas.microsoft.com/office/drawing/2016/SVG/main" r:embed="rId14"/>
                         </a:ext>
                       </a:extLst>
                     </a:blip>
@@ -7443,7 +7857,6 @@
       <w:r>
         <w:rPr>
           <w:color w:val="000000"/>
-          <w:lang/>
         </w:rPr>
         <w:t>el caso de que no haya stock y el encargado haya confirmado que los productos están en fabricación, el Empleado de Atención al Público deberá esperar la misma para poder terminar el Pedido.</w:t>
       </w:r>
@@ -7459,13 +7872,11 @@
         </w:tabs>
         <w:rPr>
           <w:color w:val="000000"/>
-          <w:lang/>
-        </w:rPr>
-      </w:pPr>
-      <w:r>
-        <w:rPr>
-          <w:color w:val="000000"/>
-          <w:lang/>
+        </w:rPr>
+      </w:pPr>
+      <w:r>
+        <w:rPr>
+          <w:color w:val="000000"/>
         </w:rPr>
         <w:t>El pedido será empaquetado en cajas conformes al pedido, con el Logo estampado y la comanda original que fue emitida al haberlo realizado.</w:t>
       </w:r>
@@ -7475,9 +7886,6 @@
         <w:tabs>
           <w:tab w:val="left" w:pos="851"/>
         </w:tabs>
-        <w:rPr>
-          <w:lang/>
-        </w:rPr>
       </w:pPr>
     </w:p>
     <w:p>
@@ -7485,9 +7893,6 @@
         <w:tabs>
           <w:tab w:val="left" w:pos="851"/>
         </w:tabs>
-        <w:rPr>
-          <w:lang/>
-        </w:rPr>
       </w:pPr>
     </w:p>
     <w:p>
@@ -7514,14 +7919,10 @@
           <w:tab w:val="left" w:pos="851"/>
         </w:tabs>
         <w:jc w:val="center"/>
-        <w:rPr>
-          <w:lang/>
-        </w:rPr>
       </w:pPr>
       <w:r>
         <w:rPr>
           <w:noProof/>
-          <w:lang/>
         </w:rPr>
         <w:drawing>
           <wp:inline distT="0" distB="0" distL="0" distR="0" wp14:anchorId="735F5B2B" wp14:editId="2C397356">
@@ -7537,12 +7938,12 @@
                     <pic:cNvPicPr/>
                   </pic:nvPicPr>
                   <pic:blipFill>
-                    <a:blip r:embed="rId93">
+                    <a:blip r:embed="rId15">
                       <a:lum/>
                       <a:alphaModFix/>
                       <a:extLst>
                         <a:ext uri="{96DAC541-7B7A-43D3-8B79-37D633B846F1}">
-                          <asvg:svgBlip xmlns:asvg="http://schemas.microsoft.com/office/drawing/2016/SVG/main" r:embed="rId94"/>
+                          <asvg:svgBlip xmlns:asvg="http://schemas.microsoft.com/office/drawing/2016/SVG/main" r:embed="rId16"/>
                         </a:ext>
                       </a:extLst>
                     </a:blip>
@@ -7597,13 +7998,18 @@
         </w:rPr>
         <w:t>Cadeter</w:t>
       </w:r>
+      <w:r>
+        <w:rPr>
+          <w:color w:val="000000"/>
+        </w:rPr>
+        <w:t>ía</w:t>
+      </w:r>
       <w:proofErr w:type="spellEnd"/>
       <w:r>
         <w:rPr>
           <w:color w:val="000000"/>
-          <w:lang/>
-        </w:rPr>
-        <w:t>ía se encargará de llevar el pedido al cliente. Estos utilizan la comanda o ticket impreso durante la toma del pedido, que posteriormente deberán traer para representar que el pedido fue entregado exitósamente. Este ticket deberá acompañarlos todo el viaje.</w:t>
+        </w:rPr>
+        <w:t xml:space="preserve"> se encargará de llevar el pedido al cliente. Estos utilizan la comanda o ticket impreso durante la toma del pedido, que posteriormente deberán traer para representar que el pedido fue entregado exitósamente. Este ticket deberá acompañarlos todo el viaje.</w:t>
       </w:r>
     </w:p>
     <w:p>
@@ -7617,13 +8023,11 @@
         </w:tabs>
         <w:rPr>
           <w:color w:val="000000"/>
-          <w:lang/>
-        </w:rPr>
-      </w:pPr>
-      <w:r>
-        <w:rPr>
-          <w:color w:val="000000"/>
-          <w:lang/>
+        </w:rPr>
+      </w:pPr>
+      <w:r>
+        <w:rPr>
+          <w:color w:val="000000"/>
         </w:rPr>
         <w:t>En caso de que el pedido no haya sido pagado previamente, el cadete deberá pedirle al Cliente el pago correspondiente. Si este tuviera algún problema, el cadete deberá devolver el pedido a la pastelería. Internamente se deja registro de aquellos domicilios con los que hubo problemas.</w:t>
       </w:r>
@@ -7635,7 +8039,6 @@
         </w:tabs>
         <w:rPr>
           <w:color w:val="000000"/>
-          <w:lang/>
         </w:rPr>
       </w:pPr>
     </w:p>
@@ -7644,9 +8047,6 @@
         <w:tabs>
           <w:tab w:val="left" w:pos="851"/>
         </w:tabs>
-        <w:rPr>
-          <w:lang/>
-        </w:rPr>
       </w:pPr>
     </w:p>
     <w:p>
@@ -7654,9 +8054,6 @@
         <w:tabs>
           <w:tab w:val="left" w:pos="851"/>
         </w:tabs>
-        <w:rPr>
-          <w:lang/>
-        </w:rPr>
       </w:pPr>
     </w:p>
     <w:p>
@@ -7683,9 +8080,6 @@
         <w:tabs>
           <w:tab w:val="left" w:pos="851"/>
         </w:tabs>
-        <w:rPr>
-          <w:lang/>
-        </w:rPr>
       </w:pPr>
     </w:p>
     <w:p>
@@ -7716,12 +8110,12 @@
                     <pic:cNvPicPr/>
                   </pic:nvPicPr>
                   <pic:blipFill>
-                    <a:blip r:embed="rId95">
+                    <a:blip r:embed="rId17">
                       <a:lum/>
                       <a:alphaModFix/>
                       <a:extLst>
                         <a:ext uri="{96DAC541-7B7A-43D3-8B79-37D633B846F1}">
-                          <asvg:svgBlip xmlns:asvg="http://schemas.microsoft.com/office/drawing/2016/SVG/main" r:embed="rId96"/>
+                          <asvg:svgBlip xmlns:asvg="http://schemas.microsoft.com/office/drawing/2016/SVG/main" r:embed="rId18"/>
                         </a:ext>
                       </a:extLst>
                     </a:blip>
@@ -7764,14 +8158,12 @@
         </w:rPr>
         <w:t xml:space="preserve">El Maestro Pastelero, guiado de intuición, se encarga de realizar una Planeación Semanal para reponer productos y que los Ayudante de Producción tengan la semana bien </w:t>
       </w:r>
-      <w:proofErr w:type="spellStart"/>
-      <w:r>
-        <w:rPr>
-          <w:color w:val="000000"/>
-        </w:rPr>
-        <w:t>distribuída</w:t>
-      </w:r>
-      <w:proofErr w:type="spellEnd"/>
+      <w:r>
+        <w:rPr>
+          <w:color w:val="000000"/>
+        </w:rPr>
+        <w:t>distribuida</w:t>
+      </w:r>
       <w:r>
         <w:rPr>
           <w:color w:val="000000"/>
@@ -7796,14 +8188,12 @@
         </w:rPr>
         <w:t xml:space="preserve">Una vez terminada la </w:t>
       </w:r>
-      <w:proofErr w:type="spellStart"/>
-      <w:r>
-        <w:rPr>
-          <w:color w:val="000000"/>
-        </w:rPr>
-        <w:t>pleaneación</w:t>
-      </w:r>
-      <w:proofErr w:type="spellEnd"/>
+      <w:r>
+        <w:rPr>
+          <w:color w:val="000000"/>
+        </w:rPr>
+        <w:t>planeación</w:t>
+      </w:r>
       <w:r>
         <w:rPr>
           <w:color w:val="000000"/>
@@ -7980,14 +8370,8 @@
           <w:tab w:val="left" w:pos="1427"/>
         </w:tabs>
         <w:ind w:left="576" w:hanging="576"/>
-        <w:rPr>
-          <w:lang/>
-        </w:rPr>
-      </w:pPr>
-      <w:r>
-        <w:rPr>
-          <w:lang/>
-        </w:rPr>
+      </w:pPr>
+      <w:r>
         <w:t>Proceso Control de Stock/Inventario</w:t>
       </w:r>
     </w:p>
@@ -8013,12 +8397,12 @@
                     <pic:cNvPicPr/>
                   </pic:nvPicPr>
                   <pic:blipFill>
-                    <a:blip r:embed="rId97">
+                    <a:blip r:embed="rId19">
                       <a:lum/>
                       <a:alphaModFix/>
                       <a:extLst>
                         <a:ext uri="{96DAC541-7B7A-43D3-8B79-37D633B846F1}">
-                          <asvg:svgBlip xmlns:asvg="http://schemas.microsoft.com/office/drawing/2016/SVG/main" r:embed="rId98"/>
+                          <asvg:svgBlip xmlns:asvg="http://schemas.microsoft.com/office/drawing/2016/SVG/main" r:embed="rId20"/>
                         </a:ext>
                       </a:extLst>
                     </a:blip>
@@ -8079,14 +8463,12 @@
         </w:rPr>
         <w:t xml:space="preserve">Una vez que la Administración dispone del stock en </w:t>
       </w:r>
-      <w:proofErr w:type="gramStart"/>
-      <w:r>
-        <w:rPr>
-          <w:color w:val="000000"/>
-        </w:rPr>
-        <w:t>falta,  esta</w:t>
-      </w:r>
-      <w:proofErr w:type="gramEnd"/>
+      <w:r>
+        <w:rPr>
+          <w:color w:val="000000"/>
+        </w:rPr>
+        <w:t>falta, esta</w:t>
+      </w:r>
       <w:r>
         <w:rPr>
           <w:color w:val="000000"/>
@@ -8195,21 +8577,7 @@
         <w:rPr>
           <w:color w:val="000000"/>
         </w:rPr>
-        <w:t xml:space="preserve">El Encargado de Stock recibe el envío y decide si tomarlo o no, para estos casos </w:t>
-      </w:r>
-      <w:proofErr w:type="spellStart"/>
-      <w:r>
-        <w:rPr>
-          <w:color w:val="000000"/>
-        </w:rPr>
-        <w:t>casos</w:t>
-      </w:r>
-      <w:proofErr w:type="spellEnd"/>
-      <w:r>
-        <w:rPr>
-          <w:color w:val="000000"/>
-        </w:rPr>
-        <w:t xml:space="preserve"> existen dos boletas, una se deberá firmar por el Encargado y otra por el Proveedor; ambos deberán firmar en ambas las boletas en caso de conformidad, una se la queda el Encargado y otra el Proveedor.</w:t>
+        <w:t>El Encargado de Stock recibe el envío y decide si tomarlo o no, para estos casos existen dos boletas, una se deberá firmar por el Encargado y otra por el Proveedor; ambos deberán firmar en ambas las boletas en caso de conformidad, una se la queda el Encargado y otra el Proveedor.</w:t>
       </w:r>
     </w:p>
     <w:p>
@@ -8280,12 +8648,6 @@
         <w:gridCol w:w="2557"/>
       </w:tblGrid>
       <w:tr>
-        <w:tblPrEx>
-          <w:tblCellMar>
-            <w:top w:w="0" w:type="dxa"/>
-            <w:bottom w:w="0" w:type="dxa"/>
-          </w:tblCellMar>
-        </w:tblPrEx>
         <w:tc>
           <w:tcPr>
             <w:tcW w:w="1469" w:type="dxa"/>
@@ -8468,12 +8830,6 @@
         </w:tc>
       </w:tr>
       <w:tr>
-        <w:tblPrEx>
-          <w:tblCellMar>
-            <w:top w:w="0" w:type="dxa"/>
-            <w:bottom w:w="0" w:type="dxa"/>
-          </w:tblCellMar>
-        </w:tblPrEx>
         <w:trPr>
           <w:trHeight w:val="601"/>
         </w:trPr>
@@ -8548,16 +8904,14 @@
               </w:rPr>
               <w:t xml:space="preserve">Varios canales de comunicación para gestionar el Contacto con Clientes. Perdiendo tiempo en cambios de </w:t>
             </w:r>
-            <w:proofErr w:type="spellStart"/>
-            <w:r>
-              <w:rPr>
-                <w:color w:val="000000"/>
-                <w:sz w:val="18"/>
-                <w:szCs w:val="18"/>
-              </w:rPr>
-              <w:t>apliaciones</w:t>
-            </w:r>
-            <w:proofErr w:type="spellEnd"/>
+            <w:r>
+              <w:rPr>
+                <w:color w:val="000000"/>
+                <w:sz w:val="18"/>
+                <w:szCs w:val="18"/>
+              </w:rPr>
+              <w:t>aplicaciones</w:t>
+            </w:r>
             <w:r>
               <w:rPr>
                 <w:color w:val="000000"/>
@@ -8663,12 +9017,6 @@
         </w:tc>
       </w:tr>
       <w:tr>
-        <w:tblPrEx>
-          <w:tblCellMar>
-            <w:top w:w="0" w:type="dxa"/>
-            <w:bottom w:w="0" w:type="dxa"/>
-          </w:tblCellMar>
-        </w:tblPrEx>
         <w:tc>
           <w:tcPr>
             <w:tcW w:w="1469" w:type="dxa"/>
@@ -8860,12 +9208,6 @@
         </w:tc>
       </w:tr>
       <w:tr>
-        <w:tblPrEx>
-          <w:tblCellMar>
-            <w:top w:w="0" w:type="dxa"/>
-            <w:bottom w:w="0" w:type="dxa"/>
-          </w:tblCellMar>
-        </w:tblPrEx>
         <w:tc>
           <w:tcPr>
             <w:tcW w:w="1469" w:type="dxa"/>
@@ -9090,12 +9432,6 @@
         </w:tc>
       </w:tr>
       <w:tr>
-        <w:tblPrEx>
-          <w:tblCellMar>
-            <w:top w:w="0" w:type="dxa"/>
-            <w:bottom w:w="0" w:type="dxa"/>
-          </w:tblCellMar>
-        </w:tblPrEx>
         <w:tc>
           <w:tcPr>
             <w:tcW w:w="1469" w:type="dxa"/>
@@ -9296,12 +9632,6 @@
         </w:tc>
       </w:tr>
       <w:tr>
-        <w:tblPrEx>
-          <w:tblCellMar>
-            <w:top w:w="0" w:type="dxa"/>
-            <w:bottom w:w="0" w:type="dxa"/>
-          </w:tblCellMar>
-        </w:tblPrEx>
         <w:tc>
           <w:tcPr>
             <w:tcW w:w="1469" w:type="dxa"/>
@@ -9459,12 +9789,6 @@
         </w:tc>
       </w:tr>
       <w:tr>
-        <w:tblPrEx>
-          <w:tblCellMar>
-            <w:top w:w="0" w:type="dxa"/>
-            <w:bottom w:w="0" w:type="dxa"/>
-          </w:tblCellMar>
-        </w:tblPrEx>
         <w:tc>
           <w:tcPr>
             <w:tcW w:w="1469" w:type="dxa"/>
@@ -9645,12 +9969,6 @@
         </w:tc>
       </w:tr>
       <w:tr>
-        <w:tblPrEx>
-          <w:tblCellMar>
-            <w:top w:w="0" w:type="dxa"/>
-            <w:bottom w:w="0" w:type="dxa"/>
-          </w:tblCellMar>
-        </w:tblPrEx>
         <w:tc>
           <w:tcPr>
             <w:tcW w:w="1469" w:type="dxa"/>
@@ -9808,12 +10126,6 @@
         </w:tc>
       </w:tr>
       <w:tr>
-        <w:tblPrEx>
-          <w:tblCellMar>
-            <w:top w:w="0" w:type="dxa"/>
-            <w:bottom w:w="0" w:type="dxa"/>
-          </w:tblCellMar>
-        </w:tblPrEx>
         <w:tc>
           <w:tcPr>
             <w:tcW w:w="1469" w:type="dxa"/>
@@ -9996,12 +10308,6 @@
         </w:tc>
       </w:tr>
       <w:tr>
-        <w:tblPrEx>
-          <w:tblCellMar>
-            <w:top w:w="0" w:type="dxa"/>
-            <w:bottom w:w="0" w:type="dxa"/>
-          </w:tblCellMar>
-        </w:tblPrEx>
         <w:trPr>
           <w:trHeight w:val="1194"/>
         </w:trPr>
@@ -10032,7 +10338,6 @@
                 <w:sz w:val="18"/>
                 <w:szCs w:val="18"/>
               </w:rPr>
-              <w:lastRenderedPageBreak/>
               <w:t>Producción</w:t>
             </w:r>
           </w:p>
@@ -10163,12 +10468,6 @@
         </w:tc>
       </w:tr>
       <w:tr>
-        <w:tblPrEx>
-          <w:tblCellMar>
-            <w:top w:w="0" w:type="dxa"/>
-            <w:bottom w:w="0" w:type="dxa"/>
-          </w:tblCellMar>
-        </w:tblPrEx>
         <w:trPr>
           <w:trHeight w:val="1194"/>
         </w:trPr>
@@ -10352,12 +10651,6 @@
         </w:tc>
       </w:tr>
       <w:tr>
-        <w:tblPrEx>
-          <w:tblCellMar>
-            <w:top w:w="0" w:type="dxa"/>
-            <w:bottom w:w="0" w:type="dxa"/>
-          </w:tblCellMar>
-        </w:tblPrEx>
         <w:trPr>
           <w:trHeight w:val="1136"/>
         </w:trPr>
@@ -10532,16 +10825,14 @@
               </w:rPr>
               <w:t xml:space="preserve">La </w:t>
             </w:r>
-            <w:proofErr w:type="spellStart"/>
-            <w:r>
-              <w:rPr>
-                <w:color w:val="000000"/>
-                <w:sz w:val="18"/>
-                <w:szCs w:val="18"/>
-              </w:rPr>
-              <w:t>administraciòn</w:t>
-            </w:r>
-            <w:proofErr w:type="spellEnd"/>
+            <w:r>
+              <w:rPr>
+                <w:color w:val="000000"/>
+                <w:sz w:val="18"/>
+                <w:szCs w:val="18"/>
+              </w:rPr>
+              <w:t>administración</w:t>
+            </w:r>
             <w:r>
               <w:rPr>
                 <w:color w:val="000000"/>
@@ -10554,12 +10845,6 @@
         </w:tc>
       </w:tr>
       <w:tr>
-        <w:tblPrEx>
-          <w:tblCellMar>
-            <w:top w:w="0" w:type="dxa"/>
-            <w:bottom w:w="0" w:type="dxa"/>
-          </w:tblCellMar>
-        </w:tblPrEx>
         <w:trPr>
           <w:trHeight w:val="1136"/>
         </w:trPr>
@@ -10725,12 +11010,6 @@
         </w:tc>
       </w:tr>
       <w:tr>
-        <w:tblPrEx>
-          <w:tblCellMar>
-            <w:top w:w="0" w:type="dxa"/>
-            <w:bottom w:w="0" w:type="dxa"/>
-          </w:tblCellMar>
-        </w:tblPrEx>
         <w:trPr>
           <w:trHeight w:val="1136"/>
         </w:trPr>
@@ -10972,12 +11251,12 @@
                     <pic:cNvPicPr/>
                   </pic:nvPicPr>
                   <pic:blipFill>
-                    <a:blip r:embed="rId99">
+                    <a:blip r:embed="rId21">
                       <a:lum/>
                       <a:alphaModFix/>
                       <a:extLst>
                         <a:ext uri="{96DAC541-7B7A-43D3-8B79-37D633B846F1}">
-                          <asvg:svgBlip xmlns:asvg="http://schemas.microsoft.com/office/drawing/2016/SVG/main" r:embed="rId100"/>
+                          <asvg:svgBlip xmlns:asvg="http://schemas.microsoft.com/office/drawing/2016/SVG/main" r:embed="rId22"/>
                         </a:ext>
                       </a:extLst>
                     </a:blip>
@@ -11063,14 +11342,12 @@
         </w:rPr>
         <w:t xml:space="preserve">Administrador de Pedidos: Sección definida por un catálogo de Productos (Genéricos), que pueden ser agregados a una </w:t>
       </w:r>
-      <w:proofErr w:type="spellStart"/>
-      <w:r>
-        <w:rPr>
-          <w:color w:val="000000"/>
-        </w:rPr>
-        <w:t>órden</w:t>
-      </w:r>
-      <w:proofErr w:type="spellEnd"/>
+      <w:r>
+        <w:rPr>
+          <w:color w:val="000000"/>
+        </w:rPr>
+        <w:t>orden</w:t>
+      </w:r>
       <w:r>
         <w:rPr>
           <w:color w:val="000000"/>
@@ -11094,14 +11371,12 @@
         </w:rPr>
         <w:t xml:space="preserve">Acceso a Mensajería: Sección definida por una vista que agrupará mensajes. Este será el canal de comunicación preferido con el Cliente. Estos mensajes podrán ser generados por el </w:t>
       </w:r>
-      <w:proofErr w:type="gramStart"/>
-      <w:r>
-        <w:rPr>
-          <w:color w:val="000000"/>
-        </w:rPr>
-        <w:t>sistema  a</w:t>
-      </w:r>
-      <w:proofErr w:type="gramEnd"/>
+      <w:r>
+        <w:rPr>
+          <w:color w:val="000000"/>
+        </w:rPr>
+        <w:t>sistema a</w:t>
+      </w:r>
       <w:r>
         <w:rPr>
           <w:color w:val="000000"/>
@@ -11139,14 +11414,12 @@
         </w:rPr>
         <w:t xml:space="preserve">: Definido por un módulo que tendrá la posibilidad de confirmar el arribo </w:t>
       </w:r>
-      <w:proofErr w:type="spellStart"/>
-      <w:r>
-        <w:rPr>
-          <w:color w:val="000000"/>
-        </w:rPr>
-        <w:t>exitóso</w:t>
-      </w:r>
-      <w:proofErr w:type="spellEnd"/>
+      <w:r>
+        <w:rPr>
+          <w:color w:val="000000"/>
+        </w:rPr>
+        <w:t>exitoso</w:t>
+      </w:r>
       <w:r>
         <w:rPr>
           <w:color w:val="000000"/>
@@ -11221,28 +11494,24 @@
         </w:rPr>
         <w:t xml:space="preserve">Una vista sólo visible por </w:t>
       </w:r>
-      <w:proofErr w:type="gramStart"/>
-      <w:r>
-        <w:rPr>
-          <w:color w:val="000000"/>
-        </w:rPr>
-        <w:t>los usuario</w:t>
-      </w:r>
-      <w:proofErr w:type="gramEnd"/>
+      <w:r>
+        <w:rPr>
+          <w:color w:val="000000"/>
+        </w:rPr>
+        <w:t>los usuarios</w:t>
+      </w:r>
       <w:r>
         <w:rPr>
           <w:color w:val="000000"/>
         </w:rPr>
         <w:t xml:space="preserve"> dentro del grupo de Fabricación; estos podrán acceder a un tablero de tareas con inicio y fin, donde el Maestro pastelero tendrá acceso a editarlas y podrá asignar a cada integrante de la fabricación las que crea necesarias. Estás tareas aparecerán en un historial, que permitirá reutilizar las </w:t>
       </w:r>
-      <w:proofErr w:type="gramStart"/>
-      <w:r>
-        <w:rPr>
-          <w:color w:val="000000"/>
-        </w:rPr>
-        <w:t>mismas</w:t>
-      </w:r>
-      <w:proofErr w:type="gramEnd"/>
+      <w:r>
+        <w:rPr>
+          <w:color w:val="000000"/>
+        </w:rPr>
+        <w:t>mismas,</w:t>
+      </w:r>
       <w:r>
         <w:rPr>
           <w:color w:val="000000"/>
@@ -11283,14 +11552,12 @@
         </w:rPr>
         <w:t xml:space="preserve">Administrador de Proveedores: Accedido por el personal de Administración del negocio con posibilidad de edición y por el personal de Fabricación </w:t>
       </w:r>
-      <w:proofErr w:type="spellStart"/>
-      <w:r>
-        <w:rPr>
-          <w:color w:val="000000"/>
-        </w:rPr>
-        <w:t>unicamente</w:t>
-      </w:r>
-      <w:proofErr w:type="spellEnd"/>
+      <w:r>
+        <w:rPr>
+          <w:color w:val="000000"/>
+        </w:rPr>
+        <w:t>únicamente</w:t>
+      </w:r>
       <w:r>
         <w:rPr>
           <w:color w:val="000000"/>
@@ -11332,14 +11599,12 @@
         <w:lastRenderedPageBreak/>
         <w:t xml:space="preserve">Sistema de pólizas interno. </w:t>
       </w:r>
-      <w:proofErr w:type="spellStart"/>
-      <w:r>
-        <w:rPr>
-          <w:color w:val="000000"/>
-        </w:rPr>
-        <w:t>Permitira</w:t>
-      </w:r>
-      <w:proofErr w:type="spellEnd"/>
+      <w:r>
+        <w:rPr>
+          <w:color w:val="000000"/>
+        </w:rPr>
+        <w:t>Permitirá</w:t>
+      </w:r>
       <w:r>
         <w:rPr>
           <w:color w:val="000000"/>
@@ -11512,6 +11777,12 @@
         </w:rPr>
         <w:t>Módulo Contable: Lógica del sistema de pólizas. Elemento capaz de capturas los datos necesarios para posteriormente poder realizar informes contables.</w:t>
       </w:r>
+      <w:r>
+        <w:rPr>
+          <w:color w:val="000000"/>
+        </w:rPr>
+        <w:t xml:space="preserve"> Este módulo tendrá la posibilidad de escuchar y realizar el registro de múltiples transacciones tales como: Cierres de Caja, Pagos a Proveedores, Pagos de Servicios y Pagos a Empleados.</w:t>
+      </w:r>
     </w:p>
     <w:p>
       <w:pPr>
@@ -11529,14 +11800,12 @@
         </w:rPr>
         <w:t xml:space="preserve">Consultor de Estadísticas: Elemento que podrá consultar entidades para poder </w:t>
       </w:r>
-      <w:proofErr w:type="gramStart"/>
-      <w:r>
-        <w:rPr>
-          <w:color w:val="000000"/>
-        </w:rPr>
-        <w:t>obtener  sus</w:t>
-      </w:r>
-      <w:proofErr w:type="gramEnd"/>
+      <w:r>
+        <w:rPr>
+          <w:color w:val="000000"/>
+        </w:rPr>
+        <w:t>obtener sus</w:t>
+      </w:r>
       <w:r>
         <w:rPr>
           <w:color w:val="000000"/>
@@ -11602,12 +11871,12 @@
                     <pic:cNvPicPr/>
                   </pic:nvPicPr>
                   <pic:blipFill>
-                    <a:blip r:embed="rId101">
+                    <a:blip r:embed="rId23">
                       <a:lum/>
                       <a:alphaModFix/>
                       <a:extLst>
                         <a:ext uri="{96DAC541-7B7A-43D3-8B79-37D633B846F1}">
-                          <asvg:svgBlip xmlns:asvg="http://schemas.microsoft.com/office/drawing/2016/SVG/main" r:embed="rId102"/>
+                          <asvg:svgBlip xmlns:asvg="http://schemas.microsoft.com/office/drawing/2016/SVG/main" r:embed="rId24"/>
                         </a:ext>
                       </a:extLst>
                     </a:blip>
@@ -11671,14 +11940,12 @@
         </w:rPr>
         <w:t xml:space="preserve">Los Usuarios </w:t>
       </w:r>
-      <w:proofErr w:type="gramStart"/>
-      <w:r>
-        <w:rPr>
-          <w:color w:val="000000"/>
-        </w:rPr>
-        <w:t>Internos</w:t>
-      </w:r>
-      <w:proofErr w:type="gramEnd"/>
+      <w:r>
+        <w:rPr>
+          <w:color w:val="000000"/>
+        </w:rPr>
+        <w:t>Internos,</w:t>
+      </w:r>
       <w:r>
         <w:rPr>
           <w:color w:val="000000"/>
@@ -11750,28 +12017,24 @@
         <w:lastRenderedPageBreak/>
         <w:t xml:space="preserve">A medida que se va llenando la </w:t>
       </w:r>
-      <w:proofErr w:type="spellStart"/>
-      <w:r>
-        <w:rPr>
-          <w:color w:val="000000"/>
-        </w:rPr>
-        <w:t>órden</w:t>
-      </w:r>
-      <w:proofErr w:type="spellEnd"/>
+      <w:r>
+        <w:rPr>
+          <w:color w:val="000000"/>
+        </w:rPr>
+        <w:t>orden</w:t>
+      </w:r>
       <w:r>
         <w:rPr>
           <w:color w:val="000000"/>
         </w:rPr>
         <w:t xml:space="preserve"> de compra y se ingresan Pedidos Personalizados, se realizan revisiones y validaciones de los datos. Una vez confirmado el pedido, el mismo es pasado a la Base de datos y se le indicará al Motor de Mensajería que se </w:t>
       </w:r>
-      <w:proofErr w:type="spellStart"/>
-      <w:r>
-        <w:rPr>
-          <w:color w:val="000000"/>
-        </w:rPr>
-        <w:t>dió</w:t>
-      </w:r>
-      <w:proofErr w:type="spellEnd"/>
+      <w:r>
+        <w:rPr>
+          <w:color w:val="000000"/>
+        </w:rPr>
+        <w:t>dio</w:t>
+      </w:r>
       <w:r>
         <w:rPr>
           <w:color w:val="000000"/>
@@ -11866,12 +12129,12 @@
                     <pic:cNvPicPr/>
                   </pic:nvPicPr>
                   <pic:blipFill>
-                    <a:blip r:embed="rId103">
+                    <a:blip r:embed="rId25">
                       <a:lum/>
                       <a:alphaModFix/>
                       <a:extLst>
                         <a:ext uri="{96DAC541-7B7A-43D3-8B79-37D633B846F1}">
-                          <asvg:svgBlip xmlns:asvg="http://schemas.microsoft.com/office/drawing/2016/SVG/main" r:embed="rId104"/>
+                          <asvg:svgBlip xmlns:asvg="http://schemas.microsoft.com/office/drawing/2016/SVG/main" r:embed="rId26"/>
                         </a:ext>
                       </a:extLst>
                     </a:blip>
@@ -11930,14 +12193,12 @@
         </w:rPr>
         <w:t xml:space="preserve">Los Usuarios </w:t>
       </w:r>
-      <w:proofErr w:type="gramStart"/>
-      <w:r>
-        <w:rPr>
-          <w:color w:val="000000"/>
-        </w:rPr>
-        <w:t>Internos</w:t>
-      </w:r>
-      <w:proofErr w:type="gramEnd"/>
+      <w:r>
+        <w:rPr>
+          <w:color w:val="000000"/>
+        </w:rPr>
+        <w:t>Internos,</w:t>
+      </w:r>
       <w:r>
         <w:rPr>
           <w:color w:val="000000"/>
@@ -12043,14 +12304,12 @@
         </w:rPr>
         <w:t xml:space="preserve">El resto de </w:t>
       </w:r>
-      <w:proofErr w:type="gramStart"/>
-      <w:r>
-        <w:rPr>
-          <w:color w:val="000000"/>
-        </w:rPr>
-        <w:t>soluciones</w:t>
-      </w:r>
-      <w:proofErr w:type="gramEnd"/>
+      <w:r>
+        <w:rPr>
+          <w:color w:val="000000"/>
+        </w:rPr>
+        <w:t>las soluciones</w:t>
+      </w:r>
       <w:r>
         <w:rPr>
           <w:color w:val="000000"/>
@@ -12096,12 +12355,12 @@
                     <pic:cNvPicPr/>
                   </pic:nvPicPr>
                   <pic:blipFill>
-                    <a:blip r:embed="rId105">
+                    <a:blip r:embed="rId27">
                       <a:lum/>
                       <a:alphaModFix/>
                       <a:extLst>
                         <a:ext uri="{96DAC541-7B7A-43D3-8B79-37D633B846F1}">
-                          <asvg:svgBlip xmlns:asvg="http://schemas.microsoft.com/office/drawing/2016/SVG/main" r:embed="rId106"/>
+                          <asvg:svgBlip xmlns:asvg="http://schemas.microsoft.com/office/drawing/2016/SVG/main" r:embed="rId28"/>
                         </a:ext>
                       </a:extLst>
                     </a:blip>
@@ -12287,12 +12546,12 @@
                     <pic:cNvPicPr/>
                   </pic:nvPicPr>
                   <pic:blipFill>
-                    <a:blip r:embed="rId107">
+                    <a:blip r:embed="rId29">
                       <a:lum/>
                       <a:alphaModFix/>
                       <a:extLst>
                         <a:ext uri="{96DAC541-7B7A-43D3-8B79-37D633B846F1}">
-                          <asvg:svgBlip xmlns:asvg="http://schemas.microsoft.com/office/drawing/2016/SVG/main" r:embed="rId108"/>
+                          <asvg:svgBlip xmlns:asvg="http://schemas.microsoft.com/office/drawing/2016/SVG/main" r:embed="rId30"/>
                         </a:ext>
                       </a:extLst>
                     </a:blip>
@@ -12348,14 +12607,12 @@
         </w:rPr>
         <w:t xml:space="preserve">Los usuarios externos accederán a la solución Web a través de sus navegadores, </w:t>
       </w:r>
-      <w:proofErr w:type="spellStart"/>
-      <w:r>
-        <w:rPr>
-          <w:color w:val="000000"/>
-        </w:rPr>
-        <w:t>comunicandose</w:t>
-      </w:r>
-      <w:proofErr w:type="spellEnd"/>
+      <w:r>
+        <w:rPr>
+          <w:color w:val="000000"/>
+        </w:rPr>
+        <w:t>comunicándose</w:t>
+      </w:r>
       <w:r>
         <w:rPr>
           <w:color w:val="000000"/>
@@ -13168,12 +13425,6 @@
         <w:gridCol w:w="8640"/>
       </w:tblGrid>
       <w:tr>
-        <w:tblPrEx>
-          <w:tblCellMar>
-            <w:top w:w="0" w:type="dxa"/>
-            <w:bottom w:w="0" w:type="dxa"/>
-          </w:tblCellMar>
-        </w:tblPrEx>
         <w:tc>
           <w:tcPr>
             <w:tcW w:w="8640" w:type="dxa"/>
@@ -13216,12 +13467,6 @@
         </w:tc>
       </w:tr>
       <w:tr>
-        <w:tblPrEx>
-          <w:tblCellMar>
-            <w:top w:w="0" w:type="dxa"/>
-            <w:bottom w:w="0" w:type="dxa"/>
-          </w:tblCellMar>
-        </w:tblPrEx>
         <w:trPr>
           <w:trHeight w:val="70"/>
         </w:trPr>
@@ -13266,12 +13511,6 @@
         </w:tc>
       </w:tr>
       <w:tr>
-        <w:tblPrEx>
-          <w:tblCellMar>
-            <w:top w:w="0" w:type="dxa"/>
-            <w:bottom w:w="0" w:type="dxa"/>
-          </w:tblCellMar>
-        </w:tblPrEx>
         <w:trPr>
           <w:trHeight w:val="70"/>
         </w:trPr>
@@ -13317,12 +13556,6 @@
         </w:tc>
       </w:tr>
       <w:tr>
-        <w:tblPrEx>
-          <w:tblCellMar>
-            <w:top w:w="0" w:type="dxa"/>
-            <w:bottom w:w="0" w:type="dxa"/>
-          </w:tblCellMar>
-        </w:tblPrEx>
         <w:trPr>
           <w:trHeight w:val="70"/>
         </w:trPr>
@@ -13367,12 +13600,6 @@
         </w:tc>
       </w:tr>
       <w:tr>
-        <w:tblPrEx>
-          <w:tblCellMar>
-            <w:top w:w="0" w:type="dxa"/>
-            <w:bottom w:w="0" w:type="dxa"/>
-          </w:tblCellMar>
-        </w:tblPrEx>
         <w:trPr>
           <w:trHeight w:val="70"/>
         </w:trPr>
@@ -13418,12 +13645,6 @@
         </w:tc>
       </w:tr>
       <w:tr>
-        <w:tblPrEx>
-          <w:tblCellMar>
-            <w:top w:w="0" w:type="dxa"/>
-            <w:bottom w:w="0" w:type="dxa"/>
-          </w:tblCellMar>
-        </w:tblPrEx>
         <w:trPr>
           <w:trHeight w:val="70"/>
         </w:trPr>
@@ -13468,12 +13689,6 @@
         </w:tc>
       </w:tr>
       <w:tr>
-        <w:tblPrEx>
-          <w:tblCellMar>
-            <w:top w:w="0" w:type="dxa"/>
-            <w:bottom w:w="0" w:type="dxa"/>
-          </w:tblCellMar>
-        </w:tblPrEx>
         <w:trPr>
           <w:trHeight w:val="70"/>
         </w:trPr>
@@ -13519,12 +13734,6 @@
         </w:tc>
       </w:tr>
       <w:tr>
-        <w:tblPrEx>
-          <w:tblCellMar>
-            <w:top w:w="0" w:type="dxa"/>
-            <w:bottom w:w="0" w:type="dxa"/>
-          </w:tblCellMar>
-        </w:tblPrEx>
         <w:trPr>
           <w:trHeight w:val="70"/>
         </w:trPr>
@@ -13569,12 +13778,6 @@
         </w:tc>
       </w:tr>
       <w:tr>
-        <w:tblPrEx>
-          <w:tblCellMar>
-            <w:top w:w="0" w:type="dxa"/>
-            <w:bottom w:w="0" w:type="dxa"/>
-          </w:tblCellMar>
-        </w:tblPrEx>
         <w:trPr>
           <w:trHeight w:val="70"/>
         </w:trPr>
@@ -13620,12 +13823,6 @@
         </w:tc>
       </w:tr>
       <w:tr>
-        <w:tblPrEx>
-          <w:tblCellMar>
-            <w:top w:w="0" w:type="dxa"/>
-            <w:bottom w:w="0" w:type="dxa"/>
-          </w:tblCellMar>
-        </w:tblPrEx>
         <w:trPr>
           <w:trHeight w:val="409"/>
         </w:trPr>
@@ -13670,12 +13867,6 @@
         </w:tc>
       </w:tr>
       <w:tr>
-        <w:tblPrEx>
-          <w:tblCellMar>
-            <w:top w:w="0" w:type="dxa"/>
-            <w:bottom w:w="0" w:type="dxa"/>
-          </w:tblCellMar>
-        </w:tblPrEx>
         <w:trPr>
           <w:trHeight w:val="382"/>
         </w:trPr>
@@ -13721,12 +13912,6 @@
         </w:tc>
       </w:tr>
       <w:tr>
-        <w:tblPrEx>
-          <w:tblCellMar>
-            <w:top w:w="0" w:type="dxa"/>
-            <w:bottom w:w="0" w:type="dxa"/>
-          </w:tblCellMar>
-        </w:tblPrEx>
         <w:trPr>
           <w:trHeight w:val="382"/>
         </w:trPr>
@@ -13765,18 +13950,28 @@
                 <w:sz w:val="18"/>
                 <w:szCs w:val="18"/>
               </w:rPr>
-              <w:t>Mejorar la toma de decisiones a la hora de administrar recursos de la Pastelería.</w:t>
+              <w:t>Mejorar la toma de decisiones</w:t>
+            </w:r>
+            <w:r>
+              <w:rPr>
+                <w:color w:val="000000"/>
+                <w:sz w:val="18"/>
+                <w:szCs w:val="18"/>
+              </w:rPr>
+              <w:t xml:space="preserve"> mediante informes y estadísticas</w:t>
+            </w:r>
+            <w:r>
+              <w:rPr>
+                <w:color w:val="000000"/>
+                <w:sz w:val="18"/>
+                <w:szCs w:val="18"/>
+              </w:rPr>
+              <w:t xml:space="preserve"> a la hora de administrar recursos de la Pastelería.</w:t>
             </w:r>
           </w:p>
         </w:tc>
       </w:tr>
       <w:tr>
-        <w:tblPrEx>
-          <w:tblCellMar>
-            <w:top w:w="0" w:type="dxa"/>
-            <w:bottom w:w="0" w:type="dxa"/>
-          </w:tblCellMar>
-        </w:tblPrEx>
         <w:trPr>
           <w:trHeight w:val="354"/>
         </w:trPr>
@@ -13823,12 +14018,6 @@
         </w:tc>
       </w:tr>
       <w:tr>
-        <w:tblPrEx>
-          <w:tblCellMar>
-            <w:top w:w="0" w:type="dxa"/>
-            <w:bottom w:w="0" w:type="dxa"/>
-          </w:tblCellMar>
-        </w:tblPrEx>
         <w:trPr>
           <w:trHeight w:val="354"/>
         </w:trPr>
@@ -13979,12 +14168,6 @@
                               <w:gridCol w:w="1260"/>
                             </w:tblGrid>
                             <w:tr>
-                              <w:tblPrEx>
-                                <w:tblCellMar>
-                                  <w:top w:w="0" w:type="dxa"/>
-                                  <w:bottom w:w="0" w:type="dxa"/>
-                                </w:tblCellMar>
-                              </w:tblPrEx>
                               <w:trPr>
                                 <w:trHeight w:val="300"/>
                               </w:trPr>
@@ -14064,12 +14247,6 @@
                               </w:tc>
                             </w:tr>
                             <w:tr>
-                              <w:tblPrEx>
-                                <w:tblCellMar>
-                                  <w:top w:w="0" w:type="dxa"/>
-                                  <w:bottom w:w="0" w:type="dxa"/>
-                                </w:tblCellMar>
-                              </w:tblPrEx>
                               <w:trPr>
                                 <w:trHeight w:val="300"/>
                               </w:trPr>
@@ -14148,12 +14325,6 @@
                               </w:tc>
                             </w:tr>
                             <w:tr>
-                              <w:tblPrEx>
-                                <w:tblCellMar>
-                                  <w:top w:w="0" w:type="dxa"/>
-                                  <w:bottom w:w="0" w:type="dxa"/>
-                                </w:tblCellMar>
-                              </w:tblPrEx>
                               <w:trPr>
                                 <w:trHeight w:val="300"/>
                               </w:trPr>
@@ -14234,12 +14405,6 @@
                               </w:tc>
                             </w:tr>
                             <w:tr>
-                              <w:tblPrEx>
-                                <w:tblCellMar>
-                                  <w:top w:w="0" w:type="dxa"/>
-                                  <w:bottom w:w="0" w:type="dxa"/>
-                                </w:tblCellMar>
-                              </w:tblPrEx>
                               <w:trPr>
                                 <w:trHeight w:val="300"/>
                               </w:trPr>
@@ -14318,12 +14483,6 @@
                               </w:tc>
                             </w:tr>
                             <w:tr>
-                              <w:tblPrEx>
-                                <w:tblCellMar>
-                                  <w:top w:w="0" w:type="dxa"/>
-                                  <w:bottom w:w="0" w:type="dxa"/>
-                                </w:tblCellMar>
-                              </w:tblPrEx>
                               <w:trPr>
                                 <w:trHeight w:val="300"/>
                               </w:trPr>
@@ -14404,12 +14563,6 @@
                               </w:tc>
                             </w:tr>
                             <w:tr>
-                              <w:tblPrEx>
-                                <w:tblCellMar>
-                                  <w:top w:w="0" w:type="dxa"/>
-                                  <w:bottom w:w="0" w:type="dxa"/>
-                                </w:tblCellMar>
-                              </w:tblPrEx>
                               <w:trPr>
                                 <w:trHeight w:val="300"/>
                               </w:trPr>
@@ -14488,12 +14641,6 @@
                               </w:tc>
                             </w:tr>
                             <w:tr>
-                              <w:tblPrEx>
-                                <w:tblCellMar>
-                                  <w:top w:w="0" w:type="dxa"/>
-                                  <w:bottom w:w="0" w:type="dxa"/>
-                                </w:tblCellMar>
-                              </w:tblPrEx>
                               <w:trPr>
                                 <w:trHeight w:val="300"/>
                               </w:trPr>
@@ -14574,12 +14721,6 @@
                               </w:tc>
                             </w:tr>
                             <w:tr>
-                              <w:tblPrEx>
-                                <w:tblCellMar>
-                                  <w:top w:w="0" w:type="dxa"/>
-                                  <w:bottom w:w="0" w:type="dxa"/>
-                                </w:tblCellMar>
-                              </w:tblPrEx>
                               <w:trPr>
                                 <w:trHeight w:val="300"/>
                               </w:trPr>
@@ -14700,12 +14841,6 @@
                         <w:gridCol w:w="1260"/>
                       </w:tblGrid>
                       <w:tr>
-                        <w:tblPrEx>
-                          <w:tblCellMar>
-                            <w:top w:w="0" w:type="dxa"/>
-                            <w:bottom w:w="0" w:type="dxa"/>
-                          </w:tblCellMar>
-                        </w:tblPrEx>
                         <w:trPr>
                           <w:trHeight w:val="300"/>
                         </w:trPr>
@@ -14785,12 +14920,6 @@
                         </w:tc>
                       </w:tr>
                       <w:tr>
-                        <w:tblPrEx>
-                          <w:tblCellMar>
-                            <w:top w:w="0" w:type="dxa"/>
-                            <w:bottom w:w="0" w:type="dxa"/>
-                          </w:tblCellMar>
-                        </w:tblPrEx>
                         <w:trPr>
                           <w:trHeight w:val="300"/>
                         </w:trPr>
@@ -14869,12 +14998,6 @@
                         </w:tc>
                       </w:tr>
                       <w:tr>
-                        <w:tblPrEx>
-                          <w:tblCellMar>
-                            <w:top w:w="0" w:type="dxa"/>
-                            <w:bottom w:w="0" w:type="dxa"/>
-                          </w:tblCellMar>
-                        </w:tblPrEx>
                         <w:trPr>
                           <w:trHeight w:val="300"/>
                         </w:trPr>
@@ -14955,12 +15078,6 @@
                         </w:tc>
                       </w:tr>
                       <w:tr>
-                        <w:tblPrEx>
-                          <w:tblCellMar>
-                            <w:top w:w="0" w:type="dxa"/>
-                            <w:bottom w:w="0" w:type="dxa"/>
-                          </w:tblCellMar>
-                        </w:tblPrEx>
                         <w:trPr>
                           <w:trHeight w:val="300"/>
                         </w:trPr>
@@ -15039,12 +15156,6 @@
                         </w:tc>
                       </w:tr>
                       <w:tr>
-                        <w:tblPrEx>
-                          <w:tblCellMar>
-                            <w:top w:w="0" w:type="dxa"/>
-                            <w:bottom w:w="0" w:type="dxa"/>
-                          </w:tblCellMar>
-                        </w:tblPrEx>
                         <w:trPr>
                           <w:trHeight w:val="300"/>
                         </w:trPr>
@@ -15125,12 +15236,6 @@
                         </w:tc>
                       </w:tr>
                       <w:tr>
-                        <w:tblPrEx>
-                          <w:tblCellMar>
-                            <w:top w:w="0" w:type="dxa"/>
-                            <w:bottom w:w="0" w:type="dxa"/>
-                          </w:tblCellMar>
-                        </w:tblPrEx>
                         <w:trPr>
                           <w:trHeight w:val="300"/>
                         </w:trPr>
@@ -15209,12 +15314,6 @@
                         </w:tc>
                       </w:tr>
                       <w:tr>
-                        <w:tblPrEx>
-                          <w:tblCellMar>
-                            <w:top w:w="0" w:type="dxa"/>
-                            <w:bottom w:w="0" w:type="dxa"/>
-                          </w:tblCellMar>
-                        </w:tblPrEx>
                         <w:trPr>
                           <w:trHeight w:val="300"/>
                         </w:trPr>
@@ -15295,12 +15394,6 @@
                         </w:tc>
                       </w:tr>
                       <w:tr>
-                        <w:tblPrEx>
-                          <w:tblCellMar>
-                            <w:top w:w="0" w:type="dxa"/>
-                            <w:bottom w:w="0" w:type="dxa"/>
-                          </w:tblCellMar>
-                        </w:tblPrEx>
                         <w:trPr>
                           <w:trHeight w:val="300"/>
                         </w:trPr>
@@ -15467,14 +15560,12 @@
         </w:rPr>
         <w:t xml:space="preserve">No se </w:t>
       </w:r>
-      <w:proofErr w:type="gramStart"/>
-      <w:r>
-        <w:rPr>
-          <w:color w:val="000000"/>
-        </w:rPr>
-        <w:t>implementaran</w:t>
-      </w:r>
-      <w:proofErr w:type="gramEnd"/>
+      <w:r>
+        <w:rPr>
+          <w:color w:val="000000"/>
+        </w:rPr>
+        <w:t>implementarán</w:t>
+      </w:r>
       <w:r>
         <w:rPr>
           <w:color w:val="000000"/>
@@ -15877,12 +15968,6 @@
         <w:gridCol w:w="3665"/>
       </w:tblGrid>
       <w:tr>
-        <w:tblPrEx>
-          <w:tblCellMar>
-            <w:top w:w="0" w:type="dxa"/>
-            <w:bottom w:w="0" w:type="dxa"/>
-          </w:tblCellMar>
-        </w:tblPrEx>
         <w:trPr>
           <w:trHeight w:val="300"/>
         </w:trPr>
@@ -15996,12 +16081,6 @@
         </w:tc>
       </w:tr>
       <w:tr>
-        <w:tblPrEx>
-          <w:tblCellMar>
-            <w:top w:w="0" w:type="dxa"/>
-            <w:bottom w:w="0" w:type="dxa"/>
-          </w:tblCellMar>
-        </w:tblPrEx>
         <w:trPr>
           <w:trHeight w:val="300"/>
         </w:trPr>
@@ -16118,16 +16197,14 @@
               </w:rPr>
               <w:t xml:space="preserve">Maneja Datos no críticos, podrá visualizar y trabajar sobre los datos de los Pedidos. No </w:t>
             </w:r>
-            <w:proofErr w:type="spellStart"/>
-            <w:r>
-              <w:rPr>
-                <w:color w:val="000000"/>
-                <w:sz w:val="18"/>
-                <w:szCs w:val="18"/>
-              </w:rPr>
-              <w:t>podra</w:t>
-            </w:r>
-            <w:proofErr w:type="spellEnd"/>
+            <w:r>
+              <w:rPr>
+                <w:color w:val="000000"/>
+                <w:sz w:val="18"/>
+                <w:szCs w:val="18"/>
+              </w:rPr>
+              <w:t>podrá</w:t>
+            </w:r>
             <w:r>
               <w:rPr>
                 <w:color w:val="000000"/>
@@ -16140,12 +16217,6 @@
         </w:tc>
       </w:tr>
       <w:tr>
-        <w:tblPrEx>
-          <w:tblCellMar>
-            <w:top w:w="0" w:type="dxa"/>
-            <w:bottom w:w="0" w:type="dxa"/>
-          </w:tblCellMar>
-        </w:tblPrEx>
         <w:trPr>
           <w:trHeight w:val="985"/>
         </w:trPr>
@@ -16250,12 +16321,6 @@
         </w:tc>
       </w:tr>
       <w:tr>
-        <w:tblPrEx>
-          <w:tblCellMar>
-            <w:top w:w="0" w:type="dxa"/>
-            <w:bottom w:w="0" w:type="dxa"/>
-          </w:tblCellMar>
-        </w:tblPrEx>
         <w:trPr>
           <w:trHeight w:val="1577"/>
         </w:trPr>
@@ -16381,12 +16446,6 @@
         </w:tc>
       </w:tr>
       <w:tr>
-        <w:tblPrEx>
-          <w:tblCellMar>
-            <w:top w:w="0" w:type="dxa"/>
-            <w:bottom w:w="0" w:type="dxa"/>
-          </w:tblCellMar>
-        </w:tblPrEx>
         <w:trPr>
           <w:trHeight w:val="1577"/>
         </w:trPr>
@@ -16515,12 +16574,6 @@
         </w:tc>
       </w:tr>
       <w:tr>
-        <w:tblPrEx>
-          <w:tblCellMar>
-            <w:top w:w="0" w:type="dxa"/>
-            <w:bottom w:w="0" w:type="dxa"/>
-          </w:tblCellMar>
-        </w:tblPrEx>
         <w:trPr>
           <w:trHeight w:val="1577"/>
         </w:trPr>
@@ -16674,15 +16727,7 @@
       </w:pPr>
       <w:bookmarkStart w:id="59" w:name="__RefHeading___Toc9281_3966994088"/>
       <w:r>
-        <w:t>Interfaz con otros Sistemas y/</w:t>
-      </w:r>
-      <w:proofErr w:type="spellStart"/>
-      <w:r>
-        <w:t>o</w:t>
-      </w:r>
-      <w:proofErr w:type="spellEnd"/>
-      <w:r>
-        <w:t xml:space="preserve"> otros Dispositivos de Hardware</w:t>
+        <w:t>Interfaz con otros Sistemas y/o otros Dispositivos de Hardware</w:t>
       </w:r>
       <w:bookmarkEnd w:id="59"/>
     </w:p>
@@ -16751,12 +16796,6 @@
                               <w:gridCol w:w="6300"/>
                             </w:tblGrid>
                             <w:tr>
-                              <w:tblPrEx>
-                                <w:tblCellMar>
-                                  <w:top w:w="0" w:type="dxa"/>
-                                  <w:bottom w:w="0" w:type="dxa"/>
-                                </w:tblCellMar>
-                              </w:tblPrEx>
                               <w:trPr>
                                 <w:trHeight w:val="285"/>
                               </w:trPr>
@@ -16834,12 +16873,6 @@
                               </w:tc>
                             </w:tr>
                             <w:tr>
-                              <w:tblPrEx>
-                                <w:tblCellMar>
-                                  <w:top w:w="0" w:type="dxa"/>
-                                  <w:bottom w:w="0" w:type="dxa"/>
-                                </w:tblCellMar>
-                              </w:tblPrEx>
                               <w:trPr>
                                 <w:trHeight w:val="438"/>
                               </w:trPr>
@@ -16936,12 +16969,6 @@
                         <w:gridCol w:w="6300"/>
                       </w:tblGrid>
                       <w:tr>
-                        <w:tblPrEx>
-                          <w:tblCellMar>
-                            <w:top w:w="0" w:type="dxa"/>
-                            <w:bottom w:w="0" w:type="dxa"/>
-                          </w:tblCellMar>
-                        </w:tblPrEx>
                         <w:trPr>
                           <w:trHeight w:val="285"/>
                         </w:trPr>
@@ -17019,12 +17046,6 @@
                         </w:tc>
                       </w:tr>
                       <w:tr>
-                        <w:tblPrEx>
-                          <w:tblCellMar>
-                            <w:top w:w="0" w:type="dxa"/>
-                            <w:bottom w:w="0" w:type="dxa"/>
-                          </w:tblCellMar>
-                        </w:tblPrEx>
                         <w:trPr>
                           <w:trHeight w:val="438"/>
                         </w:trPr>
@@ -17115,12 +17136,6 @@
         <w:gridCol w:w="6383"/>
       </w:tblGrid>
       <w:tr>
-        <w:tblPrEx>
-          <w:tblCellMar>
-            <w:top w:w="0" w:type="dxa"/>
-            <w:bottom w:w="0" w:type="dxa"/>
-          </w:tblCellMar>
-        </w:tblPrEx>
         <w:trPr>
           <w:trHeight w:val="326"/>
         </w:trPr>
@@ -17196,12 +17211,6 @@
         </w:tc>
       </w:tr>
       <w:tr>
-        <w:tblPrEx>
-          <w:tblCellMar>
-            <w:top w:w="0" w:type="dxa"/>
-            <w:bottom w:w="0" w:type="dxa"/>
-          </w:tblCellMar>
-        </w:tblPrEx>
         <w:tc>
           <w:tcPr>
             <w:tcW w:w="2410" w:type="dxa"/>
@@ -17387,12 +17396,6 @@
         <w:gridCol w:w="5691"/>
       </w:tblGrid>
       <w:tr>
-        <w:tblPrEx>
-          <w:tblCellMar>
-            <w:top w:w="0" w:type="dxa"/>
-            <w:bottom w:w="0" w:type="dxa"/>
-          </w:tblCellMar>
-        </w:tblPrEx>
         <w:trPr>
           <w:trHeight w:val="319"/>
         </w:trPr>
@@ -17506,12 +17509,6 @@
         </w:tc>
       </w:tr>
       <w:tr>
-        <w:tblPrEx>
-          <w:tblCellMar>
-            <w:top w:w="0" w:type="dxa"/>
-            <w:bottom w:w="0" w:type="dxa"/>
-          </w:tblCellMar>
-        </w:tblPrEx>
         <w:tc>
           <w:tcPr>
             <w:tcW w:w="2852" w:type="dxa"/>
@@ -17634,16 +17631,14 @@
               </w:rPr>
               <w:t xml:space="preserve">Impactará a la Pastelería como organización debido a que logrará optimizar el procedimiento de Pedidos, Control de Inventario, Gestión de Proveedores y Gestión de Contabilidad volviéndolo un proceso continuo que integrará a todo el personal bajo un mismo concepto, brindando </w:t>
             </w:r>
-            <w:proofErr w:type="gramStart"/>
-            <w:r>
-              <w:rPr>
-                <w:color w:val="000000"/>
-                <w:sz w:val="18"/>
-                <w:szCs w:val="18"/>
-              </w:rPr>
-              <w:t>mayor visibilidad y mayor eficiencia</w:t>
-            </w:r>
-            <w:proofErr w:type="gramEnd"/>
+            <w:r>
+              <w:rPr>
+                <w:color w:val="000000"/>
+                <w:sz w:val="18"/>
+                <w:szCs w:val="18"/>
+              </w:rPr>
+              <w:t>mayor visibilidad y eficiencia</w:t>
+            </w:r>
             <w:r>
               <w:rPr>
                 <w:color w:val="000000"/>
@@ -17656,12 +17651,6 @@
         </w:tc>
       </w:tr>
       <w:tr>
-        <w:tblPrEx>
-          <w:tblCellMar>
-            <w:top w:w="0" w:type="dxa"/>
-            <w:bottom w:w="0" w:type="dxa"/>
-          </w:tblCellMar>
-        </w:tblPrEx>
         <w:trPr>
           <w:trHeight w:val="741"/>
         </w:trPr>
@@ -17756,12 +17745,6 @@
         </w:tc>
       </w:tr>
       <w:tr>
-        <w:tblPrEx>
-          <w:tblCellMar>
-            <w:top w:w="0" w:type="dxa"/>
-            <w:bottom w:w="0" w:type="dxa"/>
-          </w:tblCellMar>
-        </w:tblPrEx>
         <w:trPr>
           <w:trHeight w:val="741"/>
         </w:trPr>
@@ -17853,12 +17836,6 @@
         </w:tc>
       </w:tr>
       <w:tr>
-        <w:tblPrEx>
-          <w:tblCellMar>
-            <w:top w:w="0" w:type="dxa"/>
-            <w:bottom w:w="0" w:type="dxa"/>
-          </w:tblCellMar>
-        </w:tblPrEx>
         <w:trPr>
           <w:trHeight w:val="690"/>
         </w:trPr>
@@ -17953,12 +17930,6 @@
         </w:tc>
       </w:tr>
       <w:tr>
-        <w:tblPrEx>
-          <w:tblCellMar>
-            <w:top w:w="0" w:type="dxa"/>
-            <w:bottom w:w="0" w:type="dxa"/>
-          </w:tblCellMar>
-        </w:tblPrEx>
         <w:trPr>
           <w:trHeight w:val="690"/>
         </w:trPr>
@@ -18117,12 +18088,6 @@
         <w:gridCol w:w="3309"/>
       </w:tblGrid>
       <w:tr>
-        <w:tblPrEx>
-          <w:tblCellMar>
-            <w:top w:w="0" w:type="dxa"/>
-            <w:bottom w:w="0" w:type="dxa"/>
-          </w:tblCellMar>
-        </w:tblPrEx>
         <w:tc>
           <w:tcPr>
             <w:tcW w:w="682" w:type="dxa"/>
@@ -18227,12 +18192,6 @@
         </w:tc>
       </w:tr>
       <w:tr>
-        <w:tblPrEx>
-          <w:tblCellMar>
-            <w:top w:w="0" w:type="dxa"/>
-            <w:bottom w:w="0" w:type="dxa"/>
-          </w:tblCellMar>
-        </w:tblPrEx>
         <w:trPr>
           <w:trHeight w:val="273"/>
         </w:trPr>
@@ -18289,16 +18248,14 @@
               </w:rPr>
               <w:t xml:space="preserve">ABML </w:t>
             </w:r>
-            <w:proofErr w:type="spellStart"/>
-            <w:r>
-              <w:rPr>
-                <w:color w:val="000000"/>
-                <w:sz w:val="18"/>
-                <w:szCs w:val="18"/>
-              </w:rPr>
-              <w:t>Poliza</w:t>
-            </w:r>
-            <w:proofErr w:type="spellEnd"/>
+            <w:r>
+              <w:rPr>
+                <w:color w:val="000000"/>
+                <w:sz w:val="18"/>
+                <w:szCs w:val="18"/>
+              </w:rPr>
+              <w:t>Póliza</w:t>
+            </w:r>
             <w:r>
               <w:rPr>
                 <w:color w:val="000000"/>
@@ -18340,12 +18297,6 @@
         </w:tc>
       </w:tr>
       <w:tr>
-        <w:tblPrEx>
-          <w:tblCellMar>
-            <w:top w:w="0" w:type="dxa"/>
-            <w:bottom w:w="0" w:type="dxa"/>
-          </w:tblCellMar>
-        </w:tblPrEx>
         <w:trPr>
           <w:trHeight w:val="325"/>
         </w:trPr>
@@ -18438,12 +18389,6 @@
         </w:tc>
       </w:tr>
       <w:tr>
-        <w:tblPrEx>
-          <w:tblCellMar>
-            <w:top w:w="0" w:type="dxa"/>
-            <w:bottom w:w="0" w:type="dxa"/>
-          </w:tblCellMar>
-        </w:tblPrEx>
         <w:trPr>
           <w:trHeight w:val="345"/>
         </w:trPr>
@@ -18533,12 +18478,6 @@
         </w:tc>
       </w:tr>
       <w:tr>
-        <w:tblPrEx>
-          <w:tblCellMar>
-            <w:top w:w="0" w:type="dxa"/>
-            <w:bottom w:w="0" w:type="dxa"/>
-          </w:tblCellMar>
-        </w:tblPrEx>
         <w:trPr>
           <w:trHeight w:val="305"/>
         </w:trPr>
@@ -18672,12 +18611,6 @@
         <w:gridCol w:w="3309"/>
       </w:tblGrid>
       <w:tr>
-        <w:tblPrEx>
-          <w:tblCellMar>
-            <w:top w:w="0" w:type="dxa"/>
-            <w:bottom w:w="0" w:type="dxa"/>
-          </w:tblCellMar>
-        </w:tblPrEx>
         <w:tc>
           <w:tcPr>
             <w:tcW w:w="682" w:type="dxa"/>
@@ -18782,12 +18715,6 @@
         </w:tc>
       </w:tr>
       <w:tr>
-        <w:tblPrEx>
-          <w:tblCellMar>
-            <w:top w:w="0" w:type="dxa"/>
-            <w:bottom w:w="0" w:type="dxa"/>
-          </w:tblCellMar>
-        </w:tblPrEx>
         <w:trPr>
           <w:trHeight w:val="273"/>
         </w:trPr>
@@ -18877,12 +18804,6 @@
         </w:tc>
       </w:tr>
       <w:tr>
-        <w:tblPrEx>
-          <w:tblCellMar>
-            <w:top w:w="0" w:type="dxa"/>
-            <w:bottom w:w="0" w:type="dxa"/>
-          </w:tblCellMar>
-        </w:tblPrEx>
         <w:trPr>
           <w:trHeight w:val="273"/>
         </w:trPr>
@@ -18975,12 +18896,6 @@
         </w:tc>
       </w:tr>
       <w:tr>
-        <w:tblPrEx>
-          <w:tblCellMar>
-            <w:top w:w="0" w:type="dxa"/>
-            <w:bottom w:w="0" w:type="dxa"/>
-          </w:tblCellMar>
-        </w:tblPrEx>
         <w:trPr>
           <w:trHeight w:val="345"/>
         </w:trPr>
@@ -19114,12 +19029,6 @@
         <w:gridCol w:w="3309"/>
       </w:tblGrid>
       <w:tr>
-        <w:tblPrEx>
-          <w:tblCellMar>
-            <w:top w:w="0" w:type="dxa"/>
-            <w:bottom w:w="0" w:type="dxa"/>
-          </w:tblCellMar>
-        </w:tblPrEx>
         <w:tc>
           <w:tcPr>
             <w:tcW w:w="682" w:type="dxa"/>
@@ -19222,12 +19131,6 @@
         </w:tc>
       </w:tr>
       <w:tr>
-        <w:tblPrEx>
-          <w:tblCellMar>
-            <w:top w:w="0" w:type="dxa"/>
-            <w:bottom w:w="0" w:type="dxa"/>
-          </w:tblCellMar>
-        </w:tblPrEx>
         <w:trPr>
           <w:trHeight w:val="273"/>
         </w:trPr>
@@ -19317,12 +19220,6 @@
         </w:tc>
       </w:tr>
       <w:tr>
-        <w:tblPrEx>
-          <w:tblCellMar>
-            <w:top w:w="0" w:type="dxa"/>
-            <w:bottom w:w="0" w:type="dxa"/>
-          </w:tblCellMar>
-        </w:tblPrEx>
         <w:trPr>
           <w:trHeight w:val="273"/>
         </w:trPr>
@@ -19415,12 +19312,6 @@
         </w:tc>
       </w:tr>
       <w:tr>
-        <w:tblPrEx>
-          <w:tblCellMar>
-            <w:top w:w="0" w:type="dxa"/>
-            <w:bottom w:w="0" w:type="dxa"/>
-          </w:tblCellMar>
-        </w:tblPrEx>
         <w:trPr>
           <w:trHeight w:val="242"/>
         </w:trPr>
@@ -19510,12 +19401,6 @@
         </w:tc>
       </w:tr>
       <w:tr>
-        <w:tblPrEx>
-          <w:tblCellMar>
-            <w:top w:w="0" w:type="dxa"/>
-            <w:bottom w:w="0" w:type="dxa"/>
-          </w:tblCellMar>
-        </w:tblPrEx>
         <w:trPr>
           <w:trHeight w:val="345"/>
         </w:trPr>
@@ -19608,12 +19493,6 @@
         </w:tc>
       </w:tr>
       <w:tr>
-        <w:tblPrEx>
-          <w:tblCellMar>
-            <w:top w:w="0" w:type="dxa"/>
-            <w:bottom w:w="0" w:type="dxa"/>
-          </w:tblCellMar>
-        </w:tblPrEx>
         <w:trPr>
           <w:trHeight w:val="262"/>
         </w:trPr>
@@ -19703,12 +19582,6 @@
         </w:tc>
       </w:tr>
       <w:tr>
-        <w:tblPrEx>
-          <w:tblCellMar>
-            <w:top w:w="0" w:type="dxa"/>
-            <w:bottom w:w="0" w:type="dxa"/>
-          </w:tblCellMar>
-        </w:tblPrEx>
         <w:trPr>
           <w:trHeight w:val="262"/>
         </w:trPr>
@@ -19837,12 +19710,6 @@
         <w:gridCol w:w="3309"/>
       </w:tblGrid>
       <w:tr>
-        <w:tblPrEx>
-          <w:tblCellMar>
-            <w:top w:w="0" w:type="dxa"/>
-            <w:bottom w:w="0" w:type="dxa"/>
-          </w:tblCellMar>
-        </w:tblPrEx>
         <w:tc>
           <w:tcPr>
             <w:tcW w:w="682" w:type="dxa"/>
@@ -19945,12 +19812,6 @@
         </w:tc>
       </w:tr>
       <w:tr>
-        <w:tblPrEx>
-          <w:tblCellMar>
-            <w:top w:w="0" w:type="dxa"/>
-            <w:bottom w:w="0" w:type="dxa"/>
-          </w:tblCellMar>
-        </w:tblPrEx>
         <w:trPr>
           <w:trHeight w:val="273"/>
         </w:trPr>
@@ -20040,12 +19901,6 @@
         </w:tc>
       </w:tr>
       <w:tr>
-        <w:tblPrEx>
-          <w:tblCellMar>
-            <w:top w:w="0" w:type="dxa"/>
-            <w:bottom w:w="0" w:type="dxa"/>
-          </w:tblCellMar>
-        </w:tblPrEx>
         <w:trPr>
           <w:trHeight w:val="273"/>
         </w:trPr>
@@ -20138,12 +19993,6 @@
         </w:tc>
       </w:tr>
       <w:tr>
-        <w:tblPrEx>
-          <w:tblCellMar>
-            <w:top w:w="0" w:type="dxa"/>
-            <w:bottom w:w="0" w:type="dxa"/>
-          </w:tblCellMar>
-        </w:tblPrEx>
         <w:trPr>
           <w:trHeight w:val="345"/>
         </w:trPr>
@@ -20233,12 +20082,6 @@
         </w:tc>
       </w:tr>
       <w:tr>
-        <w:tblPrEx>
-          <w:tblCellMar>
-            <w:top w:w="0" w:type="dxa"/>
-            <w:bottom w:w="0" w:type="dxa"/>
-          </w:tblCellMar>
-        </w:tblPrEx>
         <w:trPr>
           <w:trHeight w:val="345"/>
         </w:trPr>
@@ -20331,12 +20174,6 @@
         </w:tc>
       </w:tr>
       <w:tr>
-        <w:tblPrEx>
-          <w:tblCellMar>
-            <w:top w:w="0" w:type="dxa"/>
-            <w:bottom w:w="0" w:type="dxa"/>
-          </w:tblCellMar>
-        </w:tblPrEx>
         <w:trPr>
           <w:trHeight w:val="345"/>
         </w:trPr>
@@ -20475,12 +20312,6 @@
         <w:gridCol w:w="3309"/>
       </w:tblGrid>
       <w:tr>
-        <w:tblPrEx>
-          <w:tblCellMar>
-            <w:top w:w="0" w:type="dxa"/>
-            <w:bottom w:w="0" w:type="dxa"/>
-          </w:tblCellMar>
-        </w:tblPrEx>
         <w:tc>
           <w:tcPr>
             <w:tcW w:w="682" w:type="dxa"/>
@@ -20585,12 +20416,6 @@
         </w:tc>
       </w:tr>
       <w:tr>
-        <w:tblPrEx>
-          <w:tblCellMar>
-            <w:top w:w="0" w:type="dxa"/>
-            <w:bottom w:w="0" w:type="dxa"/>
-          </w:tblCellMar>
-        </w:tblPrEx>
         <w:trPr>
           <w:trHeight w:val="351"/>
         </w:trPr>
@@ -20680,12 +20505,6 @@
         </w:tc>
       </w:tr>
       <w:tr>
-        <w:tblPrEx>
-          <w:tblCellMar>
-            <w:top w:w="0" w:type="dxa"/>
-            <w:bottom w:w="0" w:type="dxa"/>
-          </w:tblCellMar>
-        </w:tblPrEx>
         <w:trPr>
           <w:trHeight w:val="351"/>
         </w:trPr>
@@ -20819,12 +20638,6 @@
         <w:gridCol w:w="3309"/>
       </w:tblGrid>
       <w:tr>
-        <w:tblPrEx>
-          <w:tblCellMar>
-            <w:top w:w="0" w:type="dxa"/>
-            <w:bottom w:w="0" w:type="dxa"/>
-          </w:tblCellMar>
-        </w:tblPrEx>
         <w:tc>
           <w:tcPr>
             <w:tcW w:w="682" w:type="dxa"/>
@@ -20927,12 +20740,6 @@
         </w:tc>
       </w:tr>
       <w:tr>
-        <w:tblPrEx>
-          <w:tblCellMar>
-            <w:top w:w="0" w:type="dxa"/>
-            <w:bottom w:w="0" w:type="dxa"/>
-          </w:tblCellMar>
-        </w:tblPrEx>
         <w:trPr>
           <w:trHeight w:val="447"/>
         </w:trPr>
@@ -21022,12 +20829,6 @@
         </w:tc>
       </w:tr>
       <w:tr>
-        <w:tblPrEx>
-          <w:tblCellMar>
-            <w:top w:w="0" w:type="dxa"/>
-            <w:bottom w:w="0" w:type="dxa"/>
-          </w:tblCellMar>
-        </w:tblPrEx>
         <w:trPr>
           <w:trHeight w:val="351"/>
         </w:trPr>
@@ -21167,12 +20968,6 @@
         <w:gridCol w:w="3309"/>
       </w:tblGrid>
       <w:tr>
-        <w:tblPrEx>
-          <w:tblCellMar>
-            <w:top w:w="0" w:type="dxa"/>
-            <w:bottom w:w="0" w:type="dxa"/>
-          </w:tblCellMar>
-        </w:tblPrEx>
         <w:tc>
           <w:tcPr>
             <w:tcW w:w="682" w:type="dxa"/>
@@ -21275,12 +21070,6 @@
         </w:tc>
       </w:tr>
       <w:tr>
-        <w:tblPrEx>
-          <w:tblCellMar>
-            <w:top w:w="0" w:type="dxa"/>
-            <w:bottom w:w="0" w:type="dxa"/>
-          </w:tblCellMar>
-        </w:tblPrEx>
         <w:trPr>
           <w:trHeight w:val="351"/>
         </w:trPr>
@@ -21370,12 +21159,6 @@
         </w:tc>
       </w:tr>
       <w:tr>
-        <w:tblPrEx>
-          <w:tblCellMar>
-            <w:top w:w="0" w:type="dxa"/>
-            <w:bottom w:w="0" w:type="dxa"/>
-          </w:tblCellMar>
-        </w:tblPrEx>
         <w:trPr>
           <w:trHeight w:val="450"/>
         </w:trPr>
@@ -21468,12 +21251,6 @@
         </w:tc>
       </w:tr>
       <w:tr>
-        <w:tblPrEx>
-          <w:tblCellMar>
-            <w:top w:w="0" w:type="dxa"/>
-            <w:bottom w:w="0" w:type="dxa"/>
-          </w:tblCellMar>
-        </w:tblPrEx>
         <w:trPr>
           <w:trHeight w:val="450"/>
         </w:trPr>
@@ -21563,12 +21340,6 @@
         </w:tc>
       </w:tr>
       <w:tr>
-        <w:tblPrEx>
-          <w:tblCellMar>
-            <w:top w:w="0" w:type="dxa"/>
-            <w:bottom w:w="0" w:type="dxa"/>
-          </w:tblCellMar>
-        </w:tblPrEx>
         <w:trPr>
           <w:trHeight w:val="351"/>
         </w:trPr>
@@ -21661,12 +21432,6 @@
         </w:tc>
       </w:tr>
       <w:tr>
-        <w:tblPrEx>
-          <w:tblCellMar>
-            <w:top w:w="0" w:type="dxa"/>
-            <w:bottom w:w="0" w:type="dxa"/>
-          </w:tblCellMar>
-        </w:tblPrEx>
         <w:trPr>
           <w:trHeight w:val="351"/>
         </w:trPr>
@@ -21756,12 +21521,6 @@
         </w:tc>
       </w:tr>
       <w:tr>
-        <w:tblPrEx>
-          <w:tblCellMar>
-            <w:top w:w="0" w:type="dxa"/>
-            <w:bottom w:w="0" w:type="dxa"/>
-          </w:tblCellMar>
-        </w:tblPrEx>
         <w:trPr>
           <w:trHeight w:val="351"/>
         </w:trPr>
@@ -21854,12 +21613,6 @@
         </w:tc>
       </w:tr>
       <w:tr>
-        <w:tblPrEx>
-          <w:tblCellMar>
-            <w:top w:w="0" w:type="dxa"/>
-            <w:bottom w:w="0" w:type="dxa"/>
-          </w:tblCellMar>
-        </w:tblPrEx>
         <w:trPr>
           <w:trHeight w:val="376"/>
         </w:trPr>
@@ -21949,12 +21702,6 @@
         </w:tc>
       </w:tr>
       <w:tr>
-        <w:tblPrEx>
-          <w:tblCellMar>
-            <w:top w:w="0" w:type="dxa"/>
-            <w:bottom w:w="0" w:type="dxa"/>
-          </w:tblCellMar>
-        </w:tblPrEx>
         <w:trPr>
           <w:trHeight w:val="376"/>
         </w:trPr>
@@ -22086,12 +21833,6 @@
         <w:gridCol w:w="3309"/>
       </w:tblGrid>
       <w:tr>
-        <w:tblPrEx>
-          <w:tblCellMar>
-            <w:top w:w="0" w:type="dxa"/>
-            <w:bottom w:w="0" w:type="dxa"/>
-          </w:tblCellMar>
-        </w:tblPrEx>
         <w:tc>
           <w:tcPr>
             <w:tcW w:w="682" w:type="dxa"/>
@@ -22194,12 +21935,6 @@
         </w:tc>
       </w:tr>
       <w:tr>
-        <w:tblPrEx>
-          <w:tblCellMar>
-            <w:top w:w="0" w:type="dxa"/>
-            <w:bottom w:w="0" w:type="dxa"/>
-          </w:tblCellMar>
-        </w:tblPrEx>
         <w:trPr>
           <w:trHeight w:val="351"/>
         </w:trPr>
@@ -22289,12 +22024,6 @@
         </w:tc>
       </w:tr>
       <w:tr>
-        <w:tblPrEx>
-          <w:tblCellMar>
-            <w:top w:w="0" w:type="dxa"/>
-            <w:bottom w:w="0" w:type="dxa"/>
-          </w:tblCellMar>
-        </w:tblPrEx>
         <w:trPr>
           <w:trHeight w:val="450"/>
         </w:trPr>
@@ -22387,12 +22116,6 @@
         </w:tc>
       </w:tr>
       <w:tr>
-        <w:tblPrEx>
-          <w:tblCellMar>
-            <w:top w:w="0" w:type="dxa"/>
-            <w:bottom w:w="0" w:type="dxa"/>
-          </w:tblCellMar>
-        </w:tblPrEx>
         <w:trPr>
           <w:trHeight w:val="351"/>
         </w:trPr>
@@ -22482,12 +22205,6 @@
         </w:tc>
       </w:tr>
       <w:tr>
-        <w:tblPrEx>
-          <w:tblCellMar>
-            <w:top w:w="0" w:type="dxa"/>
-            <w:bottom w:w="0" w:type="dxa"/>
-          </w:tblCellMar>
-        </w:tblPrEx>
         <w:trPr>
           <w:trHeight w:val="351"/>
         </w:trPr>
@@ -22580,12 +22297,6 @@
         </w:tc>
       </w:tr>
       <w:tr>
-        <w:tblPrEx>
-          <w:tblCellMar>
-            <w:top w:w="0" w:type="dxa"/>
-            <w:bottom w:w="0" w:type="dxa"/>
-          </w:tblCellMar>
-        </w:tblPrEx>
         <w:trPr>
           <w:trHeight w:val="351"/>
         </w:trPr>
@@ -22719,12 +22430,6 @@
         <w:gridCol w:w="3309"/>
       </w:tblGrid>
       <w:tr>
-        <w:tblPrEx>
-          <w:tblCellMar>
-            <w:top w:w="0" w:type="dxa"/>
-            <w:bottom w:w="0" w:type="dxa"/>
-          </w:tblCellMar>
-        </w:tblPrEx>
         <w:tc>
           <w:tcPr>
             <w:tcW w:w="682" w:type="dxa"/>
@@ -22829,12 +22534,6 @@
         </w:tc>
       </w:tr>
       <w:tr>
-        <w:tblPrEx>
-          <w:tblCellMar>
-            <w:top w:w="0" w:type="dxa"/>
-            <w:bottom w:w="0" w:type="dxa"/>
-          </w:tblCellMar>
-        </w:tblPrEx>
         <w:trPr>
           <w:trHeight w:val="351"/>
         </w:trPr>
@@ -22924,12 +22623,6 @@
         </w:tc>
       </w:tr>
       <w:tr>
-        <w:tblPrEx>
-          <w:tblCellMar>
-            <w:top w:w="0" w:type="dxa"/>
-            <w:bottom w:w="0" w:type="dxa"/>
-          </w:tblCellMar>
-        </w:tblPrEx>
         <w:trPr>
           <w:trHeight w:val="437"/>
         </w:trPr>
@@ -22988,16 +22681,14 @@
               </w:rPr>
               <w:t xml:space="preserve">ABM Tabla </w:t>
             </w:r>
-            <w:proofErr w:type="spellStart"/>
-            <w:r>
-              <w:rPr>
-                <w:color w:val="000000"/>
-                <w:sz w:val="18"/>
-                <w:szCs w:val="18"/>
-              </w:rPr>
-              <w:t>Poliza</w:t>
-            </w:r>
-            <w:proofErr w:type="spellEnd"/>
+            <w:r>
+              <w:rPr>
+                <w:color w:val="000000"/>
+                <w:sz w:val="18"/>
+                <w:szCs w:val="18"/>
+              </w:rPr>
+              <w:t>Póliza</w:t>
+            </w:r>
             <w:r>
               <w:rPr>
                 <w:color w:val="000000"/>
@@ -23040,12 +22731,6 @@
         </w:tc>
       </w:tr>
       <w:tr>
-        <w:tblPrEx>
-          <w:tblCellMar>
-            <w:top w:w="0" w:type="dxa"/>
-            <w:bottom w:w="0" w:type="dxa"/>
-          </w:tblCellMar>
-        </w:tblPrEx>
         <w:trPr>
           <w:trHeight w:val="437"/>
         </w:trPr>
@@ -23135,21 +22820,12 @@
         </w:tc>
       </w:tr>
       <w:tr>
-        <w:tblPrEx>
-          <w:tblCellMar>
-            <w:top w:w="0" w:type="dxa"/>
-            <w:bottom w:w="0" w:type="dxa"/>
-          </w:tblCellMar>
-        </w:tblPrEx>
         <w:trPr>
           <w:trHeight w:val="437"/>
         </w:trPr>
         <w:tc>
           <w:tcPr>
             <w:tcW w:w="682" w:type="dxa"/>
-            <w:tcBorders>
-              <w:bottom w:val="single" w:sz="6" w:space="0" w:color="000000"/>
-            </w:tcBorders>
             <w:tcMar>
               <w:top w:w="0" w:type="dxa"/>
               <w:left w:w="0" w:type="dxa"/>
@@ -23175,6 +22851,70 @@
         <w:tc>
           <w:tcPr>
             <w:tcW w:w="5936" w:type="dxa"/>
+            <w:tcMar>
+              <w:top w:w="0" w:type="dxa"/>
+              <w:left w:w="0" w:type="dxa"/>
+              <w:bottom w:w="0" w:type="dxa"/>
+              <w:right w:w="0" w:type="dxa"/>
+            </w:tcMar>
+          </w:tcPr>
+          <w:p>
+            <w:pPr>
+              <w:widowControl w:val="0"/>
+              <w:jc w:val="left"/>
+              <w:rPr>
+                <w:color w:val="000000"/>
+                <w:sz w:val="18"/>
+                <w:szCs w:val="18"/>
+              </w:rPr>
+            </w:pPr>
+            <w:r>
+              <w:rPr>
+                <w:color w:val="000000"/>
+                <w:sz w:val="18"/>
+                <w:szCs w:val="18"/>
+              </w:rPr>
+              <w:t>Generar Indicadores Contables</w:t>
+            </w:r>
+          </w:p>
+        </w:tc>
+        <w:tc>
+          <w:tcPr>
+            <w:tcW w:w="3309" w:type="dxa"/>
+            <w:tcMar>
+              <w:top w:w="0" w:type="dxa"/>
+              <w:left w:w="0" w:type="dxa"/>
+              <w:bottom w:w="0" w:type="dxa"/>
+              <w:right w:w="0" w:type="dxa"/>
+            </w:tcMar>
+          </w:tcPr>
+          <w:p>
+            <w:pPr>
+              <w:pStyle w:val="TableContents"/>
+              <w:rPr>
+                <w:color w:val="000000"/>
+                <w:sz w:val="18"/>
+                <w:szCs w:val="18"/>
+              </w:rPr>
+            </w:pPr>
+            <w:r>
+              <w:rPr>
+                <w:color w:val="000000"/>
+                <w:sz w:val="18"/>
+                <w:szCs w:val="18"/>
+              </w:rPr>
+              <w:t>Baja</w:t>
+            </w:r>
+          </w:p>
+        </w:tc>
+      </w:tr>
+      <w:tr>
+        <w:trPr>
+          <w:trHeight w:val="437"/>
+        </w:trPr>
+        <w:tc>
+          <w:tcPr>
+            <w:tcW w:w="682" w:type="dxa"/>
             <w:tcBorders>
               <w:bottom w:val="single" w:sz="6" w:space="0" w:color="000000"/>
             </w:tcBorders>
@@ -23187,21 +22927,49 @@
           </w:tcPr>
           <w:p>
             <w:pPr>
-              <w:widowControl w:val="0"/>
-              <w:jc w:val="left"/>
-              <w:rPr>
-                <w:color w:val="000000"/>
-                <w:sz w:val="18"/>
-                <w:szCs w:val="18"/>
-              </w:rPr>
-            </w:pPr>
-            <w:r>
-              <w:rPr>
-                <w:color w:val="000000"/>
-                <w:sz w:val="18"/>
-                <w:szCs w:val="18"/>
-              </w:rPr>
-              <w:t>Generar Indicadores Contables</w:t>
+              <w:pStyle w:val="TableContents"/>
+              <w:numPr>
+                <w:ilvl w:val="0"/>
+                <w:numId w:val="36"/>
+              </w:numPr>
+              <w:rPr>
+                <w:color w:val="000000"/>
+                <w:sz w:val="18"/>
+                <w:szCs w:val="18"/>
+              </w:rPr>
+            </w:pPr>
+          </w:p>
+        </w:tc>
+        <w:tc>
+          <w:tcPr>
+            <w:tcW w:w="5936" w:type="dxa"/>
+            <w:tcBorders>
+              <w:bottom w:val="single" w:sz="6" w:space="0" w:color="000000"/>
+            </w:tcBorders>
+            <w:tcMar>
+              <w:top w:w="0" w:type="dxa"/>
+              <w:left w:w="0" w:type="dxa"/>
+              <w:bottom w:w="0" w:type="dxa"/>
+              <w:right w:w="0" w:type="dxa"/>
+            </w:tcMar>
+          </w:tcPr>
+          <w:p>
+            <w:pPr>
+              <w:widowControl w:val="0"/>
+              <w:jc w:val="left"/>
+              <w:rPr>
+                <w:color w:val="000000"/>
+                <w:sz w:val="18"/>
+                <w:szCs w:val="18"/>
+              </w:rPr>
+            </w:pPr>
+            <w:r>
+              <w:rPr>
+                <w:color w:val="000000"/>
+                <w:sz w:val="18"/>
+                <w:szCs w:val="18"/>
+              </w:rPr>
+              <w:t>Seguidor de transacciones del negocio</w:t>
             </w:r>
           </w:p>
         </w:tc>
@@ -23274,12 +23042,6 @@
         <w:gridCol w:w="3309"/>
       </w:tblGrid>
       <w:tr>
-        <w:tblPrEx>
-          <w:tblCellMar>
-            <w:top w:w="0" w:type="dxa"/>
-            <w:bottom w:w="0" w:type="dxa"/>
-          </w:tblCellMar>
-        </w:tblPrEx>
         <w:tc>
           <w:tcPr>
             <w:tcW w:w="682" w:type="dxa"/>
@@ -23374,12 +23136,6 @@
         </w:tc>
       </w:tr>
       <w:tr>
-        <w:tblPrEx>
-          <w:tblCellMar>
-            <w:top w:w="0" w:type="dxa"/>
-            <w:bottom w:w="0" w:type="dxa"/>
-          </w:tblCellMar>
-        </w:tblPrEx>
         <w:trPr>
           <w:trHeight w:val="351"/>
         </w:trPr>
@@ -23469,12 +23225,6 @@
         </w:tc>
       </w:tr>
       <w:tr>
-        <w:tblPrEx>
-          <w:tblCellMar>
-            <w:top w:w="0" w:type="dxa"/>
-            <w:bottom w:w="0" w:type="dxa"/>
-          </w:tblCellMar>
-        </w:tblPrEx>
         <w:trPr>
           <w:trHeight w:val="437"/>
         </w:trPr>
@@ -23567,12 +23317,6 @@
         </w:tc>
       </w:tr>
       <w:tr>
-        <w:tblPrEx>
-          <w:tblCellMar>
-            <w:top w:w="0" w:type="dxa"/>
-            <w:bottom w:w="0" w:type="dxa"/>
-          </w:tblCellMar>
-        </w:tblPrEx>
         <w:trPr>
           <w:trHeight w:val="437"/>
         </w:trPr>
@@ -23662,12 +23406,6 @@
         </w:tc>
       </w:tr>
       <w:tr>
-        <w:tblPrEx>
-          <w:tblCellMar>
-            <w:top w:w="0" w:type="dxa"/>
-            <w:bottom w:w="0" w:type="dxa"/>
-          </w:tblCellMar>
-        </w:tblPrEx>
         <w:trPr>
           <w:trHeight w:val="437"/>
         </w:trPr>
@@ -23804,12 +23542,6 @@
         <w:gridCol w:w="3309"/>
       </w:tblGrid>
       <w:tr>
-        <w:tblPrEx>
-          <w:tblCellMar>
-            <w:top w:w="0" w:type="dxa"/>
-            <w:bottom w:w="0" w:type="dxa"/>
-          </w:tblCellMar>
-        </w:tblPrEx>
         <w:tc>
           <w:tcPr>
             <w:tcW w:w="682" w:type="dxa"/>
@@ -23909,12 +23641,6 @@
         </w:tc>
       </w:tr>
       <w:tr>
-        <w:tblPrEx>
-          <w:tblCellMar>
-            <w:top w:w="0" w:type="dxa"/>
-            <w:bottom w:w="0" w:type="dxa"/>
-          </w:tblCellMar>
-        </w:tblPrEx>
         <w:trPr>
           <w:trHeight w:val="351"/>
         </w:trPr>
@@ -24003,12 +23729,6 @@
         </w:tc>
       </w:tr>
       <w:tr>
-        <w:tblPrEx>
-          <w:tblCellMar>
-            <w:top w:w="0" w:type="dxa"/>
-            <w:bottom w:w="0" w:type="dxa"/>
-          </w:tblCellMar>
-        </w:tblPrEx>
         <w:trPr>
           <w:trHeight w:val="437"/>
         </w:trPr>
@@ -24100,12 +23820,6 @@
         </w:tc>
       </w:tr>
       <w:tr>
-        <w:tblPrEx>
-          <w:tblCellMar>
-            <w:top w:w="0" w:type="dxa"/>
-            <w:bottom w:w="0" w:type="dxa"/>
-          </w:tblCellMar>
-        </w:tblPrEx>
         <w:trPr>
           <w:trHeight w:val="437"/>
         </w:trPr>
@@ -24194,12 +23908,6 @@
         </w:tc>
       </w:tr>
       <w:tr>
-        <w:tblPrEx>
-          <w:tblCellMar>
-            <w:top w:w="0" w:type="dxa"/>
-            <w:bottom w:w="0" w:type="dxa"/>
-          </w:tblCellMar>
-        </w:tblPrEx>
         <w:trPr>
           <w:trHeight w:val="437"/>
         </w:trPr>
@@ -24291,12 +23999,6 @@
         </w:tc>
       </w:tr>
       <w:tr>
-        <w:tblPrEx>
-          <w:tblCellMar>
-            <w:top w:w="0" w:type="dxa"/>
-            <w:bottom w:w="0" w:type="dxa"/>
-          </w:tblCellMar>
-        </w:tblPrEx>
         <w:trPr>
           <w:trHeight w:val="437"/>
         </w:trPr>
@@ -24385,12 +24087,6 @@
         </w:tc>
       </w:tr>
       <w:tr>
-        <w:tblPrEx>
-          <w:tblCellMar>
-            <w:top w:w="0" w:type="dxa"/>
-            <w:bottom w:w="0" w:type="dxa"/>
-          </w:tblCellMar>
-        </w:tblPrEx>
         <w:trPr>
           <w:trHeight w:val="437"/>
         </w:trPr>
@@ -24482,12 +24178,6 @@
         </w:tc>
       </w:tr>
       <w:tr>
-        <w:tblPrEx>
-          <w:tblCellMar>
-            <w:top w:w="0" w:type="dxa"/>
-            <w:bottom w:w="0" w:type="dxa"/>
-          </w:tblCellMar>
-        </w:tblPrEx>
         <w:trPr>
           <w:trHeight w:val="437"/>
         </w:trPr>
@@ -24576,12 +24266,6 @@
         </w:tc>
       </w:tr>
       <w:tr>
-        <w:tblPrEx>
-          <w:tblCellMar>
-            <w:top w:w="0" w:type="dxa"/>
-            <w:bottom w:w="0" w:type="dxa"/>
-          </w:tblCellMar>
-        </w:tblPrEx>
         <w:trPr>
           <w:trHeight w:val="437"/>
         </w:trPr>
@@ -24673,12 +24357,6 @@
         </w:tc>
       </w:tr>
       <w:tr>
-        <w:tblPrEx>
-          <w:tblCellMar>
-            <w:top w:w="0" w:type="dxa"/>
-            <w:bottom w:w="0" w:type="dxa"/>
-          </w:tblCellMar>
-        </w:tblPrEx>
         <w:trPr>
           <w:trHeight w:val="437"/>
         </w:trPr>
@@ -24900,11 +24578,9 @@
         </w:numPr>
       </w:pPr>
       <w:bookmarkStart w:id="80" w:name="__RefHeading___Toc9269_3966994088_Copy_1"/>
-      <w:proofErr w:type="gramStart"/>
-      <w:r>
-        <w:t>Limitaciones  de</w:t>
-      </w:r>
-      <w:proofErr w:type="gramEnd"/>
+      <w:r>
+        <w:t>Limitaciones de</w:t>
+      </w:r>
       <w:r>
         <w:t xml:space="preserve"> la Organización</w:t>
       </w:r>
@@ -24926,12 +24602,6 @@
         <w:gridCol w:w="3309"/>
       </w:tblGrid>
       <w:tr>
-        <w:tblPrEx>
-          <w:tblCellMar>
-            <w:top w:w="0" w:type="dxa"/>
-            <w:bottom w:w="0" w:type="dxa"/>
-          </w:tblCellMar>
-        </w:tblPrEx>
         <w:tc>
           <w:tcPr>
             <w:tcW w:w="627" w:type="dxa"/>
@@ -25034,12 +24704,6 @@
         </w:tc>
       </w:tr>
       <w:tr>
-        <w:tblPrEx>
-          <w:tblCellMar>
-            <w:top w:w="0" w:type="dxa"/>
-            <w:bottom w:w="0" w:type="dxa"/>
-          </w:tblCellMar>
-        </w:tblPrEx>
         <w:trPr>
           <w:trHeight w:val="894"/>
         </w:trPr>
@@ -25198,12 +24862,6 @@
         <w:gridCol w:w="3309"/>
       </w:tblGrid>
       <w:tr>
-        <w:tblPrEx>
-          <w:tblCellMar>
-            <w:top w:w="0" w:type="dxa"/>
-            <w:bottom w:w="0" w:type="dxa"/>
-          </w:tblCellMar>
-        </w:tblPrEx>
         <w:tc>
           <w:tcPr>
             <w:tcW w:w="627" w:type="dxa"/>
@@ -25305,12 +24963,6 @@
         </w:tc>
       </w:tr>
       <w:tr>
-        <w:tblPrEx>
-          <w:tblCellMar>
-            <w:top w:w="0" w:type="dxa"/>
-            <w:bottom w:w="0" w:type="dxa"/>
-          </w:tblCellMar>
-        </w:tblPrEx>
         <w:trPr>
           <w:trHeight w:val="624"/>
         </w:trPr>
@@ -25409,12 +25061,6 @@
         </w:tc>
       </w:tr>
       <w:tr>
-        <w:tblPrEx>
-          <w:tblCellMar>
-            <w:top w:w="0" w:type="dxa"/>
-            <w:bottom w:w="0" w:type="dxa"/>
-          </w:tblCellMar>
-        </w:tblPrEx>
         <w:trPr>
           <w:trHeight w:val="444"/>
         </w:trPr>
@@ -25516,12 +25162,6 @@
         </w:tc>
       </w:tr>
       <w:tr>
-        <w:tblPrEx>
-          <w:tblCellMar>
-            <w:top w:w="0" w:type="dxa"/>
-            <w:bottom w:w="0" w:type="dxa"/>
-          </w:tblCellMar>
-        </w:tblPrEx>
         <w:trPr>
           <w:trHeight w:val="546"/>
         </w:trPr>
@@ -25659,12 +25299,6 @@
         <w:gridCol w:w="3309"/>
       </w:tblGrid>
       <w:tr>
-        <w:tblPrEx>
-          <w:tblCellMar>
-            <w:top w:w="0" w:type="dxa"/>
-            <w:bottom w:w="0" w:type="dxa"/>
-          </w:tblCellMar>
-        </w:tblPrEx>
         <w:tc>
           <w:tcPr>
             <w:tcW w:w="627" w:type="dxa"/>
@@ -25759,12 +25393,6 @@
         </w:tc>
       </w:tr>
       <w:tr>
-        <w:tblPrEx>
-          <w:tblCellMar>
-            <w:top w:w="0" w:type="dxa"/>
-            <w:bottom w:w="0" w:type="dxa"/>
-          </w:tblCellMar>
-        </w:tblPrEx>
         <w:trPr>
           <w:trHeight w:val="624"/>
         </w:trPr>
@@ -25846,12 +25474,6 @@
         </w:tc>
       </w:tr>
       <w:tr>
-        <w:tblPrEx>
-          <w:tblCellMar>
-            <w:top w:w="0" w:type="dxa"/>
-            <w:bottom w:w="0" w:type="dxa"/>
-          </w:tblCellMar>
-        </w:tblPrEx>
         <w:trPr>
           <w:trHeight w:val="444"/>
         </w:trPr>
@@ -25936,12 +25558,6 @@
         </w:tc>
       </w:tr>
       <w:tr>
-        <w:tblPrEx>
-          <w:tblCellMar>
-            <w:top w:w="0" w:type="dxa"/>
-            <w:bottom w:w="0" w:type="dxa"/>
-          </w:tblCellMar>
-        </w:tblPrEx>
         <w:trPr>
           <w:trHeight w:val="456"/>
         </w:trPr>
@@ -26062,12 +25678,6 @@
         <w:gridCol w:w="3309"/>
       </w:tblGrid>
       <w:tr>
-        <w:tblPrEx>
-          <w:tblCellMar>
-            <w:top w:w="0" w:type="dxa"/>
-            <w:bottom w:w="0" w:type="dxa"/>
-          </w:tblCellMar>
-        </w:tblPrEx>
         <w:tc>
           <w:tcPr>
             <w:tcW w:w="627" w:type="dxa"/>
@@ -26162,12 +25772,6 @@
         </w:tc>
       </w:tr>
       <w:tr>
-        <w:tblPrEx>
-          <w:tblCellMar>
-            <w:top w:w="0" w:type="dxa"/>
-            <w:bottom w:w="0" w:type="dxa"/>
-          </w:tblCellMar>
-        </w:tblPrEx>
         <w:trPr>
           <w:trHeight w:val="624"/>
         </w:trPr>
@@ -26224,16 +25828,14 @@
               </w:rPr>
               <w:t xml:space="preserve">Base de Datos </w:t>
             </w:r>
-            <w:proofErr w:type="spellStart"/>
-            <w:r>
-              <w:rPr>
-                <w:color w:val="000000"/>
-                <w:sz w:val="18"/>
-                <w:szCs w:val="18"/>
-              </w:rPr>
-              <w:t>SQLServer</w:t>
-            </w:r>
-            <w:proofErr w:type="spellEnd"/>
+            <w:r>
+              <w:rPr>
+                <w:color w:val="000000"/>
+                <w:sz w:val="18"/>
+                <w:szCs w:val="18"/>
+              </w:rPr>
+              <w:t>SQL Server</w:t>
+            </w:r>
           </w:p>
         </w:tc>
         <w:tc>
@@ -26259,12 +25861,6 @@
         </w:tc>
       </w:tr>
       <w:tr>
-        <w:tblPrEx>
-          <w:tblCellMar>
-            <w:top w:w="0" w:type="dxa"/>
-            <w:bottom w:w="0" w:type="dxa"/>
-          </w:tblCellMar>
-        </w:tblPrEx>
         <w:trPr>
           <w:trHeight w:val="444"/>
         </w:trPr>
@@ -26349,12 +25945,6 @@
         </w:tc>
       </w:tr>
       <w:tr>
-        <w:tblPrEx>
-          <w:tblCellMar>
-            <w:top w:w="0" w:type="dxa"/>
-            <w:bottom w:w="0" w:type="dxa"/>
-          </w:tblCellMar>
-        </w:tblPrEx>
         <w:trPr>
           <w:trHeight w:val="456"/>
         </w:trPr>
@@ -26485,12 +26075,6 @@
         <w:gridCol w:w="3309"/>
       </w:tblGrid>
       <w:tr>
-        <w:tblPrEx>
-          <w:tblCellMar>
-            <w:top w:w="0" w:type="dxa"/>
-            <w:bottom w:w="0" w:type="dxa"/>
-          </w:tblCellMar>
-        </w:tblPrEx>
         <w:tc>
           <w:tcPr>
             <w:tcW w:w="627" w:type="dxa"/>
@@ -26585,12 +26169,6 @@
         </w:tc>
       </w:tr>
       <w:tr>
-        <w:tblPrEx>
-          <w:tblCellMar>
-            <w:top w:w="0" w:type="dxa"/>
-            <w:bottom w:w="0" w:type="dxa"/>
-          </w:tblCellMar>
-        </w:tblPrEx>
         <w:trPr>
           <w:trHeight w:val="624"/>
         </w:trPr>
@@ -26680,12 +26258,6 @@
         </w:tc>
       </w:tr>
       <w:tr>
-        <w:tblPrEx>
-          <w:tblCellMar>
-            <w:top w:w="0" w:type="dxa"/>
-            <w:bottom w:w="0" w:type="dxa"/>
-          </w:tblCellMar>
-        </w:tblPrEx>
         <w:trPr>
           <w:trHeight w:val="444"/>
         </w:trPr>
@@ -26806,12 +26378,6 @@
         <w:gridCol w:w="3309"/>
       </w:tblGrid>
       <w:tr>
-        <w:tblPrEx>
-          <w:tblCellMar>
-            <w:top w:w="0" w:type="dxa"/>
-            <w:bottom w:w="0" w:type="dxa"/>
-          </w:tblCellMar>
-        </w:tblPrEx>
         <w:tc>
           <w:tcPr>
             <w:tcW w:w="627" w:type="dxa"/>
@@ -26906,12 +26472,6 @@
         </w:tc>
       </w:tr>
       <w:tr>
-        <w:tblPrEx>
-          <w:tblCellMar>
-            <w:top w:w="0" w:type="dxa"/>
-            <w:bottom w:w="0" w:type="dxa"/>
-          </w:tblCellMar>
-        </w:tblPrEx>
         <w:trPr>
           <w:trHeight w:val="624"/>
         </w:trPr>
@@ -26989,12 +26549,6 @@
         </w:tc>
       </w:tr>
       <w:tr>
-        <w:tblPrEx>
-          <w:tblCellMar>
-            <w:top w:w="0" w:type="dxa"/>
-            <w:bottom w:w="0" w:type="dxa"/>
-          </w:tblCellMar>
-        </w:tblPrEx>
         <w:trPr>
           <w:trHeight w:val="444"/>
         </w:trPr>
@@ -27111,12 +26665,6 @@
         <w:gridCol w:w="3463"/>
       </w:tblGrid>
       <w:tr>
-        <w:tblPrEx>
-          <w:tblCellMar>
-            <w:top w:w="0" w:type="dxa"/>
-            <w:bottom w:w="0" w:type="dxa"/>
-          </w:tblCellMar>
-        </w:tblPrEx>
         <w:tc>
           <w:tcPr>
             <w:tcW w:w="626" w:type="dxa"/>
@@ -27211,12 +26759,6 @@
         </w:tc>
       </w:tr>
       <w:tr>
-        <w:tblPrEx>
-          <w:tblCellMar>
-            <w:top w:w="0" w:type="dxa"/>
-            <w:bottom w:w="0" w:type="dxa"/>
-          </w:tblCellMar>
-        </w:tblPrEx>
         <w:trPr>
           <w:trHeight w:val="444"/>
         </w:trPr>
@@ -27344,12 +26886,6 @@
         <w:gridCol w:w="3309"/>
       </w:tblGrid>
       <w:tr>
-        <w:tblPrEx>
-          <w:tblCellMar>
-            <w:top w:w="0" w:type="dxa"/>
-            <w:bottom w:w="0" w:type="dxa"/>
-          </w:tblCellMar>
-        </w:tblPrEx>
         <w:tc>
           <w:tcPr>
             <w:tcW w:w="627" w:type="dxa"/>
@@ -27444,12 +26980,6 @@
         </w:tc>
       </w:tr>
       <w:tr>
-        <w:tblPrEx>
-          <w:tblCellMar>
-            <w:top w:w="0" w:type="dxa"/>
-            <w:bottom w:w="0" w:type="dxa"/>
-          </w:tblCellMar>
-        </w:tblPrEx>
         <w:trPr>
           <w:trHeight w:val="624"/>
         </w:trPr>
@@ -27582,12 +27112,6 @@
         <w:gridCol w:w="3309"/>
       </w:tblGrid>
       <w:tr>
-        <w:tblPrEx>
-          <w:tblCellMar>
-            <w:top w:w="0" w:type="dxa"/>
-            <w:bottom w:w="0" w:type="dxa"/>
-          </w:tblCellMar>
-        </w:tblPrEx>
         <w:tc>
           <w:tcPr>
             <w:tcW w:w="627" w:type="dxa"/>
@@ -27687,12 +27211,6 @@
         </w:tc>
       </w:tr>
       <w:tr>
-        <w:tblPrEx>
-          <w:tblCellMar>
-            <w:top w:w="0" w:type="dxa"/>
-            <w:bottom w:w="0" w:type="dxa"/>
-          </w:tblCellMar>
-        </w:tblPrEx>
         <w:trPr>
           <w:trHeight w:val="624"/>
         </w:trPr>
@@ -27847,12 +27365,6 @@
         <w:gridCol w:w="3309"/>
       </w:tblGrid>
       <w:tr>
-        <w:tblPrEx>
-          <w:tblCellMar>
-            <w:top w:w="0" w:type="dxa"/>
-            <w:bottom w:w="0" w:type="dxa"/>
-          </w:tblCellMar>
-        </w:tblPrEx>
         <w:tc>
           <w:tcPr>
             <w:tcW w:w="627" w:type="dxa"/>
@@ -27952,12 +27464,6 @@
         </w:tc>
       </w:tr>
       <w:tr>
-        <w:tblPrEx>
-          <w:tblCellMar>
-            <w:top w:w="0" w:type="dxa"/>
-            <w:bottom w:w="0" w:type="dxa"/>
-          </w:tblCellMar>
-        </w:tblPrEx>
         <w:trPr>
           <w:trHeight w:val="624"/>
         </w:trPr>
@@ -28044,12 +27550,6 @@
         </w:tc>
       </w:tr>
       <w:tr>
-        <w:tblPrEx>
-          <w:tblCellMar>
-            <w:top w:w="0" w:type="dxa"/>
-            <w:bottom w:w="0" w:type="dxa"/>
-          </w:tblCellMar>
-        </w:tblPrEx>
         <w:trPr>
           <w:trHeight w:val="624"/>
         </w:trPr>
@@ -28139,12 +27639,6 @@
         </w:tc>
       </w:tr>
       <w:tr>
-        <w:tblPrEx>
-          <w:tblCellMar>
-            <w:top w:w="0" w:type="dxa"/>
-            <w:bottom w:w="0" w:type="dxa"/>
-          </w:tblCellMar>
-        </w:tblPrEx>
         <w:trPr>
           <w:trHeight w:val="624"/>
         </w:trPr>
@@ -28241,12 +27735,6 @@
         </w:tc>
       </w:tr>
       <w:tr>
-        <w:tblPrEx>
-          <w:tblCellMar>
-            <w:top w:w="0" w:type="dxa"/>
-            <w:bottom w:w="0" w:type="dxa"/>
-          </w:tblCellMar>
-        </w:tblPrEx>
         <w:trPr>
           <w:trHeight w:val="624"/>
         </w:trPr>
@@ -28346,12 +27834,6 @@
         </w:tc>
       </w:tr>
       <w:tr>
-        <w:tblPrEx>
-          <w:tblCellMar>
-            <w:top w:w="0" w:type="dxa"/>
-            <w:bottom w:w="0" w:type="dxa"/>
-          </w:tblCellMar>
-        </w:tblPrEx>
         <w:trPr>
           <w:trHeight w:val="624"/>
         </w:trPr>
@@ -28438,12 +27920,6 @@
         </w:tc>
       </w:tr>
       <w:tr>
-        <w:tblPrEx>
-          <w:tblCellMar>
-            <w:top w:w="0" w:type="dxa"/>
-            <w:bottom w:w="0" w:type="dxa"/>
-          </w:tblCellMar>
-        </w:tblPrEx>
         <w:trPr>
           <w:trHeight w:val="624"/>
         </w:trPr>
@@ -28533,12 +28009,6 @@
         </w:tc>
       </w:tr>
       <w:tr>
-        <w:tblPrEx>
-          <w:tblCellMar>
-            <w:top w:w="0" w:type="dxa"/>
-            <w:bottom w:w="0" w:type="dxa"/>
-          </w:tblCellMar>
-        </w:tblPrEx>
         <w:trPr>
           <w:trHeight w:val="624"/>
         </w:trPr>
@@ -28692,12 +28162,6 @@
         <w:gridCol w:w="3807"/>
       </w:tblGrid>
       <w:tr>
-        <w:tblPrEx>
-          <w:tblCellMar>
-            <w:top w:w="0" w:type="dxa"/>
-            <w:bottom w:w="0" w:type="dxa"/>
-          </w:tblCellMar>
-        </w:tblPrEx>
         <w:tc>
           <w:tcPr>
             <w:tcW w:w="626" w:type="dxa"/>
@@ -28797,12 +28261,6 @@
         </w:tc>
       </w:tr>
       <w:tr>
-        <w:tblPrEx>
-          <w:tblCellMar>
-            <w:top w:w="0" w:type="dxa"/>
-            <w:bottom w:w="0" w:type="dxa"/>
-          </w:tblCellMar>
-        </w:tblPrEx>
         <w:trPr>
           <w:trHeight w:val="624"/>
         </w:trPr>
@@ -28897,12 +28355,6 @@
         </w:tc>
       </w:tr>
       <w:tr>
-        <w:tblPrEx>
-          <w:tblCellMar>
-            <w:top w:w="0" w:type="dxa"/>
-            <w:bottom w:w="0" w:type="dxa"/>
-          </w:tblCellMar>
-        </w:tblPrEx>
         <w:trPr>
           <w:trHeight w:val="624"/>
         </w:trPr>
@@ -29048,12 +28500,6 @@
         <w:gridCol w:w="3309"/>
       </w:tblGrid>
       <w:tr>
-        <w:tblPrEx>
-          <w:tblCellMar>
-            <w:top w:w="0" w:type="dxa"/>
-            <w:bottom w:w="0" w:type="dxa"/>
-          </w:tblCellMar>
-        </w:tblPrEx>
         <w:tc>
           <w:tcPr>
             <w:tcW w:w="627" w:type="dxa"/>
@@ -29153,12 +28599,6 @@
         </w:tc>
       </w:tr>
       <w:tr>
-        <w:tblPrEx>
-          <w:tblCellMar>
-            <w:top w:w="0" w:type="dxa"/>
-            <w:bottom w:w="0" w:type="dxa"/>
-          </w:tblCellMar>
-        </w:tblPrEx>
         <w:trPr>
           <w:trHeight w:val="624"/>
         </w:trPr>
@@ -29243,12 +28683,6 @@
         </w:tc>
       </w:tr>
       <w:tr>
-        <w:tblPrEx>
-          <w:tblCellMar>
-            <w:top w:w="0" w:type="dxa"/>
-            <w:bottom w:w="0" w:type="dxa"/>
-          </w:tblCellMar>
-        </w:tblPrEx>
         <w:trPr>
           <w:trHeight w:val="624"/>
         </w:trPr>
@@ -29373,12 +28807,6 @@
         <w:gridCol w:w="3309"/>
       </w:tblGrid>
       <w:tr>
-        <w:tblPrEx>
-          <w:tblCellMar>
-            <w:top w:w="0" w:type="dxa"/>
-            <w:bottom w:w="0" w:type="dxa"/>
-          </w:tblCellMar>
-        </w:tblPrEx>
         <w:tc>
           <w:tcPr>
             <w:tcW w:w="627" w:type="dxa"/>
@@ -29478,12 +28906,6 @@
         </w:tc>
       </w:tr>
       <w:tr>
-        <w:tblPrEx>
-          <w:tblCellMar>
-            <w:top w:w="0" w:type="dxa"/>
-            <w:bottom w:w="0" w:type="dxa"/>
-          </w:tblCellMar>
-        </w:tblPrEx>
         <w:trPr>
           <w:trHeight w:val="444"/>
         </w:trPr>
@@ -29617,12 +29039,6 @@
         <w:gridCol w:w="3309"/>
       </w:tblGrid>
       <w:tr>
-        <w:tblPrEx>
-          <w:tblCellMar>
-            <w:top w:w="0" w:type="dxa"/>
-            <w:bottom w:w="0" w:type="dxa"/>
-          </w:tblCellMar>
-        </w:tblPrEx>
         <w:tc>
           <w:tcPr>
             <w:tcW w:w="627" w:type="dxa"/>
@@ -29722,12 +29138,6 @@
         </w:tc>
       </w:tr>
       <w:tr>
-        <w:tblPrEx>
-          <w:tblCellMar>
-            <w:top w:w="0" w:type="dxa"/>
-            <w:bottom w:w="0" w:type="dxa"/>
-          </w:tblCellMar>
-        </w:tblPrEx>
         <w:trPr>
           <w:trHeight w:val="624"/>
         </w:trPr>
@@ -29867,12 +29277,6 @@
         <w:gridCol w:w="3309"/>
       </w:tblGrid>
       <w:tr>
-        <w:tblPrEx>
-          <w:tblCellMar>
-            <w:top w:w="0" w:type="dxa"/>
-            <w:bottom w:w="0" w:type="dxa"/>
-          </w:tblCellMar>
-        </w:tblPrEx>
         <w:tc>
           <w:tcPr>
             <w:tcW w:w="627" w:type="dxa"/>
@@ -29972,12 +29376,6 @@
         </w:tc>
       </w:tr>
       <w:tr>
-        <w:tblPrEx>
-          <w:tblCellMar>
-            <w:top w:w="0" w:type="dxa"/>
-            <w:bottom w:w="0" w:type="dxa"/>
-          </w:tblCellMar>
-        </w:tblPrEx>
         <w:trPr>
           <w:trHeight w:val="624"/>
         </w:trPr>
@@ -30185,12 +29583,6 @@
         <w:gridCol w:w="3309"/>
       </w:tblGrid>
       <w:tr>
-        <w:tblPrEx>
-          <w:tblCellMar>
-            <w:top w:w="0" w:type="dxa"/>
-            <w:bottom w:w="0" w:type="dxa"/>
-          </w:tblCellMar>
-        </w:tblPrEx>
         <w:tc>
           <w:tcPr>
             <w:tcW w:w="627" w:type="dxa"/>
@@ -30290,12 +29682,6 @@
         </w:tc>
       </w:tr>
       <w:tr>
-        <w:tblPrEx>
-          <w:tblCellMar>
-            <w:top w:w="0" w:type="dxa"/>
-            <w:bottom w:w="0" w:type="dxa"/>
-          </w:tblCellMar>
-        </w:tblPrEx>
         <w:trPr>
           <w:trHeight w:val="624"/>
         </w:trPr>
@@ -30429,12 +29815,6 @@
         <w:gridCol w:w="3309"/>
       </w:tblGrid>
       <w:tr>
-        <w:tblPrEx>
-          <w:tblCellMar>
-            <w:top w:w="0" w:type="dxa"/>
-            <w:bottom w:w="0" w:type="dxa"/>
-          </w:tblCellMar>
-        </w:tblPrEx>
         <w:tc>
           <w:tcPr>
             <w:tcW w:w="627" w:type="dxa"/>
@@ -30534,12 +29914,6 @@
         </w:tc>
       </w:tr>
       <w:tr>
-        <w:tblPrEx>
-          <w:tblCellMar>
-            <w:top w:w="0" w:type="dxa"/>
-            <w:bottom w:w="0" w:type="dxa"/>
-          </w:tblCellMar>
-        </w:tblPrEx>
         <w:trPr>
           <w:trHeight w:val="423"/>
         </w:trPr>
@@ -30625,12 +29999,6 @@
         </w:tc>
       </w:tr>
       <w:tr>
-        <w:tblPrEx>
-          <w:tblCellMar>
-            <w:top w:w="0" w:type="dxa"/>
-            <w:bottom w:w="0" w:type="dxa"/>
-          </w:tblCellMar>
-        </w:tblPrEx>
         <w:trPr>
           <w:trHeight w:val="339"/>
         </w:trPr>
@@ -30719,12 +30087,6 @@
         </w:tc>
       </w:tr>
       <w:tr>
-        <w:tblPrEx>
-          <w:tblCellMar>
-            <w:top w:w="0" w:type="dxa"/>
-            <w:bottom w:w="0" w:type="dxa"/>
-          </w:tblCellMar>
-        </w:tblPrEx>
         <w:trPr>
           <w:trHeight w:val="255"/>
         </w:trPr>
@@ -30901,12 +30263,6 @@
         <w:gridCol w:w="4679"/>
       </w:tblGrid>
       <w:tr>
-        <w:tblPrEx>
-          <w:tblCellMar>
-            <w:top w:w="0" w:type="dxa"/>
-            <w:bottom w:w="0" w:type="dxa"/>
-          </w:tblCellMar>
-        </w:tblPrEx>
         <w:trPr>
           <w:trHeight w:val="1670"/>
         </w:trPr>
@@ -31119,9 +30475,9 @@
     </w:tbl>
     <w:p/>
     <w:sectPr>
-      <w:headerReference w:type="default" r:id="rId109"/>
-      <w:footerReference w:type="default" r:id="rId110"/>
-      <w:headerReference w:type="first" r:id="rId111"/>
+      <w:headerReference w:type="default" r:id="rId31"/>
+      <w:footerReference w:type="default" r:id="rId32"/>
+      <w:headerReference w:type="first" r:id="rId33"/>
       <w:pgSz w:w="11906" w:h="16838"/>
       <w:pgMar w:top="1418" w:right="1259" w:bottom="1242" w:left="720" w:header="113" w:footer="720" w:gutter="0"/>
       <w:pgNumType w:start="1"/>
@@ -31168,12 +30524,6 @@
       <w:gridCol w:w="586"/>
     </w:tblGrid>
     <w:tr>
-      <w:tblPrEx>
-        <w:tblCellMar>
-          <w:top w:w="0" w:type="dxa"/>
-          <w:bottom w:w="0" w:type="dxa"/>
-        </w:tblCellMar>
-      </w:tblPrEx>
       <w:tc>
         <w:tcPr>
           <w:tcW w:w="9409" w:type="dxa"/>
@@ -31339,12 +30689,6 @@
       <w:gridCol w:w="1254"/>
     </w:tblGrid>
     <w:tr>
-      <w:tblPrEx>
-        <w:tblCellMar>
-          <w:top w:w="0" w:type="dxa"/>
-          <w:bottom w:w="0" w:type="dxa"/>
-        </w:tblCellMar>
-      </w:tblPrEx>
       <w:trPr>
         <w:trHeight w:val="900"/>
       </w:trPr>
@@ -31816,42 +31160,42 @@
     </w:lvl>
     <w:lvl w:ilvl="1">
       <w:numFmt w:val="bullet"/>
-      <w:lvlText w:null="1"/>
+      <w:lvlText w:val=""/>
       <w:lvlJc w:val="left"/>
     </w:lvl>
     <w:lvl w:ilvl="2">
       <w:numFmt w:val="bullet"/>
-      <w:lvlText w:null="1"/>
+      <w:lvlText w:val=""/>
       <w:lvlJc w:val="left"/>
     </w:lvl>
     <w:lvl w:ilvl="3">
       <w:numFmt w:val="bullet"/>
-      <w:lvlText w:null="1"/>
+      <w:lvlText w:val=""/>
       <w:lvlJc w:val="left"/>
     </w:lvl>
     <w:lvl w:ilvl="4">
       <w:numFmt w:val="bullet"/>
-      <w:lvlText w:null="1"/>
+      <w:lvlText w:val=""/>
       <w:lvlJc w:val="left"/>
     </w:lvl>
     <w:lvl w:ilvl="5">
       <w:numFmt w:val="bullet"/>
-      <w:lvlText w:null="1"/>
+      <w:lvlText w:val=""/>
       <w:lvlJc w:val="left"/>
     </w:lvl>
     <w:lvl w:ilvl="6">
       <w:numFmt w:val="bullet"/>
-      <w:lvlText w:null="1"/>
+      <w:lvlText w:val=""/>
       <w:lvlJc w:val="left"/>
     </w:lvl>
     <w:lvl w:ilvl="7">
       <w:numFmt w:val="bullet"/>
-      <w:lvlText w:null="1"/>
+      <w:lvlText w:val=""/>
       <w:lvlJc w:val="left"/>
     </w:lvl>
     <w:lvl w:ilvl="8">
       <w:numFmt w:val="bullet"/>
-      <w:lvlText w:null="1"/>
+      <w:lvlText w:val=""/>
       <w:lvlJc w:val="left"/>
     </w:lvl>
   </w:abstractNum>
@@ -34575,7 +33919,6 @@
   </w:num>
   <w:num w:numId="30" w16cid:durableId="1126851151">
     <w:abstractNumId w:val="31"/>
-    <w:lvlOverride w:ilvl="0"/>
   </w:num>
   <w:num w:numId="31" w16cid:durableId="2054379732">
     <w:abstractNumId w:val="15"/>

--- a/propuesta/MissTortasVision.docx
+++ b/propuesta/MissTortasVision.docx
@@ -70,7 +70,6 @@
           <w:color w:val="706E0C"/>
         </w:rPr>
       </w:pPr>
-      <w:proofErr w:type="spellStart"/>
       <w:r>
         <w:rPr>
           <w:b/>
@@ -78,37 +77,7 @@
           <w:sz w:val="36"/>
           <w:szCs w:val="36"/>
         </w:rPr>
-        <w:t>MissTortas</w:t>
-      </w:r>
-      <w:proofErr w:type="spellEnd"/>
-      <w:r>
-        <w:rPr>
-          <w:b/>
-          <w:color w:val="706E0C"/>
-          <w:sz w:val="36"/>
-          <w:szCs w:val="36"/>
-        </w:rPr>
-        <w:t xml:space="preserve"> </w:t>
-      </w:r>
-      <w:proofErr w:type="spellStart"/>
-      <w:r>
-        <w:rPr>
-          <w:b/>
-          <w:color w:val="706E0C"/>
-          <w:sz w:val="36"/>
-          <w:szCs w:val="36"/>
-        </w:rPr>
-        <w:t>Bakery</w:t>
-      </w:r>
-      <w:proofErr w:type="spellEnd"/>
-      <w:r>
-        <w:rPr>
-          <w:b/>
-          <w:color w:val="706E0C"/>
-          <w:sz w:val="36"/>
-          <w:szCs w:val="36"/>
-        </w:rPr>
-        <w:t xml:space="preserve"> - Sistema</w:t>
+        <w:t>MissTortas Bakery - Sistema</w:t>
       </w:r>
     </w:p>
     <w:p>
@@ -134,7 +103,10 @@
         <w:ind w:left="284"/>
       </w:pPr>
       <w:r>
-        <w:t>Versión: 0.1.1</w:t>
+        <w:t>Versión: 0.1.</w:t>
+      </w:r>
+      <w:r>
+        <w:t>2</w:t>
       </w:r>
     </w:p>
     <w:p>
@@ -142,7 +114,10 @@
         <w:ind w:left="284"/>
       </w:pPr>
       <w:r>
-        <w:t>Fecha: 27/10/2025</w:t>
+        <w:t xml:space="preserve">Fecha: </w:t>
+      </w:r>
+      <w:r>
+        <w:t>07/12/2025</w:t>
       </w:r>
     </w:p>
     <w:p>
@@ -4632,21 +4607,7 @@
         <w:rPr>
           <w:color w:val="000000"/>
         </w:rPr>
-        <w:t xml:space="preserve">El documento de Visión describe la funcionalidad requerida y las limitaciones a su construcción para el Software destinado a Miss Tortas </w:t>
-      </w:r>
-      <w:proofErr w:type="spellStart"/>
-      <w:r>
-        <w:rPr>
-          <w:color w:val="000000"/>
-        </w:rPr>
-        <w:t>Bakery</w:t>
-      </w:r>
-      <w:proofErr w:type="spellEnd"/>
-      <w:r>
-        <w:rPr>
-          <w:color w:val="000000"/>
-        </w:rPr>
-        <w:t>; y es una medida contra la cual todas las decisiones futuras serán validadas.</w:t>
+        <w:t>El documento de Visión describe la funcionalidad requerida y las limitaciones a su construcción para el Software destinado a Miss Tortas Bakery; y es una medida contra la cual todas las decisiones futuras serán validadas.</w:t>
       </w:r>
     </w:p>
     <w:p>
@@ -4785,16 +4746,8 @@
               <w:rPr>
                 <w:color w:val="000000"/>
               </w:rPr>
-              <w:t xml:space="preserve">Juan </w:t>
-            </w:r>
-            <w:proofErr w:type="spellStart"/>
-            <w:r>
-              <w:rPr>
-                <w:color w:val="000000"/>
-              </w:rPr>
-              <w:t>Davila</w:t>
-            </w:r>
-            <w:proofErr w:type="spellEnd"/>
+              <w:t>Juan Davila</w:t>
+            </w:r>
           </w:p>
         </w:tc>
         <w:tc>
@@ -4819,16 +4772,8 @@
               <w:rPr>
                 <w:color w:val="000000"/>
               </w:rPr>
-              <w:t xml:space="preserve">Consultor Industrial de </w:t>
-            </w:r>
-            <w:proofErr w:type="spellStart"/>
-            <w:r>
-              <w:rPr>
-                <w:color w:val="000000"/>
-              </w:rPr>
-              <w:t>WeImprove</w:t>
-            </w:r>
-            <w:proofErr w:type="spellEnd"/>
+              <w:t>Consultor Industrial de WeImprove</w:t>
+            </w:r>
           </w:p>
         </w:tc>
       </w:tr>
@@ -4860,16 +4805,8 @@
               <w:rPr>
                 <w:color w:val="000000"/>
               </w:rPr>
-              <w:t xml:space="preserve">Nahir </w:t>
-            </w:r>
-            <w:proofErr w:type="spellStart"/>
-            <w:r>
-              <w:rPr>
-                <w:color w:val="000000"/>
-              </w:rPr>
-              <w:t>Gonzalez</w:t>
-            </w:r>
-            <w:proofErr w:type="spellEnd"/>
+              <w:t>Nahir Gonzalez</w:t>
+            </w:r>
           </w:p>
         </w:tc>
         <w:tc>
@@ -4974,28 +4911,12 @@
                 <w:color w:val="000000"/>
               </w:rPr>
             </w:pPr>
-            <w:proofErr w:type="spellStart"/>
-            <w:r>
-              <w:rPr>
-                <w:color w:val="000000"/>
-              </w:rPr>
-              <w:t>Ivan</w:t>
-            </w:r>
-            <w:proofErr w:type="spellEnd"/>
-            <w:r>
-              <w:rPr>
-                <w:color w:val="000000"/>
-              </w:rPr>
-              <w:t xml:space="preserve"> </w:t>
-            </w:r>
-            <w:proofErr w:type="spellStart"/>
-            <w:r>
-              <w:rPr>
-                <w:color w:val="000000"/>
-              </w:rPr>
-              <w:t>DeRocha</w:t>
-            </w:r>
-            <w:proofErr w:type="spellEnd"/>
+            <w:r>
+              <w:rPr>
+                <w:color w:val="000000"/>
+              </w:rPr>
+              <w:t>Ivan DeRocha</w:t>
+            </w:r>
           </w:p>
         </w:tc>
         <w:tc>
@@ -5178,15 +5099,7 @@
       </w:pPr>
       <w:bookmarkStart w:id="8" w:name="__RefHeading___Toc9305_3966994088"/>
       <w:r>
-        <w:t xml:space="preserve">Por parte de Miss Tortas </w:t>
-      </w:r>
-      <w:proofErr w:type="spellStart"/>
-      <w:r>
-        <w:t>Bakery</w:t>
-      </w:r>
-      <w:proofErr w:type="spellEnd"/>
-      <w:r>
-        <w:t xml:space="preserve"> SA</w:t>
+        <w:t>Por parte de Miss Tortas Bakery SA</w:t>
       </w:r>
       <w:bookmarkEnd w:id="8"/>
     </w:p>
@@ -5304,16 +5217,8 @@
               <w:rPr>
                 <w:color w:val="000000"/>
               </w:rPr>
-              <w:t xml:space="preserve">Nahir </w:t>
-            </w:r>
-            <w:proofErr w:type="spellStart"/>
-            <w:r>
-              <w:rPr>
-                <w:color w:val="000000"/>
-              </w:rPr>
-              <w:t>Gonzalez</w:t>
-            </w:r>
-            <w:proofErr w:type="spellEnd"/>
+              <w:t>Nahir Gonzalez</w:t>
+            </w:r>
           </w:p>
         </w:tc>
         <w:tc>
@@ -5405,16 +5310,8 @@
               <w:rPr>
                 <w:color w:val="000000"/>
               </w:rPr>
-              <w:t xml:space="preserve">Consultor Informático de </w:t>
-            </w:r>
-            <w:proofErr w:type="spellStart"/>
-            <w:r>
-              <w:rPr>
-                <w:color w:val="000000"/>
-              </w:rPr>
-              <w:t>WeImprove</w:t>
-            </w:r>
-            <w:proofErr w:type="spellEnd"/>
+              <w:t>Consultor Informático de WeImprove</w:t>
+            </w:r>
           </w:p>
         </w:tc>
       </w:tr>
@@ -5667,15 +5564,7 @@
         <w:ind w:left="1260" w:hanging="720"/>
       </w:pPr>
       <w:r>
-        <w:t xml:space="preserve">Productos personalizados: Productos hechos a medida para el cliente, detallados por el mismo, generalmente con motivos especiales como eventos (cumpleaños, aniversarios, </w:t>
-      </w:r>
-      <w:proofErr w:type="gramStart"/>
-      <w:r>
-        <w:t>festividades,…</w:t>
-      </w:r>
-      <w:proofErr w:type="gramEnd"/>
-      <w:r>
-        <w:t>).</w:t>
+        <w:t>Productos personalizados: Productos hechos a medida para el cliente, detallados por el mismo, generalmente con motivos especiales como eventos (cumpleaños, aniversarios, festividades,…).</w:t>
       </w:r>
     </w:p>
     <w:p>
@@ -5737,61 +5626,11 @@
         <w:spacing w:before="60" w:after="120" w:line="264" w:lineRule="auto"/>
         <w:ind w:firstLine="720"/>
       </w:pPr>
-      <w:proofErr w:type="spellStart"/>
-      <w:r>
-        <w:rPr>
-          <w:color w:val="000000"/>
-        </w:rPr>
-        <w:t>MissTortas</w:t>
-      </w:r>
-      <w:proofErr w:type="spellEnd"/>
-      <w:r>
-        <w:rPr>
-          <w:color w:val="000000"/>
-        </w:rPr>
-        <w:t xml:space="preserve"> </w:t>
-      </w:r>
-      <w:proofErr w:type="spellStart"/>
-      <w:r>
-        <w:rPr>
-          <w:color w:val="000000"/>
-        </w:rPr>
-        <w:t>Bakery</w:t>
-      </w:r>
-      <w:proofErr w:type="spellEnd"/>
-      <w:r>
-        <w:rPr>
-          <w:color w:val="000000"/>
-        </w:rPr>
-        <w:t xml:space="preserve"> SA, desde ahora también, la Pastelería, realizó la contratación de servicios de la consultora </w:t>
-      </w:r>
-      <w:proofErr w:type="spellStart"/>
-      <w:r>
-        <w:rPr>
-          <w:color w:val="000000"/>
-        </w:rPr>
-        <w:t>WeImprove</w:t>
-      </w:r>
-      <w:proofErr w:type="spellEnd"/>
-      <w:r>
-        <w:rPr>
-          <w:color w:val="000000"/>
-        </w:rPr>
-        <w:t xml:space="preserve"> para mejorar los procesos de </w:t>
-      </w:r>
-      <w:proofErr w:type="gramStart"/>
-      <w:r>
-        <w:rPr>
-          <w:color w:val="000000"/>
-        </w:rPr>
-        <w:t>la misma</w:t>
-      </w:r>
-      <w:proofErr w:type="gramEnd"/>
-      <w:r>
-        <w:rPr>
-          <w:color w:val="000000"/>
-        </w:rPr>
-        <w:t xml:space="preserve">. Del análisis realizado se han detectado dos </w:t>
+      <w:r>
+        <w:rPr>
+          <w:color w:val="000000"/>
+        </w:rPr>
+        <w:t xml:space="preserve">MissTortas Bakery SA, desde ahora también, la Pastelería, realizó la contratación de servicios de la consultora WeImprove para mejorar los procesos de la misma. Del análisis realizado se han detectado dos </w:t>
       </w:r>
       <w:r>
         <w:rPr>
@@ -5810,21 +5649,7 @@
         <w:rPr>
           <w:color w:val="000000"/>
         </w:rPr>
-        <w:t xml:space="preserve"> Interna y Atención al Público. Por el lado de Atención al Público la mejora debe presentar una integración de los clientes y el personal de la pastelería bajo un mismo concepto brindando mayor visibilidad y eficiencia al trabajo, a la vez reduciendo situaciones que puedan llegar a malentendidos planteando protocolos firmes. Por el lado de Gestión Interna, esta mejora apunta a la gestión de los empleados, proveedores y procesos </w:t>
-      </w:r>
-      <w:proofErr w:type="gramStart"/>
-      <w:r>
-        <w:rPr>
-          <w:color w:val="000000"/>
-        </w:rPr>
-        <w:t>internos ,</w:t>
-      </w:r>
-      <w:proofErr w:type="gramEnd"/>
-      <w:r>
-        <w:rPr>
-          <w:color w:val="000000"/>
-        </w:rPr>
-        <w:t xml:space="preserve"> como Procesos Contables, dentro de la pastelería.</w:t>
+        <w:t xml:space="preserve"> Interna y Atención al Público. Por el lado de Atención al Público la mejora debe presentar una integración de los clientes y el personal de la pastelería bajo un mismo concepto brindando mayor visibilidad y eficiencia al trabajo, a la vez reduciendo situaciones que puedan llegar a malentendidos planteando protocolos firmes. Por el lado de Gestión Interna, esta mejora apunta a la gestión de los empleados, proveedores y procesos internos , como Procesos Contables, dentro de la pastelería.</w:t>
       </w:r>
     </w:p>
     <w:p>
@@ -5832,61 +5657,11 @@
         <w:spacing w:before="60" w:after="120" w:line="264" w:lineRule="auto"/>
         <w:ind w:firstLine="720"/>
       </w:pPr>
-      <w:proofErr w:type="spellStart"/>
-      <w:r>
-        <w:rPr>
-          <w:color w:val="000000"/>
-        </w:rPr>
-        <w:t>WeImprove</w:t>
-      </w:r>
-      <w:proofErr w:type="spellEnd"/>
-      <w:r>
-        <w:rPr>
-          <w:color w:val="000000"/>
-        </w:rPr>
-        <w:t xml:space="preserve">, en representación de </w:t>
-      </w:r>
-      <w:proofErr w:type="spellStart"/>
-      <w:r>
-        <w:rPr>
-          <w:color w:val="000000"/>
-        </w:rPr>
-        <w:t>MissTortas</w:t>
-      </w:r>
-      <w:proofErr w:type="spellEnd"/>
-      <w:r>
-        <w:rPr>
-          <w:color w:val="000000"/>
-        </w:rPr>
-        <w:t xml:space="preserve"> </w:t>
-      </w:r>
-      <w:proofErr w:type="spellStart"/>
-      <w:r>
-        <w:rPr>
-          <w:color w:val="000000"/>
-        </w:rPr>
-        <w:t>Bakery</w:t>
-      </w:r>
-      <w:proofErr w:type="spellEnd"/>
-      <w:r>
-        <w:rPr>
-          <w:color w:val="000000"/>
-        </w:rPr>
-        <w:t xml:space="preserve">, ha solicitado a ENRG </w:t>
-      </w:r>
-      <w:proofErr w:type="spellStart"/>
-      <w:r>
-        <w:rPr>
-          <w:color w:val="000000"/>
-        </w:rPr>
-        <w:t>Labs</w:t>
-      </w:r>
-      <w:proofErr w:type="spellEnd"/>
-      <w:r>
-        <w:rPr>
-          <w:color w:val="000000"/>
-        </w:rPr>
-        <w:t xml:space="preserve"> generar una propuesta que presente el esfuerzo necesario para reemplazar el procedimiento de Gestión Interna (Esto incluye Contabilidad, Inventario, Gestión de Empleados) a través de la implementación de una solución basada en escritorio y del procedimiento de Atención al Público, con una solución basada en web.</w:t>
+      <w:r>
+        <w:rPr>
+          <w:color w:val="000000"/>
+        </w:rPr>
+        <w:t>WeImprove, en representación de MissTortas Bakery, ha solicitado a ENRG Labs generar una propuesta que presente el esfuerzo necesario para reemplazar el procedimiento de Gestión Interna (Esto incluye Contabilidad, Inventario, Gestión de Empleados) a través de la implementación de una solución basada en escritorio y del procedimiento de Atención al Público, con una solución basada en web.</w:t>
       </w:r>
     </w:p>
     <w:p>
@@ -6003,21 +5778,7 @@
         <w:rPr>
           <w:color w:val="000000"/>
         </w:rPr>
-        <w:t xml:space="preserve"> al simplificar la complejidad operativa actual que resulta del uso y el manejo de la información en formato papel, que luego </w:t>
-      </w:r>
-      <w:proofErr w:type="spellStart"/>
-      <w:r>
-        <w:rPr>
-          <w:color w:val="000000"/>
-        </w:rPr>
-        <w:t>rd</w:t>
-      </w:r>
-      <w:proofErr w:type="spellEnd"/>
-      <w:r>
-        <w:rPr>
-          <w:color w:val="000000"/>
-        </w:rPr>
-        <w:t xml:space="preserve"> archivadas y/o almacenada en archivos Excel o en formato de texto.</w:t>
+        <w:t xml:space="preserve"> al simplificar la complejidad operativa actual que resulta del uso y el manejo de la información en formato papel, que luego rd archivadas y/o almacenada en archivos Excel o en formato de texto.</w:t>
       </w:r>
     </w:p>
     <w:p>
@@ -6134,21 +5895,7 @@
         <w:rPr>
           <w:color w:val="000000"/>
         </w:rPr>
-        <w:t xml:space="preserve"> Control de Inventario y Recetas a la aplicación de Escritorio se pretende reducir la ocupación del personal de la pastelería en </w:t>
-      </w:r>
-      <w:proofErr w:type="gramStart"/>
-      <w:r>
-        <w:rPr>
-          <w:color w:val="000000"/>
-        </w:rPr>
-        <w:t>éstas</w:t>
-      </w:r>
-      <w:proofErr w:type="gramEnd"/>
-      <w:r>
-        <w:rPr>
-          <w:color w:val="000000"/>
-        </w:rPr>
-        <w:t xml:space="preserve"> actividades, y</w:t>
+        <w:t xml:space="preserve"> Control de Inventario y Recetas a la aplicación de Escritorio se pretende reducir la ocupación del personal de la pastelería en éstas actividades, y</w:t>
       </w:r>
       <w:r>
         <w:rPr>
@@ -6161,21 +5908,7 @@
         <w:rPr>
           <w:color w:val="000000"/>
         </w:rPr>
-        <w:t xml:space="preserve"> el trabajo de </w:t>
-      </w:r>
-      <w:proofErr w:type="gramStart"/>
-      <w:r>
-        <w:rPr>
-          <w:color w:val="000000"/>
-        </w:rPr>
-        <w:t>los mismos</w:t>
-      </w:r>
-      <w:proofErr w:type="gramEnd"/>
-      <w:r>
-        <w:rPr>
-          <w:color w:val="000000"/>
-        </w:rPr>
-        <w:t xml:space="preserve"> al tener más control sobre sus procesos.</w:t>
+        <w:t xml:space="preserve"> el trabajo de los mismos al tener más control sobre sus procesos.</w:t>
       </w:r>
     </w:p>
     <w:p>
@@ -6279,49 +6012,7 @@
         <w:rPr>
           <w:color w:val="000000"/>
         </w:rPr>
-        <w:t xml:space="preserve">La propuesta presentada por ENRG </w:t>
-      </w:r>
-      <w:proofErr w:type="spellStart"/>
-      <w:r>
-        <w:rPr>
-          <w:color w:val="000000"/>
-        </w:rPr>
-        <w:t>Labs</w:t>
-      </w:r>
-      <w:proofErr w:type="spellEnd"/>
-      <w:r>
-        <w:rPr>
-          <w:color w:val="000000"/>
-        </w:rPr>
-        <w:t xml:space="preserve">, contempla estos objetivos y oportunidades a través de dos soluciones Web y Escritorio que reemplacen al proceso actual que posee la pastelería </w:t>
-      </w:r>
-      <w:proofErr w:type="spellStart"/>
-      <w:r>
-        <w:rPr>
-          <w:color w:val="000000"/>
-        </w:rPr>
-        <w:t>MissTortas</w:t>
-      </w:r>
-      <w:proofErr w:type="spellEnd"/>
-      <w:r>
-        <w:rPr>
-          <w:color w:val="000000"/>
-        </w:rPr>
-        <w:t xml:space="preserve"> </w:t>
-      </w:r>
-      <w:proofErr w:type="spellStart"/>
-      <w:r>
-        <w:rPr>
-          <w:color w:val="000000"/>
-        </w:rPr>
-        <w:t>Bakery</w:t>
-      </w:r>
-      <w:proofErr w:type="spellEnd"/>
-      <w:r>
-        <w:rPr>
-          <w:color w:val="000000"/>
-        </w:rPr>
-        <w:t>.</w:t>
+        <w:t>La propuesta presentada por ENRG Labs, contempla estos objetivos y oportunidades a través de dos soluciones Web y Escritorio que reemplacen al proceso actual que posee la pastelería MissTortas Bakery.</w:t>
       </w:r>
     </w:p>
     <w:p>
@@ -6345,15 +6036,7 @@
       <w:bookmarkEnd w:id="19"/>
       <w:r>
         <w:lastRenderedPageBreak/>
-        <w:t xml:space="preserve">Lista de </w:t>
-      </w:r>
-      <w:proofErr w:type="spellStart"/>
-      <w:r>
-        <w:t>Stakeholders</w:t>
-      </w:r>
-      <w:proofErr w:type="spellEnd"/>
-      <w:r>
-        <w:t xml:space="preserve"> referentes</w:t>
+        <w:t>Lista de Stakeholders referentes</w:t>
       </w:r>
       <w:bookmarkEnd w:id="20"/>
     </w:p>
@@ -6499,16 +6182,8 @@
               <w:rPr>
                 <w:color w:val="000000"/>
               </w:rPr>
-              <w:t xml:space="preserve">Nahir </w:t>
-            </w:r>
-            <w:proofErr w:type="spellStart"/>
-            <w:r>
-              <w:rPr>
-                <w:color w:val="000000"/>
-              </w:rPr>
-              <w:t>Gonzalez</w:t>
-            </w:r>
-            <w:proofErr w:type="spellEnd"/>
+              <w:t>Nahir Gonzalez</w:t>
+            </w:r>
           </w:p>
         </w:tc>
         <w:tc>
@@ -6529,28 +6204,12 @@
                 <w:color w:val="000000"/>
               </w:rPr>
             </w:pPr>
-            <w:proofErr w:type="spellStart"/>
-            <w:r>
-              <w:rPr>
-                <w:color w:val="000000"/>
-              </w:rPr>
-              <w:t>MissTortas</w:t>
-            </w:r>
-            <w:proofErr w:type="spellEnd"/>
-            <w:r>
-              <w:rPr>
-                <w:color w:val="000000"/>
-              </w:rPr>
-              <w:t xml:space="preserve"> </w:t>
-            </w:r>
-            <w:proofErr w:type="spellStart"/>
-            <w:r>
-              <w:rPr>
-                <w:color w:val="000000"/>
-              </w:rPr>
-              <w:t>Bakery</w:t>
-            </w:r>
-            <w:proofErr w:type="spellEnd"/>
+            <w:r>
+              <w:rPr>
+                <w:color w:val="000000"/>
+              </w:rPr>
+              <w:t>MissTortas Bakery</w:t>
+            </w:r>
           </w:p>
         </w:tc>
         <w:tc>
@@ -6635,14 +6294,12 @@
                 <w:color w:val="000000"/>
               </w:rPr>
             </w:pPr>
-            <w:proofErr w:type="spellStart"/>
             <w:r>
               <w:rPr>
                 <w:color w:val="000000"/>
               </w:rPr>
               <w:t>WeImprove</w:t>
             </w:r>
-            <w:proofErr w:type="spellEnd"/>
           </w:p>
         </w:tc>
         <w:tc>
@@ -6958,14 +6615,12 @@
         </w:rPr>
         <w:t xml:space="preserve">o no, que luego serán preparados. Esta preparación realiza un cambio en el Inventario que se controla los viernes por los mismos Empleados. Una vez terminado el pedido y si este se puede preparar en el acto, el cliente lo retira o puede ser enviado. Se coordina con </w:t>
       </w:r>
-      <w:proofErr w:type="spellStart"/>
       <w:r>
         <w:rPr>
           <w:color w:val="000000"/>
         </w:rPr>
         <w:t>Cadetería</w:t>
       </w:r>
-      <w:proofErr w:type="spellEnd"/>
       <w:r>
         <w:rPr>
           <w:color w:val="000000"/>
@@ -7295,19 +6950,11 @@
           <w:color w:val="000000"/>
         </w:rPr>
       </w:pPr>
-      <w:proofErr w:type="gramStart"/>
-      <w:r>
-        <w:rPr>
-          <w:color w:val="000000"/>
-        </w:rPr>
-        <w:t>Total</w:t>
-      </w:r>
-      <w:proofErr w:type="gramEnd"/>
-      <w:r>
-        <w:rPr>
-          <w:color w:val="000000"/>
-        </w:rPr>
-        <w:t xml:space="preserve"> control sobre las Cuentas de la Pastelería. Entre otras cosas, incluye gestionar pagos a proveedores de servicios (luz, agua), obligaciones legislativas, remuneraciones.</w:t>
+      <w:r>
+        <w:rPr>
+          <w:color w:val="000000"/>
+        </w:rPr>
+        <w:t>Total control sobre las Cuentas de la Pastelería. Entre otras cosas, incluye gestionar pagos a proveedores de servicios (luz, agua), obligaciones legislativas, remuneraciones.</w:t>
       </w:r>
     </w:p>
     <w:p>
@@ -7640,21 +7287,7 @@
         <w:rPr>
           <w:color w:val="000000"/>
         </w:rPr>
-        <w:t xml:space="preserve">enta el precio final del Pedido. Luego se comunica con el Encargado de Atención al Público para comentarle sus detalles. Los avances del Pedido se irán comentando en el canal de comunicación principal (físico </w:t>
-      </w:r>
-      <w:proofErr w:type="spellStart"/>
-      <w:r>
-        <w:rPr>
-          <w:color w:val="000000"/>
-        </w:rPr>
-        <w:t>ó</w:t>
-      </w:r>
-      <w:proofErr w:type="spellEnd"/>
-      <w:r>
-        <w:rPr>
-          <w:color w:val="000000"/>
-        </w:rPr>
-        <w:t xml:space="preserve"> digital).</w:t>
+        <w:t>enta el precio final del Pedido. Luego se comunica con el Encargado de Atención al Público para comentarle sus detalles. Los avances del Pedido se irán comentando en el canal de comunicación principal (físico ó digital).</w:t>
       </w:r>
     </w:p>
     <w:p>
@@ -7671,21 +7304,7 @@
         <w:rPr>
           <w:color w:val="000000"/>
         </w:rPr>
-        <w:t xml:space="preserve">Se realiza la solicitud del pago, si esta se confirma, se emitirán dos </w:t>
-      </w:r>
-      <w:proofErr w:type="gramStart"/>
-      <w:r>
-        <w:rPr>
-          <w:color w:val="000000"/>
-        </w:rPr>
-        <w:t>tickets</w:t>
-      </w:r>
-      <w:proofErr w:type="gramEnd"/>
-      <w:r>
-        <w:rPr>
-          <w:color w:val="000000"/>
-        </w:rPr>
-        <w:t>:</w:t>
+        <w:t>Se realiza la solicitud del pago, si esta se confirma, se emitirán dos tickets:</w:t>
       </w:r>
     </w:p>
     <w:p>
@@ -7719,48 +7338,20 @@
         <w:rPr>
           <w:color w:val="000000"/>
         </w:rPr>
-        <w:t xml:space="preserve">Un comprobante de pago proveniente del sistema POS </w:t>
-      </w:r>
-      <w:proofErr w:type="spellStart"/>
-      <w:r>
-        <w:rPr>
-          <w:color w:val="000000"/>
-        </w:rPr>
-        <w:t>PosNet</w:t>
-      </w:r>
-      <w:proofErr w:type="spellEnd"/>
-      <w:r>
-        <w:rPr>
-          <w:color w:val="000000"/>
-        </w:rPr>
-        <w:t>. Esta no se emite si el pago es en efectivo.</w:t>
-      </w:r>
-    </w:p>
-    <w:p>
-      <w:pPr>
-        <w:rPr>
-          <w:color w:val="000000"/>
-        </w:rPr>
-      </w:pPr>
-      <w:r>
-        <w:rPr>
-          <w:color w:val="000000"/>
-        </w:rPr>
-        <w:t xml:space="preserve">Si el pedido se desea pagar fuera del local, el cliente deberá enviar el comprobante de pago mediante el canal de comunicación. Aquellos pedidos que sean enviados mediante </w:t>
-      </w:r>
-      <w:proofErr w:type="spellStart"/>
-      <w:r>
-        <w:rPr>
-          <w:color w:val="000000"/>
-        </w:rPr>
-        <w:t>cadetería</w:t>
-      </w:r>
-      <w:proofErr w:type="spellEnd"/>
-      <w:r>
-        <w:rPr>
-          <w:color w:val="000000"/>
-        </w:rPr>
-        <w:t>, se les adosará la comanda en el paquete.</w:t>
+        <w:t>Un comprobante de pago proveniente del sistema POS PosNet. Esta no se emite si el pago es en efectivo.</w:t>
+      </w:r>
+    </w:p>
+    <w:p>
+      <w:pPr>
+        <w:rPr>
+          <w:color w:val="000000"/>
+        </w:rPr>
+      </w:pPr>
+      <w:r>
+        <w:rPr>
+          <w:color w:val="000000"/>
+        </w:rPr>
+        <w:t>Si el pedido se desea pagar fuera del local, el cliente deberá enviar el comprobante de pago mediante el canal de comunicación. Aquellos pedidos que sean enviados mediante cadetería, se les adosará la comanda en el paquete.</w:t>
       </w:r>
     </w:p>
     <w:p/>
@@ -7988,28 +7579,13 @@
           <w:color w:val="000000"/>
           <w:lang w:val="en-US"/>
         </w:rPr>
-        <w:t xml:space="preserve">La </w:t>
-      </w:r>
-      <w:proofErr w:type="spellStart"/>
-      <w:r>
-        <w:rPr>
-          <w:color w:val="000000"/>
-          <w:lang w:val="en-US"/>
-        </w:rPr>
-        <w:t>Cadeter</w:t>
-      </w:r>
-      <w:r>
-        <w:rPr>
-          <w:color w:val="000000"/>
-        </w:rPr>
-        <w:t>ía</w:t>
-      </w:r>
-      <w:proofErr w:type="spellEnd"/>
-      <w:r>
-        <w:rPr>
-          <w:color w:val="000000"/>
-        </w:rPr>
-        <w:t xml:space="preserve"> se encargará de llevar el pedido al cliente. Estos utilizan la comanda o ticket impreso durante la toma del pedido, que posteriormente deberán traer para representar que el pedido fue entregado exitósamente. Este ticket deberá acompañarlos todo el viaje.</w:t>
+        <w:t>La Cadeter</w:t>
+      </w:r>
+      <w:r>
+        <w:rPr>
+          <w:color w:val="000000"/>
+        </w:rPr>
+        <w:t>ía se encargará de llevar el pedido al cliente. Estos utilizan la comanda o ticket impreso durante la toma del pedido, que posteriormente deberán traer para representar que el pedido fue entregado exitósamente. Este ticket deberá acompañarlos todo el viaje.</w:t>
       </w:r>
     </w:p>
     <w:p>
@@ -9152,25 +8728,7 @@
                 <w:sz w:val="18"/>
                 <w:szCs w:val="18"/>
               </w:rPr>
-              <w:t>Emitir informes digitales breves con una sección genérica “Descripción</w:t>
-            </w:r>
-            <w:proofErr w:type="gramStart"/>
-            <w:r>
-              <w:rPr>
-                <w:color w:val="000000"/>
-                <w:sz w:val="18"/>
-                <w:szCs w:val="18"/>
-              </w:rPr>
-              <w:t>”,  un</w:t>
-            </w:r>
-            <w:proofErr w:type="gramEnd"/>
-            <w:r>
-              <w:rPr>
-                <w:color w:val="000000"/>
-                <w:sz w:val="18"/>
-                <w:szCs w:val="18"/>
-              </w:rPr>
-              <w:t xml:space="preserve"> estado de la consultoría y un precio final al Pedido.</w:t>
+              <w:t>Emitir informes digitales breves con una sección genérica “Descripción”,  un estado de la consultoría y un precio final al Pedido.</w:t>
             </w:r>
           </w:p>
         </w:tc>
@@ -9389,25 +8947,7 @@
                 <w:sz w:val="18"/>
                 <w:szCs w:val="18"/>
               </w:rPr>
-              <w:t xml:space="preserve">El Encargado tienen la opción de consultar a quien esté más cerca de un </w:t>
-            </w:r>
-            <w:proofErr w:type="gramStart"/>
-            <w:r>
-              <w:rPr>
-                <w:color w:val="000000"/>
-                <w:sz w:val="18"/>
-                <w:szCs w:val="18"/>
-              </w:rPr>
-              <w:t>inventario,  hacer</w:t>
-            </w:r>
-            <w:proofErr w:type="gramEnd"/>
-            <w:r>
-              <w:rPr>
-                <w:color w:val="000000"/>
-                <w:sz w:val="18"/>
-                <w:szCs w:val="18"/>
-              </w:rPr>
-              <w:t xml:space="preserve"> memoria o revisar por su cuenta si hay stock.</w:t>
+              <w:t>El Encargado tienen la opción de consultar a quien esté más cerca de un inventario,  hacer memoria o revisar por su cuenta si hay stock.</w:t>
             </w:r>
           </w:p>
           <w:p>
@@ -9454,7 +8994,6 @@
                 <w:szCs w:val="18"/>
               </w:rPr>
             </w:pPr>
-            <w:proofErr w:type="spellStart"/>
             <w:r>
               <w:rPr>
                 <w:color w:val="000000"/>
@@ -9463,7 +9002,6 @@
               </w:rPr>
               <w:t>Cadetería</w:t>
             </w:r>
-            <w:proofErr w:type="spellEnd"/>
           </w:p>
         </w:tc>
         <w:tc>
@@ -9494,25 +9032,7 @@
                 <w:sz w:val="18"/>
                 <w:szCs w:val="18"/>
               </w:rPr>
-              <w:t xml:space="preserve">Las comandas o </w:t>
-            </w:r>
-            <w:proofErr w:type="gramStart"/>
-            <w:r>
-              <w:rPr>
-                <w:color w:val="000000"/>
-                <w:sz w:val="18"/>
-                <w:szCs w:val="18"/>
-              </w:rPr>
-              <w:t>tickets</w:t>
-            </w:r>
-            <w:proofErr w:type="gramEnd"/>
-            <w:r>
-              <w:rPr>
-                <w:color w:val="000000"/>
-                <w:sz w:val="18"/>
-                <w:szCs w:val="18"/>
-              </w:rPr>
-              <w:t xml:space="preserve"> se suelen perder, por lo que no se sabe con claridad si los Pedidos son entregados de manera correcta; existe la posibilidad de que se pierda el único registro del pedido. Además, el cadete tiende a equivocarse de pedidos.</w:t>
+              <w:t>Las comandas o tickets se suelen perder, por lo que no se sabe con claridad si los Pedidos son entregados de manera correcta; existe la posibilidad de que se pierda el único registro del pedido. Además, el cadete tiende a equivocarse de pedidos.</w:t>
             </w:r>
           </w:p>
         </w:tc>
@@ -9608,25 +9128,7 @@
                 <w:sz w:val="18"/>
                 <w:szCs w:val="18"/>
               </w:rPr>
-              <w:t xml:space="preserve">Simplemente se trae de vuelta la comanda que se emitió durante la toma del pedido, esta se suele pegar al paquete del pedido lo cual también incita a la pérdida de </w:t>
-            </w:r>
-            <w:proofErr w:type="gramStart"/>
-            <w:r>
-              <w:rPr>
-                <w:color w:val="000000"/>
-                <w:sz w:val="18"/>
-                <w:szCs w:val="18"/>
-              </w:rPr>
-              <w:t>la misma</w:t>
-            </w:r>
-            <w:proofErr w:type="gramEnd"/>
-            <w:r>
-              <w:rPr>
-                <w:color w:val="000000"/>
-                <w:sz w:val="18"/>
-                <w:szCs w:val="18"/>
-              </w:rPr>
-              <w:t>. Si el pago se realiza en el domicilio, se envuelve el pago en el papel de la comanda.</w:t>
+              <w:t>Simplemente se trae de vuelta la comanda que se emitió durante la toma del pedido, esta se suele pegar al paquete del pedido lo cual también incita a la pérdida de la misma. Si el pago se realiza en el domicilio, se envuelve el pago en el papel de la comanda.</w:t>
             </w:r>
           </w:p>
         </w:tc>
@@ -9913,25 +9415,7 @@
                 <w:sz w:val="18"/>
                 <w:szCs w:val="18"/>
               </w:rPr>
-              <w:t xml:space="preserve">Tener un sistema de Control de Inventario que además de </w:t>
-            </w:r>
-            <w:proofErr w:type="spellStart"/>
-            <w:r>
-              <w:rPr>
-                <w:color w:val="000000"/>
-                <w:sz w:val="18"/>
-                <w:szCs w:val="18"/>
-              </w:rPr>
-              <w:t>poseeer</w:t>
-            </w:r>
-            <w:proofErr w:type="spellEnd"/>
-            <w:r>
-              <w:rPr>
-                <w:color w:val="000000"/>
-                <w:sz w:val="18"/>
-                <w:szCs w:val="18"/>
-              </w:rPr>
-              <w:t xml:space="preserve"> una vista que permita rápidamente informar el stock, ofrezca sugerencias utilizando estadística, facilitando la planeación semanal.</w:t>
+              <w:t>Tener un sistema de Control de Inventario que además de poseeer una vista que permita rápidamente informar el stock, ofrezca sugerencias utilizando estadística, facilitando la planeación semanal.</w:t>
             </w:r>
           </w:p>
         </w:tc>
@@ -10531,25 +10015,7 @@
                 <w:sz w:val="18"/>
                 <w:szCs w:val="18"/>
               </w:rPr>
-              <w:t xml:space="preserve">Las recetas están apiladas en un montón de papel, lo cual puede resultar una búsqueda larga. </w:t>
-            </w:r>
-            <w:proofErr w:type="gramStart"/>
-            <w:r>
-              <w:rPr>
-                <w:color w:val="000000"/>
-                <w:sz w:val="18"/>
-                <w:szCs w:val="18"/>
-              </w:rPr>
-              <w:t>Además</w:t>
-            </w:r>
-            <w:proofErr w:type="gramEnd"/>
-            <w:r>
-              <w:rPr>
-                <w:color w:val="000000"/>
-                <w:sz w:val="18"/>
-                <w:szCs w:val="18"/>
-              </w:rPr>
-              <w:t xml:space="preserve"> que sólo están disponibles en papel, lo cual sólo permite que una persona a la vez vea la receta. Estas también pueden perderse o extraviarse.</w:t>
+              <w:t>Las recetas están apiladas en un montón de papel, lo cual puede resultar una búsqueda larga. Además que sólo están disponibles en papel, lo cual sólo permite que una persona a la vez vea la receta. Estas también pueden perderse o extraviarse.</w:t>
             </w:r>
           </w:p>
         </w:tc>
@@ -10712,25 +10178,7 @@
                 <w:sz w:val="18"/>
                 <w:szCs w:val="18"/>
               </w:rPr>
-              <w:t xml:space="preserve">Los informes de </w:t>
-            </w:r>
-            <w:proofErr w:type="gramStart"/>
-            <w:r>
-              <w:rPr>
-                <w:color w:val="000000"/>
-                <w:sz w:val="18"/>
-                <w:szCs w:val="18"/>
-              </w:rPr>
-              <w:t>proveedores  se</w:t>
-            </w:r>
-            <w:proofErr w:type="gramEnd"/>
-            <w:r>
-              <w:rPr>
-                <w:color w:val="000000"/>
-                <w:sz w:val="18"/>
-                <w:szCs w:val="18"/>
-              </w:rPr>
-              <w:t xml:space="preserve"> entregan en papel a Producción. Existiendo la posibilidad de que se arruine o se pierda.</w:t>
+              <w:t>Los informes de proveedores  se entregan en papel a Producción. Existiendo la posibilidad de que se arruine o se pierda.</w:t>
             </w:r>
           </w:p>
         </w:tc>
@@ -11292,21 +10740,7 @@
         <w:rPr>
           <w:color w:val="000000"/>
         </w:rPr>
-        <w:t xml:space="preserve">Sobre la base de los requerimientos funcionales y no funcionales presentados por la consultora </w:t>
-      </w:r>
-      <w:proofErr w:type="spellStart"/>
-      <w:r>
-        <w:rPr>
-          <w:color w:val="000000"/>
-        </w:rPr>
-        <w:t>WeImprove</w:t>
-      </w:r>
-      <w:proofErr w:type="spellEnd"/>
-      <w:r>
-        <w:rPr>
-          <w:color w:val="000000"/>
-        </w:rPr>
-        <w:t>, la solución planteada por Informática se compone de los siguientes elementos arquitectónicos principales:</w:t>
+        <w:t>Sobre la base de los requerimientos funcionales y no funcionales presentados por la consultora WeImprove, la solución planteada por Informática se compone de los siguientes elementos arquitectónicos principales:</w:t>
       </w:r>
     </w:p>
     <w:p>
@@ -11398,21 +10832,7 @@
         <w:rPr>
           <w:color w:val="000000"/>
         </w:rPr>
-        <w:t xml:space="preserve">Administración </w:t>
-      </w:r>
-      <w:proofErr w:type="spellStart"/>
-      <w:r>
-        <w:rPr>
-          <w:color w:val="000000"/>
-        </w:rPr>
-        <w:t>Cadetería</w:t>
-      </w:r>
-      <w:proofErr w:type="spellEnd"/>
-      <w:r>
-        <w:rPr>
-          <w:color w:val="000000"/>
-        </w:rPr>
-        <w:t xml:space="preserve">: Definido por un módulo que tendrá la posibilidad de confirmar el arribo </w:t>
+        <w:t xml:space="preserve">Administración Cadetería: Definido por un módulo que tendrá la posibilidad de confirmar el arribo </w:t>
       </w:r>
       <w:r>
         <w:rPr>
@@ -11609,35 +11029,7 @@
         <w:rPr>
           <w:color w:val="000000"/>
         </w:rPr>
-        <w:t xml:space="preserve"> generar Entradas Contables, similar a un Libro Diario. Este sistema tendrá la posibilidad de generar informes contables con el mismo </w:t>
-      </w:r>
-      <w:proofErr w:type="gramStart"/>
-      <w:r>
-        <w:rPr>
-          <w:color w:val="000000"/>
-        </w:rPr>
-        <w:t>look</w:t>
-      </w:r>
-      <w:proofErr w:type="gramEnd"/>
-      <w:r>
-        <w:rPr>
-          <w:color w:val="000000"/>
-        </w:rPr>
-        <w:t xml:space="preserve"> and </w:t>
-      </w:r>
-      <w:proofErr w:type="spellStart"/>
-      <w:r>
-        <w:rPr>
-          <w:color w:val="000000"/>
-        </w:rPr>
-        <w:t>feel</w:t>
-      </w:r>
-      <w:proofErr w:type="spellEnd"/>
-      <w:r>
-        <w:rPr>
-          <w:color w:val="000000"/>
-        </w:rPr>
-        <w:t>, basado en las entradas disponibles.</w:t>
+        <w:t xml:space="preserve"> generar Entradas Contables, similar a un Libro Diario. Este sistema tendrá la posibilidad de generar informes contables con el mismo look and feel, basado en las entradas disponibles.</w:t>
       </w:r>
     </w:p>
     <w:p>
@@ -11671,16 +11063,8 @@
         <w:rPr>
           <w:color w:val="000000"/>
         </w:rPr>
-        <w:t xml:space="preserve">Solución </w:t>
-      </w:r>
-      <w:proofErr w:type="spellStart"/>
-      <w:r>
-        <w:rPr>
-          <w:color w:val="000000"/>
-        </w:rPr>
-        <w:t>Backend</w:t>
-      </w:r>
-      <w:proofErr w:type="spellEnd"/>
+        <w:t>Solución Backend</w:t>
+      </w:r>
     </w:p>
     <w:p>
       <w:pPr>
@@ -11696,35 +11080,7 @@
         <w:rPr>
           <w:color w:val="000000"/>
         </w:rPr>
-        <w:t xml:space="preserve">Mantenimiento del Sistema: Conformado por los </w:t>
-      </w:r>
-      <w:proofErr w:type="spellStart"/>
-      <w:r>
-        <w:rPr>
-          <w:color w:val="000000"/>
-        </w:rPr>
-        <w:t>ABMs</w:t>
-      </w:r>
-      <w:proofErr w:type="spellEnd"/>
-      <w:r>
-        <w:rPr>
-          <w:color w:val="000000"/>
-        </w:rPr>
-        <w:t xml:space="preserve"> de todas las tablas que son soporte para el funcionamiento de la Solución tanto Web como Escritorio. Corrobora las reglas y validaciones de los datos ingresados para cada Entidad. </w:t>
-      </w:r>
-      <w:proofErr w:type="gramStart"/>
-      <w:r>
-        <w:rPr>
-          <w:color w:val="000000"/>
-        </w:rPr>
-        <w:t>Además</w:t>
-      </w:r>
-      <w:proofErr w:type="gramEnd"/>
-      <w:r>
-        <w:rPr>
-          <w:color w:val="000000"/>
-        </w:rPr>
-        <w:t xml:space="preserve"> se gestionará la suscripción de eventos entre entidades.</w:t>
+        <w:t>Mantenimiento del Sistema: Conformado por los ABMs de todas las tablas que son soporte para el funcionamiento de la Solución tanto Web como Escritorio. Corrobora las reglas y validaciones de los datos ingresados para cada Entidad. Además se gestionará la suscripción de eventos entre entidades.</w:t>
       </w:r>
     </w:p>
     <w:p>
@@ -11950,35 +11306,7 @@
         <w:rPr>
           <w:color w:val="000000"/>
         </w:rPr>
-        <w:t xml:space="preserve"> así como los Usuarios Externos dispondrán de acceso Web al Administrador </w:t>
-      </w:r>
-      <w:proofErr w:type="spellStart"/>
-      <w:r>
-        <w:rPr>
-          <w:color w:val="000000"/>
-        </w:rPr>
-        <w:t>OnLine</w:t>
-      </w:r>
-      <w:proofErr w:type="spellEnd"/>
-      <w:r>
-        <w:rPr>
-          <w:color w:val="000000"/>
-        </w:rPr>
-        <w:t xml:space="preserve"> a través de un sistema de </w:t>
-      </w:r>
-      <w:proofErr w:type="spellStart"/>
-      <w:r>
-        <w:rPr>
-          <w:color w:val="000000"/>
-        </w:rPr>
-        <w:t>logueo</w:t>
-      </w:r>
-      <w:proofErr w:type="spellEnd"/>
-      <w:r>
-        <w:rPr>
-          <w:color w:val="000000"/>
-        </w:rPr>
-        <w:t>, cada Usuario podrá realizar funciones que el otro no. Un Usuario Externo podrá generar los pedidos necesarios, podrá editarlos y podrá borrarlos, pero no conseguirá acceder ni tener conocimiento sobre los demás Pedidos del resto de Usuarios. Un Usuario Interno no podrá crear o borrar un pedido, pero podrá consultar los diferentes Pedidos, cambiar su Estado y podrá trabajar con su información.</w:t>
+        <w:t xml:space="preserve"> así como los Usuarios Externos dispondrán de acceso Web al Administrador OnLine a través de un sistema de logueo, cada Usuario podrá realizar funciones que el otro no. Un Usuario Externo podrá generar los pedidos necesarios, podrá editarlos y podrá borrarlos, pero no conseguirá acceder ni tener conocimiento sobre los demás Pedidos del resto de Usuarios. Un Usuario Interno no podrá crear o borrar un pedido, pero podrá consultar los diferentes Pedidos, cambiar su Estado y podrá trabajar con su información.</w:t>
       </w:r>
     </w:p>
     <w:p>
@@ -12057,21 +11385,7 @@
         <w:rPr>
           <w:color w:val="000000"/>
         </w:rPr>
-        <w:t xml:space="preserve">Cuando un Pedido tiene todo aprobado, los datos del Pedido son guardados en la Base de Datos </w:t>
-      </w:r>
-      <w:proofErr w:type="spellStart"/>
-      <w:r>
-        <w:rPr>
-          <w:color w:val="000000"/>
-        </w:rPr>
-        <w:t>SQLServer</w:t>
-      </w:r>
-      <w:proofErr w:type="spellEnd"/>
-      <w:r>
-        <w:rPr>
-          <w:color w:val="000000"/>
-        </w:rPr>
-        <w:t>.</w:t>
+        <w:t>Cuando un Pedido tiene todo aprobado, los datos del Pedido son guardados en la Base de Datos SQLServer.</w:t>
       </w:r>
     </w:p>
     <w:p>
@@ -12203,21 +11517,7 @@
         <w:rPr>
           <w:color w:val="000000"/>
         </w:rPr>
-        <w:t xml:space="preserve"> así como los Usuarios Externos dispondrán de acceso Web a la Mensajería a través de un sistema de </w:t>
-      </w:r>
-      <w:proofErr w:type="spellStart"/>
-      <w:r>
-        <w:rPr>
-          <w:color w:val="000000"/>
-        </w:rPr>
-        <w:t>logueo</w:t>
-      </w:r>
-      <w:proofErr w:type="spellEnd"/>
-      <w:r>
-        <w:rPr>
-          <w:color w:val="000000"/>
-        </w:rPr>
-        <w:t>. Ambos tipos de usuario podrán comunicarse mediante esta vía y el usuario Externo será notificado por el negocio mediante este canal.</w:t>
+        <w:t xml:space="preserve"> así como los Usuarios Externos dispondrán de acceso Web a la Mensajería a través de un sistema de logueo. Ambos tipos de usuario podrán comunicarse mediante esta vía y el usuario Externo será notificado por el negocio mediante este canal.</w:t>
       </w:r>
     </w:p>
     <w:p>
@@ -12415,21 +11715,7 @@
         <w:rPr>
           <w:color w:val="000000"/>
         </w:rPr>
-        <w:t xml:space="preserve">Los Usuarios Internos dispondrán de acceso al Administrador de Stock a través de un sistema de </w:t>
-      </w:r>
-      <w:proofErr w:type="spellStart"/>
-      <w:r>
-        <w:rPr>
-          <w:color w:val="000000"/>
-        </w:rPr>
-        <w:t>logueo</w:t>
-      </w:r>
-      <w:proofErr w:type="spellEnd"/>
-      <w:r>
-        <w:rPr>
-          <w:color w:val="000000"/>
-        </w:rPr>
-        <w:t>, cada Usuario podrá realizar funciones que el otro no.</w:t>
+        <w:t>Los Usuarios Internos dispondrán de acceso al Administrador de Stock a través de un sistema de logueo, cada Usuario podrá realizar funciones que el otro no.</w:t>
       </w:r>
     </w:p>
     <w:p>
@@ -12483,21 +11769,7 @@
         <w:rPr>
           <w:color w:val="000000"/>
         </w:rPr>
-        <w:t xml:space="preserve">Cuando el nuevo Stock tiene todo aprobado, los datos </w:t>
-      </w:r>
-      <w:proofErr w:type="gramStart"/>
-      <w:r>
-        <w:rPr>
-          <w:color w:val="000000"/>
-        </w:rPr>
-        <w:t>del mismo</w:t>
-      </w:r>
-      <w:proofErr w:type="gramEnd"/>
-      <w:r>
-        <w:rPr>
-          <w:color w:val="000000"/>
-        </w:rPr>
-        <w:t xml:space="preserve"> son guardados en la Base de Datos.</w:t>
+        <w:t>Cuando el nuevo Stock tiene todo aprobado, los datos del mismo son guardados en la Base de Datos.</w:t>
       </w:r>
     </w:p>
     <w:p>
@@ -12617,21 +11889,7 @@
         <w:rPr>
           <w:color w:val="000000"/>
         </w:rPr>
-        <w:t xml:space="preserve"> con un servidor web. El servidor web estará encargado de servir archivos que serán cargados en el navegador del cliente para poder comunicarse con el servicio de </w:t>
-      </w:r>
-      <w:proofErr w:type="spellStart"/>
-      <w:r>
-        <w:rPr>
-          <w:color w:val="000000"/>
-        </w:rPr>
-        <w:t>Backend</w:t>
-      </w:r>
-      <w:proofErr w:type="spellEnd"/>
-      <w:r>
-        <w:rPr>
-          <w:color w:val="000000"/>
-        </w:rPr>
-        <w:t>.</w:t>
+        <w:t xml:space="preserve"> con un servidor web. El servidor web estará encargado de servir archivos que serán cargados en el navegador del cliente para poder comunicarse con el servicio de Backend.</w:t>
       </w:r>
     </w:p>
     <w:p>
@@ -12667,63 +11925,7 @@
         <w:rPr>
           <w:color w:val="000000"/>
         </w:rPr>
-        <w:t xml:space="preserve">La arquitectura </w:t>
-      </w:r>
-      <w:proofErr w:type="spellStart"/>
-      <w:r>
-        <w:rPr>
-          <w:color w:val="000000"/>
-        </w:rPr>
-        <w:t>Backend</w:t>
-      </w:r>
-      <w:proofErr w:type="spellEnd"/>
-      <w:r>
-        <w:rPr>
-          <w:color w:val="000000"/>
-        </w:rPr>
-        <w:t xml:space="preserve"> adhiere con los principios MVC, en el cual los pedidos son capturados por un </w:t>
-      </w:r>
-      <w:proofErr w:type="spellStart"/>
-      <w:r>
-        <w:rPr>
-          <w:color w:val="000000"/>
-        </w:rPr>
-        <w:t>controller</w:t>
-      </w:r>
-      <w:proofErr w:type="spellEnd"/>
-      <w:r>
-        <w:rPr>
-          <w:color w:val="000000"/>
-        </w:rPr>
-        <w:t xml:space="preserve">, la lógica procesada por una capa de servicios implementada con ASP.NET y una capa de Acceso a Datos que utiliza </w:t>
-      </w:r>
-      <w:proofErr w:type="spellStart"/>
-      <w:r>
-        <w:rPr>
-          <w:color w:val="000000"/>
-        </w:rPr>
-        <w:t>Entity</w:t>
-      </w:r>
-      <w:proofErr w:type="spellEnd"/>
-      <w:r>
-        <w:rPr>
-          <w:color w:val="000000"/>
-        </w:rPr>
-        <w:t xml:space="preserve"> Framework para manejar la lógica necesaria para mantener y utilizar una conexión con una base de datos </w:t>
-      </w:r>
-      <w:proofErr w:type="spellStart"/>
-      <w:r>
-        <w:rPr>
-          <w:color w:val="000000"/>
-        </w:rPr>
-        <w:t>SQLServer</w:t>
-      </w:r>
-      <w:proofErr w:type="spellEnd"/>
-      <w:r>
-        <w:rPr>
-          <w:color w:val="000000"/>
-        </w:rPr>
-        <w:t>.</w:t>
+        <w:t>La arquitectura Backend adhiere con los principios MVC, en el cual los pedidos son capturados por un controller, la lógica procesada por una capa de servicios implementada con ASP.NET y una capa de Acceso a Datos que utiliza Entity Framework para manejar la lógica necesaria para mantener y utilizar una conexión con una base de datos SQLServer.</w:t>
       </w:r>
     </w:p>
     <w:p/>
@@ -12820,21 +12022,7 @@
         <w:rPr>
           <w:color w:val="000000"/>
         </w:rPr>
-        <w:t>Un servidor potente, que utilizará un Hipervisor tipo 1 (</w:t>
-      </w:r>
-      <w:proofErr w:type="spellStart"/>
-      <w:r>
-        <w:rPr>
-          <w:color w:val="000000"/>
-        </w:rPr>
-        <w:t>Bare</w:t>
-      </w:r>
-      <w:proofErr w:type="spellEnd"/>
-      <w:r>
-        <w:rPr>
-          <w:color w:val="000000"/>
-        </w:rPr>
-        <w:t xml:space="preserve"> Metal) y deberá poder alojar lo siguiente sin generar problemas de latencia:</w:t>
+        <w:t>Un servidor potente, que utilizará un Hipervisor tipo 1 (Bare Metal) y deberá poder alojar lo siguiente sin generar problemas de latencia:</w:t>
       </w:r>
     </w:p>
     <w:p>
@@ -12851,21 +12039,7 @@
         <w:rPr>
           <w:color w:val="000000"/>
         </w:rPr>
-        <w:t xml:space="preserve">Un servidor de bases de datos. Preferentemente </w:t>
-      </w:r>
-      <w:proofErr w:type="spellStart"/>
-      <w:r>
-        <w:rPr>
-          <w:color w:val="000000"/>
-        </w:rPr>
-        <w:t>SQLServer</w:t>
-      </w:r>
-      <w:proofErr w:type="spellEnd"/>
-      <w:r>
-        <w:rPr>
-          <w:color w:val="000000"/>
-        </w:rPr>
-        <w:t>.</w:t>
+        <w:t>Un servidor de bases de datos. Preferentemente SQLServer.</w:t>
       </w:r>
     </w:p>
     <w:p>
@@ -12882,49 +12056,7 @@
         <w:rPr>
           <w:color w:val="000000"/>
         </w:rPr>
-        <w:t xml:space="preserve">Un firewall. Preferentemente </w:t>
-      </w:r>
-      <w:proofErr w:type="spellStart"/>
-      <w:r>
-        <w:rPr>
-          <w:color w:val="000000"/>
-        </w:rPr>
-        <w:t>pfSense</w:t>
-      </w:r>
-      <w:proofErr w:type="spellEnd"/>
-      <w:r>
-        <w:rPr>
-          <w:color w:val="000000"/>
-        </w:rPr>
-        <w:t xml:space="preserve"> </w:t>
-      </w:r>
-      <w:proofErr w:type="spellStart"/>
-      <w:r>
-        <w:rPr>
-          <w:color w:val="000000"/>
-        </w:rPr>
-        <w:t>Community</w:t>
-      </w:r>
-      <w:proofErr w:type="spellEnd"/>
-      <w:r>
-        <w:rPr>
-          <w:color w:val="000000"/>
-        </w:rPr>
-        <w:t xml:space="preserve"> </w:t>
-      </w:r>
-      <w:proofErr w:type="spellStart"/>
-      <w:r>
-        <w:rPr>
-          <w:color w:val="000000"/>
-        </w:rPr>
-        <w:t>Edition</w:t>
-      </w:r>
-      <w:proofErr w:type="spellEnd"/>
-      <w:r>
-        <w:rPr>
-          <w:color w:val="000000"/>
-        </w:rPr>
-        <w:t>.</w:t>
+        <w:t>Un firewall. Preferentemente pfSense Community Edition.</w:t>
       </w:r>
     </w:p>
     <w:p>
@@ -12941,21 +12073,7 @@
         <w:rPr>
           <w:color w:val="000000"/>
         </w:rPr>
-        <w:t xml:space="preserve">Un servidor VPN. Preferentemente </w:t>
-      </w:r>
-      <w:proofErr w:type="spellStart"/>
-      <w:r>
-        <w:rPr>
-          <w:color w:val="000000"/>
-        </w:rPr>
-        <w:t>Wireguard</w:t>
-      </w:r>
-      <w:proofErr w:type="spellEnd"/>
-      <w:r>
-        <w:rPr>
-          <w:color w:val="000000"/>
-        </w:rPr>
-        <w:t>.</w:t>
+        <w:t>Un servidor VPN. Preferentemente Wireguard.</w:t>
       </w:r>
     </w:p>
     <w:p>
@@ -12989,21 +12107,7 @@
         <w:rPr>
           <w:color w:val="000000"/>
         </w:rPr>
-        <w:t xml:space="preserve">Un servidor para el servicio de </w:t>
-      </w:r>
-      <w:proofErr w:type="spellStart"/>
-      <w:r>
-        <w:rPr>
-          <w:color w:val="000000"/>
-        </w:rPr>
-        <w:t>Backend</w:t>
-      </w:r>
-      <w:proofErr w:type="spellEnd"/>
-      <w:r>
-        <w:rPr>
-          <w:color w:val="000000"/>
-        </w:rPr>
-        <w:t>.</w:t>
+        <w:t>Un servidor para el servicio de Backend.</w:t>
       </w:r>
     </w:p>
     <w:p>
@@ -13101,21 +12205,7 @@
         <w:rPr>
           <w:color w:val="000000"/>
         </w:rPr>
-        <w:t xml:space="preserve">Haciendo un total de 6 computadoras. </w:t>
-      </w:r>
-      <w:proofErr w:type="gramStart"/>
-      <w:r>
-        <w:rPr>
-          <w:color w:val="000000"/>
-        </w:rPr>
-        <w:t>Estas computadora</w:t>
-      </w:r>
-      <w:proofErr w:type="gramEnd"/>
-      <w:r>
-        <w:rPr>
-          <w:color w:val="000000"/>
-        </w:rPr>
-        <w:t xml:space="preserve"> deberán tener un sistema operativo Windows 11 Home.</w:t>
+        <w:t>Haciendo un total de 6 computadoras. Estas computadora deberán tener un sistema operativo Windows 11 Home.</w:t>
       </w:r>
     </w:p>
     <w:p>
@@ -13132,21 +12222,7 @@
         <w:rPr>
           <w:color w:val="000000"/>
         </w:rPr>
-        <w:t xml:space="preserve">Teléfono inteligente para </w:t>
-      </w:r>
-      <w:proofErr w:type="spellStart"/>
-      <w:r>
-        <w:rPr>
-          <w:color w:val="000000"/>
-        </w:rPr>
-        <w:t>Cadetería</w:t>
-      </w:r>
-      <w:proofErr w:type="spellEnd"/>
-      <w:r>
-        <w:rPr>
-          <w:color w:val="000000"/>
-        </w:rPr>
-        <w:t>.</w:t>
+        <w:t>Teléfono inteligente para Cadetería.</w:t>
       </w:r>
     </w:p>
     <w:p/>
@@ -13175,63 +12251,7 @@
         <w:rPr>
           <w:color w:val="000000"/>
         </w:rPr>
-        <w:t xml:space="preserve">Se utilizará la infraestructura provista por servicios de nube como AWS, por lo que la seguridad será configurada desde la interfaz del proveedor y correrá por cuenta </w:t>
-      </w:r>
-      <w:proofErr w:type="gramStart"/>
-      <w:r>
-        <w:rPr>
-          <w:color w:val="000000"/>
-        </w:rPr>
-        <w:t>del mismo</w:t>
-      </w:r>
-      <w:proofErr w:type="gramEnd"/>
-      <w:r>
-        <w:rPr>
-          <w:color w:val="000000"/>
-        </w:rPr>
-        <w:t xml:space="preserve">. El servidor Web y el servicio </w:t>
-      </w:r>
-      <w:proofErr w:type="spellStart"/>
-      <w:r>
-        <w:rPr>
-          <w:color w:val="000000"/>
-        </w:rPr>
-        <w:t>Backend</w:t>
-      </w:r>
-      <w:proofErr w:type="spellEnd"/>
-      <w:r>
-        <w:rPr>
-          <w:color w:val="000000"/>
-        </w:rPr>
-        <w:t xml:space="preserve"> estarán alojados de manera remota. Esto representará un costo mensual que pueda incrementar con el tráfico generado y los recursos requeridos por los servicios, </w:t>
-      </w:r>
-      <w:proofErr w:type="gramStart"/>
-      <w:r>
-        <w:rPr>
-          <w:color w:val="000000"/>
-        </w:rPr>
-        <w:t>que</w:t>
-      </w:r>
-      <w:proofErr w:type="gramEnd"/>
-      <w:r>
-        <w:rPr>
-          <w:color w:val="000000"/>
-        </w:rPr>
-        <w:t xml:space="preserve"> en un principio, pueden ser pocos. Por lo </w:t>
-      </w:r>
-      <w:proofErr w:type="gramStart"/>
-      <w:r>
-        <w:rPr>
-          <w:color w:val="000000"/>
-        </w:rPr>
-        <w:t>tanto</w:t>
-      </w:r>
-      <w:proofErr w:type="gramEnd"/>
-      <w:r>
-        <w:rPr>
-          <w:color w:val="000000"/>
-        </w:rPr>
-        <w:t xml:space="preserve"> sólo se requerirá:</w:t>
+        <w:t>Se utilizará la infraestructura provista por servicios de nube como AWS, por lo que la seguridad será configurada desde la interfaz del proveedor y correrá por cuenta del mismo. El servidor Web y el servicio Backend estarán alojados de manera remota. Esto representará un costo mensual que pueda incrementar con el tráfico generado y los recursos requeridos por los servicios, que en un principio, pueden ser pocos. Por lo tanto sólo se requerirá:</w:t>
       </w:r>
     </w:p>
     <w:p>
@@ -13343,42 +12363,20 @@
         <w:rPr>
           <w:color w:val="000000"/>
         </w:rPr>
-        <w:t xml:space="preserve">Haciendo un total de 4 computadoras. </w:t>
-      </w:r>
-      <w:proofErr w:type="gramStart"/>
-      <w:r>
-        <w:rPr>
-          <w:color w:val="000000"/>
-        </w:rPr>
-        <w:t>Estas computadora</w:t>
-      </w:r>
-      <w:proofErr w:type="gramEnd"/>
-      <w:r>
-        <w:rPr>
-          <w:color w:val="000000"/>
-        </w:rPr>
-        <w:t xml:space="preserve"> deberán tener un sistema operativo Windows 7/10/11 Home.</w:t>
-      </w:r>
-    </w:p>
-    <w:p>
-      <w:pPr>
-        <w:rPr>
-          <w:color w:val="000000"/>
-        </w:rPr>
-      </w:pPr>
-      <w:proofErr w:type="spellStart"/>
-      <w:r>
-        <w:rPr>
-          <w:color w:val="000000"/>
-        </w:rPr>
-        <w:t>Cadetería</w:t>
-      </w:r>
-      <w:proofErr w:type="spellEnd"/>
-      <w:r>
-        <w:rPr>
-          <w:color w:val="000000"/>
-        </w:rPr>
-        <w:t xml:space="preserve"> deberá utilizar su propio teléfono inteligente para acceder a la aplicación web.</w:t>
+        <w:t>Haciendo un total de 4 computadoras. Estas computadora deberán tener un sistema operativo Windows 7/10/11 Home.</w:t>
+      </w:r>
+    </w:p>
+    <w:p>
+      <w:pPr>
+        <w:rPr>
+          <w:color w:val="000000"/>
+        </w:rPr>
+      </w:pPr>
+      <w:r>
+        <w:rPr>
+          <w:color w:val="000000"/>
+        </w:rPr>
+        <w:t>Cadetería deberá utilizar su propio teléfono inteligente para acceder a la aplicación web.</w:t>
       </w:r>
     </w:p>
     <w:p>
@@ -14059,18 +13057,8 @@
                 <w:sz w:val="18"/>
                 <w:szCs w:val="18"/>
               </w:rPr>
-              <w:t xml:space="preserve">Reducir los tiempos de </w:t>
-            </w:r>
-            <w:proofErr w:type="spellStart"/>
-            <w:r>
-              <w:rPr>
-                <w:color w:val="000000"/>
-                <w:sz w:val="18"/>
-                <w:szCs w:val="18"/>
-              </w:rPr>
-              <w:t>Cadetería</w:t>
-            </w:r>
-            <w:proofErr w:type="spellEnd"/>
+              <w:t>Reducir los tiempos de Cadetería</w:t>
+            </w:r>
           </w:p>
         </w:tc>
       </w:tr>
@@ -15610,21 +14598,7 @@
         <w:rPr>
           <w:color w:val="000000"/>
         </w:rPr>
-        <w:t xml:space="preserve">No se realizará la solución con capacidad </w:t>
-      </w:r>
-      <w:proofErr w:type="spellStart"/>
-      <w:r>
-        <w:rPr>
-          <w:color w:val="000000"/>
-        </w:rPr>
-        <w:t>multidioma</w:t>
-      </w:r>
-      <w:proofErr w:type="spellEnd"/>
-      <w:r>
-        <w:rPr>
-          <w:color w:val="000000"/>
-        </w:rPr>
-        <w:t>.</w:t>
+        <w:t>No se realizará la solución con capacidad multidioma.</w:t>
       </w:r>
       <w:bookmarkEnd w:id="49"/>
     </w:p>
@@ -15644,21 +14618,7 @@
         <w:rPr>
           <w:color w:val="000000"/>
         </w:rPr>
-        <w:t xml:space="preserve">No se realizará la solución con capacidad </w:t>
-      </w:r>
-      <w:proofErr w:type="spellStart"/>
-      <w:r>
-        <w:rPr>
-          <w:color w:val="000000"/>
-        </w:rPr>
-        <w:t>multipaís</w:t>
-      </w:r>
-      <w:proofErr w:type="spellEnd"/>
-      <w:r>
-        <w:rPr>
-          <w:color w:val="000000"/>
-        </w:rPr>
-        <w:t>.</w:t>
+        <w:t>No se realizará la solución con capacidad multipaís.</w:t>
       </w:r>
       <w:bookmarkEnd w:id="50"/>
     </w:p>
@@ -15778,21 +14738,7 @@
         <w:rPr>
           <w:color w:val="000000"/>
         </w:rPr>
-        <w:t xml:space="preserve">No se </w:t>
-      </w:r>
-      <w:proofErr w:type="spellStart"/>
-      <w:r>
-        <w:rPr>
-          <w:color w:val="000000"/>
-        </w:rPr>
-        <w:t>sanitizaran</w:t>
-      </w:r>
-      <w:proofErr w:type="spellEnd"/>
-      <w:r>
-        <w:rPr>
-          <w:color w:val="000000"/>
-        </w:rPr>
-        <w:t xml:space="preserve"> planillas de cálculo ni archivos de papel si es que estos tuvieran datos faltantes.</w:t>
+        <w:t>No se sanitizaran planillas de cálculo ni archivos de papel si es que estos tuvieran datos faltantes.</w:t>
       </w:r>
       <w:bookmarkEnd w:id="56"/>
     </w:p>
@@ -15860,19 +14806,11 @@
           <w:color w:val="000000"/>
         </w:rPr>
       </w:pPr>
-      <w:proofErr w:type="spellStart"/>
-      <w:r>
-        <w:rPr>
-          <w:color w:val="000000"/>
-        </w:rPr>
-        <w:t>Pentesting</w:t>
-      </w:r>
-      <w:proofErr w:type="spellEnd"/>
-      <w:r>
-        <w:rPr>
-          <w:color w:val="000000"/>
-        </w:rPr>
-        <w:t>.</w:t>
+      <w:r>
+        <w:rPr>
+          <w:color w:val="000000"/>
+        </w:rPr>
+        <w:t>Pentesting.</w:t>
       </w:r>
     </w:p>
     <w:p>
@@ -15906,35 +14844,7 @@
         <w:rPr>
           <w:color w:val="000000"/>
         </w:rPr>
-        <w:t xml:space="preserve">No se aceptarán soluciones Low </w:t>
-      </w:r>
-      <w:proofErr w:type="spellStart"/>
-      <w:r>
-        <w:rPr>
-          <w:color w:val="000000"/>
-        </w:rPr>
-        <w:t>Code</w:t>
-      </w:r>
-      <w:proofErr w:type="spellEnd"/>
-      <w:r>
-        <w:rPr>
-          <w:color w:val="000000"/>
-        </w:rPr>
-        <w:t xml:space="preserve">/No </w:t>
-      </w:r>
-      <w:proofErr w:type="spellStart"/>
-      <w:r>
-        <w:rPr>
-          <w:color w:val="000000"/>
-        </w:rPr>
-        <w:t>Code</w:t>
-      </w:r>
-      <w:proofErr w:type="spellEnd"/>
-      <w:r>
-        <w:rPr>
-          <w:color w:val="000000"/>
-        </w:rPr>
-        <w:t xml:space="preserve"> que no estén ofrecidas como una extensión oficial dentro del entorno de desarrollo de Microsoft, Visual Studio.</w:t>
+        <w:t>No se aceptarán soluciones Low Code/No Code que no estén ofrecidas como una extensión oficial dentro del entorno de desarrollo de Microsoft, Visual Studio.</w:t>
       </w:r>
     </w:p>
     <w:p>
@@ -17533,52 +16443,14 @@
                 <w:szCs w:val="18"/>
               </w:rPr>
             </w:pPr>
-            <w:proofErr w:type="spellStart"/>
-            <w:r>
-              <w:rPr>
-                <w:color w:val="000000"/>
-                <w:sz w:val="18"/>
-                <w:szCs w:val="18"/>
-              </w:rPr>
-              <w:t>MissTortas</w:t>
-            </w:r>
-            <w:proofErr w:type="spellEnd"/>
-            <w:r>
-              <w:rPr>
-                <w:color w:val="000000"/>
-                <w:sz w:val="18"/>
-                <w:szCs w:val="18"/>
-              </w:rPr>
-              <w:t xml:space="preserve"> </w:t>
-            </w:r>
-            <w:proofErr w:type="spellStart"/>
-            <w:r>
-              <w:rPr>
-                <w:color w:val="000000"/>
-                <w:sz w:val="18"/>
-                <w:szCs w:val="18"/>
-              </w:rPr>
-              <w:t>Bakery</w:t>
-            </w:r>
-            <w:proofErr w:type="spellEnd"/>
-            <w:r>
-              <w:rPr>
-                <w:color w:val="000000"/>
-                <w:sz w:val="18"/>
-                <w:szCs w:val="18"/>
-              </w:rPr>
-              <w:t xml:space="preserve"> </w:t>
-            </w:r>
-            <w:proofErr w:type="gramStart"/>
-            <w:r>
-              <w:rPr>
-                <w:color w:val="000000"/>
-                <w:sz w:val="18"/>
-                <w:szCs w:val="18"/>
-              </w:rPr>
-              <w:t>S.A</w:t>
-            </w:r>
-            <w:proofErr w:type="gramEnd"/>
+            <w:r>
+              <w:rPr>
+                <w:color w:val="000000"/>
+                <w:sz w:val="18"/>
+                <w:szCs w:val="18"/>
+              </w:rPr>
+              <w:t>MissTortas Bakery S.A</w:t>
+            </w:r>
           </w:p>
         </w:tc>
         <w:tc>
@@ -20287,14 +19159,9 @@
       </w:pPr>
       <w:bookmarkStart w:id="70" w:name="__RefHeading___Toc9360_95797178"/>
       <w:r>
-        <w:t xml:space="preserve">Administración de </w:t>
-      </w:r>
-      <w:proofErr w:type="spellStart"/>
-      <w:r>
-        <w:t>Cadetería</w:t>
+        <w:t>Administración de Cadetería</w:t>
       </w:r>
       <w:bookmarkEnd w:id="70"/>
-      <w:proofErr w:type="spellEnd"/>
     </w:p>
     <w:tbl>
       <w:tblPr>
@@ -24490,25 +23357,7 @@
           <w:sz w:val="18"/>
           <w:szCs w:val="18"/>
         </w:rPr>
-        <w:t xml:space="preserve">: Se implementarán sólo aquellos requerimientos que tengan prioridad “Alta”. Los demás se realizarán en otro </w:t>
-      </w:r>
-      <w:proofErr w:type="spellStart"/>
-      <w:r>
-        <w:rPr>
-          <w:color w:val="000000"/>
-          <w:sz w:val="18"/>
-          <w:szCs w:val="18"/>
-        </w:rPr>
-        <w:t>Release</w:t>
-      </w:r>
-      <w:proofErr w:type="spellEnd"/>
-      <w:r>
-        <w:rPr>
-          <w:color w:val="000000"/>
-          <w:sz w:val="18"/>
-          <w:szCs w:val="18"/>
-        </w:rPr>
-        <w:t>, cuando el cliente lo solicite.</w:t>
+        <w:t>: Se implementarán sólo aquellos requerimientos que tengan prioridad “Alta”. Los demás se realizarán en otro Release, cuando el cliente lo solicite.</w:t>
       </w:r>
     </w:p>
     <w:p>
@@ -24579,10 +23428,7 @@
       </w:pPr>
       <w:bookmarkStart w:id="80" w:name="__RefHeading___Toc9269_3966994088_Copy_1"/>
       <w:r>
-        <w:t>Limitaciones de</w:t>
-      </w:r>
-      <w:r>
-        <w:t xml:space="preserve"> la Organización</w:t>
+        <w:t>Limitaciones de la Organización</w:t>
       </w:r>
       <w:bookmarkEnd w:id="80"/>
     </w:p>
@@ -26005,18 +24851,8 @@
                 <w:sz w:val="18"/>
                 <w:szCs w:val="18"/>
               </w:rPr>
-              <w:t xml:space="preserve">Aplicación Web basada en </w:t>
-            </w:r>
-            <w:proofErr w:type="spellStart"/>
-            <w:r>
-              <w:rPr>
-                <w:color w:val="000000"/>
-                <w:sz w:val="18"/>
-                <w:szCs w:val="18"/>
-              </w:rPr>
-              <w:t>React</w:t>
-            </w:r>
-            <w:proofErr w:type="spellEnd"/>
+              <w:t>Aplicación Web basada en React</w:t>
+            </w:r>
           </w:p>
         </w:tc>
         <w:tc>
@@ -27087,14 +25923,9 @@
       </w:pPr>
       <w:bookmarkStart w:id="88" w:name="__RefHeading___Toc9506_3664586"/>
       <w:r>
-        <w:t xml:space="preserve">Diseño de </w:t>
-      </w:r>
-      <w:proofErr w:type="spellStart"/>
-      <w:r>
-        <w:t>Imágen</w:t>
+        <w:t>Diseño de Imágen</w:t>
       </w:r>
       <w:bookmarkEnd w:id="88"/>
-      <w:proofErr w:type="spellEnd"/>
     </w:p>
     <w:tbl>
       <w:tblPr>
@@ -27272,39 +26103,7 @@
                 <w:sz w:val="18"/>
                 <w:szCs w:val="18"/>
               </w:rPr>
-              <w:t xml:space="preserve">Se </w:t>
-            </w:r>
-            <w:proofErr w:type="gramStart"/>
-            <w:r>
-              <w:rPr>
-                <w:sz w:val="18"/>
-                <w:szCs w:val="18"/>
-              </w:rPr>
-              <w:t>utilizaran</w:t>
-            </w:r>
-            <w:proofErr w:type="gramEnd"/>
-            <w:r>
-              <w:rPr>
-                <w:sz w:val="18"/>
-                <w:szCs w:val="18"/>
-              </w:rPr>
-              <w:t xml:space="preserve"> formatos basados en la página web actual de la Municipalidad de </w:t>
-            </w:r>
-            <w:proofErr w:type="spellStart"/>
-            <w:r>
-              <w:rPr>
-                <w:sz w:val="18"/>
-                <w:szCs w:val="18"/>
-              </w:rPr>
-              <w:t>Firmat</w:t>
-            </w:r>
-            <w:proofErr w:type="spellEnd"/>
-            <w:r>
-              <w:rPr>
-                <w:sz w:val="18"/>
-                <w:szCs w:val="18"/>
-              </w:rPr>
-              <w:t>.</w:t>
+              <w:t>Se utilizaran formatos basados en la página web actual de la Municipalidad de Firmat.</w:t>
             </w:r>
           </w:p>
         </w:tc>
@@ -27719,18 +26518,8 @@
                 <w:sz w:val="18"/>
                 <w:szCs w:val="18"/>
               </w:rPr>
-              <w:t xml:space="preserve">De Programación: </w:t>
-            </w:r>
-            <w:proofErr w:type="spellStart"/>
-            <w:r>
-              <w:rPr>
-                <w:color w:val="000000"/>
-                <w:sz w:val="18"/>
-                <w:szCs w:val="18"/>
-              </w:rPr>
-              <w:t>Typescript</w:t>
-            </w:r>
-            <w:proofErr w:type="spellEnd"/>
+              <w:t>De Programación: Typescript</w:t>
+            </w:r>
           </w:p>
         </w:tc>
       </w:tr>
@@ -27818,18 +26607,8 @@
                 <w:sz w:val="18"/>
                 <w:szCs w:val="18"/>
               </w:rPr>
-              <w:t xml:space="preserve">De Programación: </w:t>
-            </w:r>
-            <w:proofErr w:type="spellStart"/>
-            <w:r>
-              <w:rPr>
-                <w:color w:val="000000"/>
-                <w:sz w:val="18"/>
-                <w:szCs w:val="18"/>
-              </w:rPr>
-              <w:t>React</w:t>
-            </w:r>
-            <w:proofErr w:type="spellEnd"/>
+              <w:t>De Programación: React</w:t>
+            </w:r>
           </w:p>
         </w:tc>
       </w:tr>
@@ -28098,36 +26877,8 @@
                 <w:sz w:val="18"/>
                 <w:szCs w:val="18"/>
               </w:rPr>
-              <w:t xml:space="preserve">De </w:t>
-            </w:r>
-            <w:proofErr w:type="spellStart"/>
-            <w:r>
-              <w:rPr>
-                <w:color w:val="000000"/>
-                <w:sz w:val="18"/>
-                <w:szCs w:val="18"/>
-              </w:rPr>
-              <w:t>Nomenclación</w:t>
-            </w:r>
-            <w:proofErr w:type="spellEnd"/>
-            <w:r>
-              <w:rPr>
-                <w:color w:val="000000"/>
-                <w:sz w:val="18"/>
-                <w:szCs w:val="18"/>
-              </w:rPr>
-              <w:t xml:space="preserve">: </w:t>
-            </w:r>
-            <w:proofErr w:type="spellStart"/>
-            <w:r>
-              <w:rPr>
-                <w:color w:val="000000"/>
-                <w:sz w:val="18"/>
-                <w:szCs w:val="18"/>
-              </w:rPr>
-              <w:t>SQLServer</w:t>
-            </w:r>
-            <w:proofErr w:type="spellEnd"/>
+              <w:t>De Nomenclación: SQLServer</w:t>
+            </w:r>
           </w:p>
         </w:tc>
       </w:tr>
@@ -28419,18 +27170,8 @@
                 <w:sz w:val="18"/>
                 <w:szCs w:val="18"/>
               </w:rPr>
-              <w:t xml:space="preserve">Existen ambientes de </w:t>
-            </w:r>
-            <w:proofErr w:type="spellStart"/>
-            <w:r>
-              <w:rPr>
-                <w:color w:val="000000"/>
-                <w:sz w:val="18"/>
-                <w:szCs w:val="18"/>
-              </w:rPr>
-              <w:t>staging</w:t>
-            </w:r>
-            <w:proofErr w:type="spellEnd"/>
+              <w:t>Existen ambientes de staging</w:t>
+            </w:r>
           </w:p>
         </w:tc>
         <w:tc>
@@ -28456,7 +27197,6 @@
                 <w:szCs w:val="18"/>
               </w:rPr>
             </w:pPr>
-            <w:proofErr w:type="spellStart"/>
             <w:r>
               <w:rPr>
                 <w:color w:val="000000"/>
@@ -28465,7 +27205,6 @@
               </w:rPr>
               <w:t>Idem</w:t>
             </w:r>
-            <w:proofErr w:type="spellEnd"/>
           </w:p>
         </w:tc>
       </w:tr>
@@ -29459,62 +28198,26 @@
                 <w:sz w:val="18"/>
                 <w:szCs w:val="18"/>
               </w:rPr>
-              <w:t xml:space="preserve">Se mantendrán los estándares de </w:t>
-            </w:r>
-            <w:proofErr w:type="gramStart"/>
-            <w:r>
-              <w:rPr>
-                <w:color w:val="000000"/>
-                <w:sz w:val="18"/>
-                <w:szCs w:val="18"/>
-              </w:rPr>
-              <w:t>.NET</w:t>
-            </w:r>
-            <w:proofErr w:type="gramEnd"/>
-            <w:r>
-              <w:rPr>
-                <w:color w:val="000000"/>
-                <w:sz w:val="18"/>
-                <w:szCs w:val="18"/>
-              </w:rPr>
-              <w:t xml:space="preserve"> pero este hecho no asegura la portabilidad entre diferentes servidores de aplicaciones sin necesidad de realizar cambios.</w:t>
-            </w:r>
-          </w:p>
-          <w:p>
-            <w:pPr>
-              <w:widowControl w:val="0"/>
-              <w:jc w:val="left"/>
-              <w:rPr>
-                <w:color w:val="000000"/>
-                <w:sz w:val="18"/>
-                <w:szCs w:val="18"/>
-              </w:rPr>
-            </w:pPr>
-            <w:r>
-              <w:rPr>
-                <w:color w:val="000000"/>
-                <w:sz w:val="18"/>
-                <w:szCs w:val="18"/>
-              </w:rPr>
-              <w:t xml:space="preserve">Es conveniente aclarar que esto no es una restricción impuesta arbitrariamente por ENRG </w:t>
-            </w:r>
-            <w:proofErr w:type="spellStart"/>
-            <w:r>
-              <w:rPr>
-                <w:color w:val="000000"/>
-                <w:sz w:val="18"/>
-                <w:szCs w:val="18"/>
-              </w:rPr>
-              <w:t>Labs</w:t>
-            </w:r>
-            <w:proofErr w:type="spellEnd"/>
-            <w:r>
-              <w:rPr>
-                <w:color w:val="000000"/>
-                <w:sz w:val="18"/>
-                <w:szCs w:val="18"/>
-              </w:rPr>
-              <w:t>, sino que es inherente a la plataforma tecnológica.</w:t>
+              <w:t>Se mantendrán los estándares de .NET pero este hecho no asegura la portabilidad entre diferentes servidores de aplicaciones sin necesidad de realizar cambios.</w:t>
+            </w:r>
+          </w:p>
+          <w:p>
+            <w:pPr>
+              <w:widowControl w:val="0"/>
+              <w:jc w:val="left"/>
+              <w:rPr>
+                <w:color w:val="000000"/>
+                <w:sz w:val="18"/>
+                <w:szCs w:val="18"/>
+              </w:rPr>
+            </w:pPr>
+            <w:r>
+              <w:rPr>
+                <w:color w:val="000000"/>
+                <w:sz w:val="18"/>
+                <w:szCs w:val="18"/>
+              </w:rPr>
+              <w:t>Es conveniente aclarar que esto no es una restricción impuesta arbitrariamente por ENRG Labs, sino que es inherente a la plataforma tecnológica.</w:t>
             </w:r>
           </w:p>
         </w:tc>
@@ -30150,18 +28853,8 @@
                 <w:sz w:val="18"/>
                 <w:szCs w:val="18"/>
               </w:rPr>
-              <w:t xml:space="preserve">Topología de red: Ethernet, WAN con </w:t>
-            </w:r>
-            <w:proofErr w:type="spellStart"/>
-            <w:r>
-              <w:rPr>
-                <w:color w:val="000000"/>
-                <w:sz w:val="18"/>
-                <w:szCs w:val="18"/>
-              </w:rPr>
-              <w:t>firewall’s</w:t>
-            </w:r>
-            <w:proofErr w:type="spellEnd"/>
+              <w:t>Topología de red: Ethernet, WAN con firewall’s</w:t>
+            </w:r>
           </w:p>
         </w:tc>
         <w:tc>
@@ -30340,13 +29033,8 @@
               <w:jc w:val="center"/>
             </w:pPr>
             <w:r>
-              <w:t xml:space="preserve">Nahir </w:t>
-            </w:r>
-            <w:proofErr w:type="spellStart"/>
-            <w:r>
-              <w:t>Gonzalez</w:t>
-            </w:r>
-            <w:proofErr w:type="spellEnd"/>
+              <w:t>Nahir Gonzalez</w:t>
+            </w:r>
           </w:p>
           <w:p>
             <w:pPr>
@@ -30362,21 +29050,8 @@
               <w:widowControl w:val="0"/>
               <w:jc w:val="center"/>
             </w:pPr>
-            <w:proofErr w:type="spellStart"/>
-            <w:r>
-              <w:t>MissTortas</w:t>
-            </w:r>
-            <w:proofErr w:type="spellEnd"/>
-            <w:r>
-              <w:t xml:space="preserve"> </w:t>
-            </w:r>
-            <w:proofErr w:type="spellStart"/>
-            <w:r>
-              <w:t>Bakery</w:t>
-            </w:r>
-            <w:proofErr w:type="spellEnd"/>
-            <w:r>
-              <w:t xml:space="preserve"> S.A</w:t>
+            <w:r>
+              <w:t>MissTortas Bakery S.A</w:t>
             </w:r>
           </w:p>
           <w:p>
@@ -30457,13 +29132,8 @@
               <w:jc w:val="center"/>
             </w:pPr>
             <w:r>
-              <w:t xml:space="preserve">ENRG </w:t>
-            </w:r>
-            <w:proofErr w:type="spellStart"/>
-            <w:r>
-              <w:t>Labs</w:t>
-            </w:r>
-            <w:proofErr w:type="spellEnd"/>
+              <w:t>ENRG Labs</w:t>
+            </w:r>
           </w:p>
           <w:p>
             <w:pPr>
@@ -30715,7 +29385,6 @@
               <w:color w:val="706E0C"/>
             </w:rPr>
           </w:pPr>
-          <w:proofErr w:type="spellStart"/>
           <w:r>
             <w:rPr>
               <w:b/>
@@ -30724,40 +29393,7 @@
               <w:sz w:val="24"/>
               <w:szCs w:val="24"/>
             </w:rPr>
-            <w:t>MissTortas</w:t>
-          </w:r>
-          <w:proofErr w:type="spellEnd"/>
-          <w:r>
-            <w:rPr>
-              <w:b/>
-              <w:smallCaps/>
-              <w:color w:val="706E0C"/>
-              <w:sz w:val="24"/>
-              <w:szCs w:val="24"/>
-            </w:rPr>
-            <w:t xml:space="preserve"> </w:t>
-          </w:r>
-          <w:proofErr w:type="spellStart"/>
-          <w:r>
-            <w:rPr>
-              <w:b/>
-              <w:smallCaps/>
-              <w:color w:val="706E0C"/>
-              <w:sz w:val="24"/>
-              <w:szCs w:val="24"/>
-            </w:rPr>
-            <w:t>Bakery</w:t>
-          </w:r>
-          <w:proofErr w:type="spellEnd"/>
-          <w:r>
-            <w:rPr>
-              <w:b/>
-              <w:smallCaps/>
-              <w:color w:val="706E0C"/>
-              <w:sz w:val="24"/>
-              <w:szCs w:val="24"/>
-            </w:rPr>
-            <w:t xml:space="preserve"> - VISION</w:t>
+            <w:t>MissTortas Bakery - VISION</w:t>
           </w:r>
         </w:p>
         <w:p>
@@ -30780,18 +29416,8 @@
               <w:sz w:val="24"/>
               <w:szCs w:val="24"/>
             </w:rPr>
-            <w:t xml:space="preserve">ENRG </w:t>
+            <w:t>ENRG Labs</w:t>
           </w:r>
-          <w:proofErr w:type="spellStart"/>
-          <w:r>
-            <w:rPr>
-              <w:color w:val="7B7B7B"/>
-              <w:sz w:val="24"/>
-              <w:szCs w:val="24"/>
-            </w:rPr>
-            <w:t>Labs</w:t>
-          </w:r>
-          <w:proofErr w:type="spellEnd"/>
         </w:p>
       </w:tc>
       <w:tc>
